--- a/BIMASAKTI_11/1.00/PROGRAM/BS Program/SPEC/PMT06000/PMT06000 Overtime Request.docx
+++ b/BIMASAKTI_11/1.00/PROGRAM/BS Program/SPEC/PMT06000/PMT06000 Overtime Request.docx
@@ -1,6 +1,6 @@
 
 <file path=word/document.xml><?xml version="1.0" encoding="utf-8"?>
-<w:document xmlns:wpc="http://schemas.microsoft.com/office/word/2010/wordprocessingCanvas" xmlns:cx="http://schemas.microsoft.com/office/drawing/2014/chartex" xmlns:cx1="http://schemas.microsoft.com/office/drawing/2015/9/8/chartex" xmlns:cx2="http://schemas.microsoft.com/office/drawing/2015/10/21/chartex" xmlns:cx3="http://schemas.microsoft.com/office/drawing/2016/5/9/chartex" xmlns:cx4="http://schemas.microsoft.com/office/drawing/2016/5/10/chartex" xmlns:cx5="http://schemas.microsoft.com/office/drawing/2016/5/11/chartex" xmlns:cx6="http://schemas.microsoft.com/office/drawing/2016/5/12/chartex" xmlns:cx7="http://schemas.microsoft.com/office/drawing/2016/5/13/chartex" xmlns:cx8="http://schemas.microsoft.com/office/drawing/2016/5/14/chartex" xmlns:mc="http://schemas.openxmlformats.org/markup-compatibility/2006" xmlns:aink="http://schemas.microsoft.com/office/drawing/2016/ink" xmlns:am3d="http://schemas.microsoft.com/office/drawing/2017/model3d" xmlns:o="urn:schemas-microsoft-com:office:office" xmlns:r="http://schemas.openxmlformats.org/officeDocument/2006/relationships" xmlns:m="http://schemas.openxmlformats.org/officeDocument/2006/math" xmlns:v="urn:schemas-microsoft-com:vml" xmlns:wp14="http://schemas.microsoft.com/office/word/2010/wordprocessingDrawing" xmlns:wp="http://schemas.openxmlformats.org/drawingml/2006/wordprocessingDrawing" xmlns:w10="urn:schemas-microsoft-com:office:word" xmlns:w="http://schemas.openxmlformats.org/wordprocessingml/2006/main" xmlns:w14="http://schemas.microsoft.com/office/word/2010/wordml" xmlns:w15="http://schemas.microsoft.com/office/word/2012/wordml" xmlns:w16cid="http://schemas.microsoft.com/office/word/2016/wordml/cid" xmlns:w16se="http://schemas.microsoft.com/office/word/2015/wordml/symex" xmlns:wpg="http://schemas.microsoft.com/office/word/2010/wordprocessingGroup" xmlns:wpi="http://schemas.microsoft.com/office/word/2010/wordprocessingInk" xmlns:wne="http://schemas.microsoft.com/office/word/2006/wordml" xmlns:wps="http://schemas.microsoft.com/office/word/2010/wordprocessingShape" mc:Ignorable="w14 w15 w16se w16cid wp14">
+<w:document xmlns:wpc="http://schemas.microsoft.com/office/word/2010/wordprocessingCanvas" xmlns:cx="http://schemas.microsoft.com/office/drawing/2014/chartex" xmlns:cx1="http://schemas.microsoft.com/office/drawing/2015/9/8/chartex" xmlns:cx2="http://schemas.microsoft.com/office/drawing/2015/10/21/chartex" xmlns:cx3="http://schemas.microsoft.com/office/drawing/2016/5/9/chartex" xmlns:cx4="http://schemas.microsoft.com/office/drawing/2016/5/10/chartex" xmlns:cx5="http://schemas.microsoft.com/office/drawing/2016/5/11/chartex" xmlns:cx6="http://schemas.microsoft.com/office/drawing/2016/5/12/chartex" xmlns:cx7="http://schemas.microsoft.com/office/drawing/2016/5/13/chartex" xmlns:cx8="http://schemas.microsoft.com/office/drawing/2016/5/14/chartex" xmlns:mc="http://schemas.openxmlformats.org/markup-compatibility/2006" xmlns:aink="http://schemas.microsoft.com/office/drawing/2016/ink" xmlns:am3d="http://schemas.microsoft.com/office/drawing/2017/model3d" xmlns:o="urn:schemas-microsoft-com:office:office" xmlns:oel="http://schemas.microsoft.com/office/2019/extlst" xmlns:r="http://schemas.openxmlformats.org/officeDocument/2006/relationships" xmlns:m="http://schemas.openxmlformats.org/officeDocument/2006/math" xmlns:v="urn:schemas-microsoft-com:vml" xmlns:wp14="http://schemas.microsoft.com/office/word/2010/wordprocessingDrawing" xmlns:wp="http://schemas.openxmlformats.org/drawingml/2006/wordprocessingDrawing" xmlns:w10="urn:schemas-microsoft-com:office:word" xmlns:w="http://schemas.openxmlformats.org/wordprocessingml/2006/main" xmlns:w14="http://schemas.microsoft.com/office/word/2010/wordml" xmlns:w15="http://schemas.microsoft.com/office/word/2012/wordml" xmlns:w16cex="http://schemas.microsoft.com/office/word/2018/wordml/cex" xmlns:w16cid="http://schemas.microsoft.com/office/word/2016/wordml/cid" xmlns:w16="http://schemas.microsoft.com/office/word/2018/wordml" xmlns:w16du="http://schemas.microsoft.com/office/word/2023/wordml/word16du" xmlns:w16sdtdh="http://schemas.microsoft.com/office/word/2020/wordml/sdtdatahash" xmlns:w16sdtfl="http://schemas.microsoft.com/office/word/2024/wordml/sdtformatlock" xmlns:w16se="http://schemas.microsoft.com/office/word/2015/wordml/symex" xmlns:wpg="http://schemas.microsoft.com/office/word/2010/wordprocessingGroup" xmlns:wpi="http://schemas.microsoft.com/office/word/2010/wordprocessingInk" xmlns:wne="http://schemas.microsoft.com/office/word/2006/wordml" xmlns:wps="http://schemas.microsoft.com/office/word/2010/wordprocessingShape" mc:Ignorable="w14 w15 w16se w16cid w16 w16cex w16sdtdh w16sdtfl w16du wp14">
   <w:body>
     <w:p>
       <w:pPr>
@@ -76,7 +76,6 @@
               </w:rPr>
               <w:t xml:space="preserve">Program </w:t>
             </w:r>
-            <w:proofErr w:type="spellStart"/>
             <w:r>
               <w:rPr>
                 <w:rFonts w:ascii="Courier New" w:hAnsi="Courier New" w:cs="Courier New"/>
@@ -84,7 +83,6 @@
               </w:rPr>
               <w:t>untuk</w:t>
             </w:r>
-            <w:proofErr w:type="spellEnd"/>
             <w:r>
               <w:rPr>
                 <w:rFonts w:ascii="Courier New" w:hAnsi="Courier New" w:cs="Courier New"/>
@@ -97,23 +95,7 @@
                 <w:rFonts w:ascii="Courier New" w:hAnsi="Courier New" w:cs="Courier New"/>
                 <w:sz w:val="14"/>
               </w:rPr>
-              <w:t xml:space="preserve">input </w:t>
-            </w:r>
-            <w:proofErr w:type="spellStart"/>
-            <w:r>
-              <w:rPr>
-                <w:rFonts w:ascii="Courier New" w:hAnsi="Courier New" w:cs="Courier New"/>
-                <w:sz w:val="14"/>
-              </w:rPr>
-              <w:t>transaksi</w:t>
-            </w:r>
-            <w:proofErr w:type="spellEnd"/>
-            <w:r>
-              <w:rPr>
-                <w:rFonts w:ascii="Courier New" w:hAnsi="Courier New" w:cs="Courier New"/>
-                <w:sz w:val="14"/>
-              </w:rPr>
-              <w:t xml:space="preserve"> </w:t>
+              <w:t xml:space="preserve">input transaksi </w:t>
             </w:r>
             <w:r>
               <w:rPr>
@@ -979,69 +961,12 @@
               </w:rPr>
               <w:t xml:space="preserve">User </w:t>
             </w:r>
-            <w:proofErr w:type="spellStart"/>
-            <w:r>
-              <w:rPr>
-                <w:rFonts w:ascii="Courier New" w:hAnsi="Courier New" w:cs="Courier New"/>
-                <w:sz w:val="14"/>
-              </w:rPr>
-              <w:t>yg</w:t>
-            </w:r>
-            <w:proofErr w:type="spellEnd"/>
-            <w:r>
-              <w:rPr>
-                <w:rFonts w:ascii="Courier New" w:hAnsi="Courier New" w:cs="Courier New"/>
-                <w:sz w:val="14"/>
-              </w:rPr>
-              <w:t xml:space="preserve"> </w:t>
-            </w:r>
-            <w:proofErr w:type="spellStart"/>
-            <w:r>
-              <w:rPr>
-                <w:rFonts w:ascii="Courier New" w:hAnsi="Courier New" w:cs="Courier New"/>
-                <w:sz w:val="14"/>
-              </w:rPr>
-              <w:t>mempunyai</w:t>
-            </w:r>
-            <w:proofErr w:type="spellEnd"/>
-            <w:r>
-              <w:rPr>
-                <w:rFonts w:ascii="Courier New" w:hAnsi="Courier New" w:cs="Courier New"/>
-                <w:sz w:val="14"/>
-              </w:rPr>
-              <w:t xml:space="preserve"> </w:t>
-            </w:r>
-            <w:proofErr w:type="spellStart"/>
-            <w:r>
-              <w:rPr>
-                <w:rFonts w:ascii="Courier New" w:hAnsi="Courier New" w:cs="Courier New"/>
-                <w:sz w:val="14"/>
-              </w:rPr>
-              <w:t>akses</w:t>
-            </w:r>
-            <w:proofErr w:type="spellEnd"/>
-            <w:r>
-              <w:rPr>
-                <w:rFonts w:ascii="Courier New" w:hAnsi="Courier New" w:cs="Courier New"/>
-                <w:sz w:val="14"/>
-              </w:rPr>
-              <w:t xml:space="preserve"> </w:t>
-            </w:r>
-            <w:proofErr w:type="spellStart"/>
-            <w:r>
-              <w:rPr>
-                <w:rFonts w:ascii="Courier New" w:hAnsi="Courier New" w:cs="Courier New"/>
-                <w:sz w:val="14"/>
-              </w:rPr>
-              <w:t>ke</w:t>
-            </w:r>
-            <w:proofErr w:type="spellEnd"/>
-            <w:r>
-              <w:rPr>
-                <w:rFonts w:ascii="Courier New" w:hAnsi="Courier New" w:cs="Courier New"/>
-                <w:sz w:val="14"/>
-              </w:rPr>
-              <w:t xml:space="preserve"> program</w:t>
+            <w:r>
+              <w:rPr>
+                <w:rFonts w:ascii="Courier New" w:hAnsi="Courier New" w:cs="Courier New"/>
+                <w:sz w:val="14"/>
+              </w:rPr>
+              <w:t>yg mempunyai akses ke program</w:t>
             </w:r>
           </w:p>
         </w:tc>
@@ -1349,39 +1274,7 @@
                 <w:rFonts w:ascii="Courier New" w:hAnsi="Courier New" w:cs="Courier New"/>
                 <w:sz w:val="14"/>
               </w:rPr>
-              <w:t xml:space="preserve">Get Property Date </w:t>
-            </w:r>
-            <w:proofErr w:type="spellStart"/>
-            <w:r>
-              <w:rPr>
-                <w:rFonts w:ascii="Courier New" w:hAnsi="Courier New" w:cs="Courier New"/>
-                <w:sz w:val="14"/>
-              </w:rPr>
-              <w:t>dengan</w:t>
-            </w:r>
-            <w:proofErr w:type="spellEnd"/>
-            <w:r>
-              <w:rPr>
-                <w:rFonts w:ascii="Courier New" w:hAnsi="Courier New" w:cs="Courier New"/>
-                <w:sz w:val="14"/>
-              </w:rPr>
-              <w:t xml:space="preserve"> function </w:t>
-            </w:r>
-            <w:proofErr w:type="spellStart"/>
-            <w:r>
-              <w:rPr>
-                <w:rFonts w:ascii="Courier New" w:hAnsi="Courier New" w:cs="Courier New"/>
-                <w:sz w:val="14"/>
-              </w:rPr>
-              <w:t>dbo.RFN_GET_DB_TODAY</w:t>
-            </w:r>
-            <w:proofErr w:type="spellEnd"/>
-            <w:r>
-              <w:rPr>
-                <w:rFonts w:ascii="Courier New" w:hAnsi="Courier New" w:cs="Courier New"/>
-                <w:sz w:val="14"/>
-              </w:rPr>
-              <w:t>(VAR_COMPANY_ID)</w:t>
+              <w:t>Get Property Date dengan function dbo.RFN_GET_DB_TODAY(VAR_COMPANY_ID)</w:t>
             </w:r>
           </w:p>
           <w:p>
@@ -1428,7 +1321,6 @@
               </w:rPr>
               <w:t xml:space="preserve"> </w:t>
             </w:r>
-            <w:proofErr w:type="gramStart"/>
             <w:r>
               <w:rPr>
                 <w:rFonts w:ascii="Courier New" w:hAnsi="Courier New" w:cs="Courier New"/>
@@ -1450,7 +1342,6 @@
               </w:rPr>
               <w:t>802400</w:t>
             </w:r>
-            <w:proofErr w:type="gramEnd"/>
             <w:r>
               <w:rPr>
                 <w:rFonts w:ascii="Courier New" w:hAnsi="Courier New" w:cs="Courier New"/>
@@ -1472,85 +1363,12 @@
                 <w:lang w:val="id-ID"/>
               </w:rPr>
             </w:pPr>
-            <w:proofErr w:type="spellStart"/>
-            <w:r>
-              <w:rPr>
-                <w:rFonts w:ascii="Courier New" w:hAnsi="Courier New" w:cs="Courier New"/>
-                <w:sz w:val="14"/>
-              </w:rPr>
-              <w:t>Jalankan</w:t>
-            </w:r>
-            <w:proofErr w:type="spellEnd"/>
-            <w:r>
-              <w:rPr>
-                <w:rFonts w:ascii="Courier New" w:hAnsi="Courier New" w:cs="Courier New"/>
-                <w:sz w:val="14"/>
-              </w:rPr>
-              <w:t xml:space="preserve"> RSP_GS_GET_PERIOD_YEAR_RANGE </w:t>
-            </w:r>
-            <w:proofErr w:type="spellStart"/>
-            <w:r>
-              <w:rPr>
-                <w:rFonts w:ascii="Courier New" w:hAnsi="Courier New" w:cs="Courier New"/>
-                <w:sz w:val="14"/>
-              </w:rPr>
-              <w:t>dengan</w:t>
-            </w:r>
-            <w:proofErr w:type="spellEnd"/>
-            <w:r>
-              <w:rPr>
-                <w:rFonts w:ascii="Courier New" w:hAnsi="Courier New" w:cs="Courier New"/>
-                <w:sz w:val="14"/>
-              </w:rPr>
-              <w:t xml:space="preserve"> parameter, </w:t>
-            </w:r>
-            <w:proofErr w:type="spellStart"/>
-            <w:r>
-              <w:rPr>
-                <w:rFonts w:ascii="Courier New" w:hAnsi="Courier New" w:cs="Courier New"/>
-                <w:sz w:val="14"/>
-              </w:rPr>
-              <w:t>simpan</w:t>
-            </w:r>
-            <w:proofErr w:type="spellEnd"/>
-            <w:r>
-              <w:rPr>
-                <w:rFonts w:ascii="Courier New" w:hAnsi="Courier New" w:cs="Courier New"/>
-                <w:sz w:val="14"/>
-              </w:rPr>
-              <w:t xml:space="preserve"> </w:t>
-            </w:r>
-            <w:proofErr w:type="spellStart"/>
-            <w:r>
-              <w:rPr>
-                <w:rFonts w:ascii="Courier New" w:hAnsi="Courier New" w:cs="Courier New"/>
-                <w:sz w:val="14"/>
-              </w:rPr>
-              <w:t>hasil</w:t>
-            </w:r>
-            <w:proofErr w:type="spellEnd"/>
-            <w:r>
-              <w:rPr>
-                <w:rFonts w:ascii="Courier New" w:hAnsi="Courier New" w:cs="Courier New"/>
-                <w:sz w:val="14"/>
-              </w:rPr>
-              <w:t xml:space="preserve"> </w:t>
-            </w:r>
-            <w:proofErr w:type="spellStart"/>
-            <w:r>
-              <w:rPr>
-                <w:rFonts w:ascii="Courier New" w:hAnsi="Courier New" w:cs="Courier New"/>
-                <w:sz w:val="14"/>
-              </w:rPr>
-              <w:t>ke</w:t>
-            </w:r>
-            <w:proofErr w:type="spellEnd"/>
-            <w:r>
-              <w:rPr>
-                <w:rFonts w:ascii="Courier New" w:hAnsi="Courier New" w:cs="Courier New"/>
-                <w:sz w:val="14"/>
-              </w:rPr>
-              <w:t xml:space="preserve"> </w:t>
+            <w:r>
+              <w:rPr>
+                <w:rFonts w:ascii="Courier New" w:hAnsi="Courier New" w:cs="Courier New"/>
+                <w:sz w:val="14"/>
+              </w:rPr>
+              <w:t xml:space="preserve">Jalankan RSP_GS_GET_PERIOD_YEAR_RANGE dengan parameter, simpan hasil ke </w:t>
             </w:r>
             <w:r>
               <w:rPr>
@@ -1637,21 +1455,12 @@
                 <w:lang w:val="id-ID"/>
               </w:rPr>
             </w:pPr>
-            <w:proofErr w:type="spellStart"/>
-            <w:r>
-              <w:rPr>
-                <w:rFonts w:ascii="Courier New" w:hAnsi="Courier New" w:cs="Courier New"/>
-                <w:sz w:val="14"/>
-              </w:rPr>
-              <w:t>Jalankan</w:t>
-            </w:r>
-            <w:proofErr w:type="spellEnd"/>
-            <w:r>
-              <w:rPr>
-                <w:rFonts w:ascii="Courier New" w:hAnsi="Courier New" w:cs="Courier New"/>
-                <w:sz w:val="14"/>
-              </w:rPr>
-              <w:t xml:space="preserve"> RSP_</w:t>
+            <w:r>
+              <w:rPr>
+                <w:rFonts w:ascii="Courier New" w:hAnsi="Courier New" w:cs="Courier New"/>
+                <w:sz w:val="14"/>
+              </w:rPr>
+              <w:t>Jalankan RSP_</w:t>
             </w:r>
             <w:r>
               <w:rPr>
@@ -1665,71 +1474,7 @@
                 <w:rFonts w:ascii="Courier New" w:hAnsi="Courier New" w:cs="Courier New"/>
                 <w:sz w:val="14"/>
               </w:rPr>
-              <w:t xml:space="preserve">GET_SYSTEM_PARAM </w:t>
-            </w:r>
-            <w:proofErr w:type="spellStart"/>
-            <w:r>
-              <w:rPr>
-                <w:rFonts w:ascii="Courier New" w:hAnsi="Courier New" w:cs="Courier New"/>
-                <w:sz w:val="14"/>
-              </w:rPr>
-              <w:t>dengan</w:t>
-            </w:r>
-            <w:proofErr w:type="spellEnd"/>
-            <w:r>
-              <w:rPr>
-                <w:rFonts w:ascii="Courier New" w:hAnsi="Courier New" w:cs="Courier New"/>
-                <w:sz w:val="14"/>
-              </w:rPr>
-              <w:t xml:space="preserve"> parameter, </w:t>
-            </w:r>
-            <w:proofErr w:type="spellStart"/>
-            <w:r>
-              <w:rPr>
-                <w:rFonts w:ascii="Courier New" w:hAnsi="Courier New" w:cs="Courier New"/>
-                <w:sz w:val="14"/>
-              </w:rPr>
-              <w:t>simpan</w:t>
-            </w:r>
-            <w:proofErr w:type="spellEnd"/>
-            <w:r>
-              <w:rPr>
-                <w:rFonts w:ascii="Courier New" w:hAnsi="Courier New" w:cs="Courier New"/>
-                <w:sz w:val="14"/>
-              </w:rPr>
-              <w:t xml:space="preserve"> </w:t>
-            </w:r>
-            <w:proofErr w:type="spellStart"/>
-            <w:r>
-              <w:rPr>
-                <w:rFonts w:ascii="Courier New" w:hAnsi="Courier New" w:cs="Courier New"/>
-                <w:sz w:val="14"/>
-              </w:rPr>
-              <w:t>hasil</w:t>
-            </w:r>
-            <w:proofErr w:type="spellEnd"/>
-            <w:r>
-              <w:rPr>
-                <w:rFonts w:ascii="Courier New" w:hAnsi="Courier New" w:cs="Courier New"/>
-                <w:sz w:val="14"/>
-              </w:rPr>
-              <w:t xml:space="preserve"> </w:t>
-            </w:r>
-            <w:proofErr w:type="spellStart"/>
-            <w:r>
-              <w:rPr>
-                <w:rFonts w:ascii="Courier New" w:hAnsi="Courier New" w:cs="Courier New"/>
-                <w:sz w:val="14"/>
-              </w:rPr>
-              <w:t>ke</w:t>
-            </w:r>
-            <w:proofErr w:type="spellEnd"/>
-            <w:r>
-              <w:rPr>
-                <w:rFonts w:ascii="Courier New" w:hAnsi="Courier New" w:cs="Courier New"/>
-                <w:sz w:val="14"/>
-              </w:rPr>
-              <w:t xml:space="preserve"> </w:t>
+              <w:t xml:space="preserve">GET_SYSTEM_PARAM dengan parameter, simpan hasil ke </w:t>
             </w:r>
             <w:r>
               <w:rPr>
@@ -1816,25 +1561,7 @@
                 <w:rFonts w:ascii="Courier New" w:hAnsi="Courier New" w:cs="Courier New"/>
                 <w:sz w:val="14"/>
               </w:rPr>
-              <w:t xml:space="preserve">Set Default period to Selected </w:t>
-            </w:r>
-            <w:proofErr w:type="spellStart"/>
-            <w:proofErr w:type="gramStart"/>
-            <w:r>
-              <w:rPr>
-                <w:rFonts w:ascii="Courier New" w:hAnsi="Courier New" w:cs="Courier New"/>
-                <w:sz w:val="14"/>
-              </w:rPr>
-              <w:t>Period,This</w:t>
-            </w:r>
-            <w:proofErr w:type="spellEnd"/>
-            <w:proofErr w:type="gramEnd"/>
-            <w:r>
-              <w:rPr>
-                <w:rFonts w:ascii="Courier New" w:hAnsi="Courier New" w:cs="Courier New"/>
-                <w:sz w:val="14"/>
-              </w:rPr>
-              <w:t xml:space="preserve"> year, This Month</w:t>
+              <w:t>Set Default period to Selected Period,This year, This Month</w:t>
             </w:r>
           </w:p>
           <w:p>
@@ -1869,21 +1596,12 @@
                 <w:sz w:val="14"/>
               </w:rPr>
             </w:pPr>
-            <w:proofErr w:type="spellStart"/>
-            <w:r>
-              <w:rPr>
-                <w:rFonts w:ascii="Courier New" w:hAnsi="Courier New" w:cs="Courier New"/>
-                <w:sz w:val="14"/>
-              </w:rPr>
-              <w:t>Jalankan</w:t>
-            </w:r>
-            <w:proofErr w:type="spellEnd"/>
-            <w:r>
-              <w:rPr>
-                <w:rFonts w:ascii="Courier New" w:hAnsi="Courier New" w:cs="Courier New"/>
-                <w:sz w:val="14"/>
-              </w:rPr>
-              <w:t xml:space="preserve"> REFRESH OVERTIME LIST</w:t>
+            <w:r>
+              <w:rPr>
+                <w:rFonts w:ascii="Courier New" w:hAnsi="Courier New" w:cs="Courier New"/>
+                <w:sz w:val="14"/>
+              </w:rPr>
+              <w:t>Jalankan REFRESH OVERTIME LIST</w:t>
             </w:r>
             <w:r>
               <w:rPr>
@@ -2202,7 +1920,6 @@
                 <w:sz w:val="14"/>
               </w:rPr>
             </w:pPr>
-            <w:proofErr w:type="spellStart"/>
             <w:r>
               <w:rPr>
                 <w:rFonts w:ascii="Courier New" w:hAnsi="Courier New" w:cs="Courier New"/>
@@ -2210,7 +1927,6 @@
               </w:rPr>
               <w:t>ComboBox</w:t>
             </w:r>
-            <w:proofErr w:type="spellEnd"/>
           </w:p>
         </w:tc>
         <w:tc>
@@ -2996,7 +2712,6 @@
                 <w:sz w:val="14"/>
               </w:rPr>
             </w:pPr>
-            <w:proofErr w:type="spellStart"/>
             <w:r>
               <w:rPr>
                 <w:rFonts w:ascii="Courier New" w:hAnsi="Courier New" w:cs="Courier New"/>
@@ -3004,79 +2719,30 @@
               </w:rPr>
               <w:t>Combobox</w:t>
             </w:r>
-            <w:proofErr w:type="spellEnd"/>
-          </w:p>
-          <w:p>
-            <w:pPr>
-              <w:pStyle w:val="NoSpacing"/>
-              <w:rPr>
-                <w:rFonts w:ascii="Courier New" w:hAnsi="Courier New" w:cs="Courier New"/>
-                <w:sz w:val="14"/>
-              </w:rPr>
-            </w:pPr>
-          </w:p>
-          <w:p>
-            <w:pPr>
-              <w:pStyle w:val="NoSpacing"/>
-              <w:rPr>
-                <w:rFonts w:ascii="Courier New" w:hAnsi="Courier New" w:cs="Courier New"/>
-                <w:sz w:val="14"/>
-              </w:rPr>
-            </w:pPr>
-            <w:r>
-              <w:rPr>
-                <w:rFonts w:ascii="Courier New" w:hAnsi="Courier New" w:cs="Courier New"/>
-                <w:sz w:val="14"/>
-              </w:rPr>
-              <w:t xml:space="preserve">Isi </w:t>
-            </w:r>
-            <w:proofErr w:type="spellStart"/>
-            <w:r>
-              <w:rPr>
-                <w:rFonts w:ascii="Courier New" w:hAnsi="Courier New" w:cs="Courier New"/>
-                <w:sz w:val="14"/>
-              </w:rPr>
-              <w:t>combobox</w:t>
-            </w:r>
-            <w:proofErr w:type="spellEnd"/>
-            <w:r>
-              <w:rPr>
-                <w:rFonts w:ascii="Courier New" w:hAnsi="Courier New" w:cs="Courier New"/>
-                <w:sz w:val="14"/>
-              </w:rPr>
-              <w:t xml:space="preserve"> </w:t>
-            </w:r>
-            <w:proofErr w:type="spellStart"/>
-            <w:r>
-              <w:rPr>
-                <w:rFonts w:ascii="Courier New" w:hAnsi="Courier New" w:cs="Courier New"/>
-                <w:sz w:val="14"/>
-              </w:rPr>
-              <w:t>dengan</w:t>
-            </w:r>
-            <w:proofErr w:type="spellEnd"/>
-            <w:r>
-              <w:rPr>
-                <w:rFonts w:ascii="Courier New" w:hAnsi="Courier New" w:cs="Courier New"/>
-                <w:sz w:val="14"/>
-              </w:rPr>
-              <w:t xml:space="preserve"> RSP_GS_GET_PERIOD_DT_LIST </w:t>
-            </w:r>
-            <w:proofErr w:type="spellStart"/>
-            <w:r>
-              <w:rPr>
-                <w:rFonts w:ascii="Courier New" w:hAnsi="Courier New" w:cs="Courier New"/>
-                <w:sz w:val="14"/>
-              </w:rPr>
-              <w:t>dengan</w:t>
-            </w:r>
-            <w:proofErr w:type="spellEnd"/>
-            <w:r>
-              <w:rPr>
-                <w:rFonts w:ascii="Courier New" w:hAnsi="Courier New" w:cs="Courier New"/>
-                <w:sz w:val="14"/>
-              </w:rPr>
-              <w:t xml:space="preserve"> parameter:</w:t>
+          </w:p>
+          <w:p>
+            <w:pPr>
+              <w:pStyle w:val="NoSpacing"/>
+              <w:rPr>
+                <w:rFonts w:ascii="Courier New" w:hAnsi="Courier New" w:cs="Courier New"/>
+                <w:sz w:val="14"/>
+              </w:rPr>
+            </w:pPr>
+          </w:p>
+          <w:p>
+            <w:pPr>
+              <w:pStyle w:val="NoSpacing"/>
+              <w:rPr>
+                <w:rFonts w:ascii="Courier New" w:hAnsi="Courier New" w:cs="Courier New"/>
+                <w:sz w:val="14"/>
+              </w:rPr>
+            </w:pPr>
+            <w:r>
+              <w:rPr>
+                <w:rFonts w:ascii="Courier New" w:hAnsi="Courier New" w:cs="Courier New"/>
+                <w:sz w:val="14"/>
+              </w:rPr>
+              <w:t>Isi combobox dengan RSP_GS_GET_PERIOD_DT_LIST dengan parameter:</w:t>
             </w:r>
           </w:p>
           <w:p>
@@ -3306,21 +2972,12 @@
                 <w:sz w:val="14"/>
               </w:rPr>
             </w:pPr>
-            <w:proofErr w:type="spellStart"/>
-            <w:r>
-              <w:rPr>
-                <w:rFonts w:ascii="Courier New" w:hAnsi="Courier New" w:cs="Courier New"/>
-                <w:sz w:val="14"/>
-              </w:rPr>
-              <w:t>Jalankan</w:t>
-            </w:r>
-            <w:proofErr w:type="spellEnd"/>
-            <w:r>
-              <w:rPr>
-                <w:rFonts w:ascii="Courier New" w:hAnsi="Courier New" w:cs="Courier New"/>
-                <w:sz w:val="14"/>
-              </w:rPr>
-              <w:t xml:space="preserve"> REFRESH OVERTIME LIST PROCESS</w:t>
+            <w:r>
+              <w:rPr>
+                <w:rFonts w:ascii="Courier New" w:hAnsi="Courier New" w:cs="Courier New"/>
+                <w:sz w:val="14"/>
+              </w:rPr>
+              <w:t>Jalankan REFRESH OVERTIME LIST PROCESS</w:t>
             </w:r>
           </w:p>
         </w:tc>
@@ -3359,53 +3016,12 @@
                 <w:sz w:val="14"/>
               </w:rPr>
             </w:pPr>
-            <w:proofErr w:type="spellStart"/>
-            <w:r>
-              <w:rPr>
-                <w:rFonts w:ascii="Courier New" w:hAnsi="Courier New" w:cs="Courier New"/>
-                <w:sz w:val="14"/>
-              </w:rPr>
-              <w:t>Jalankan</w:t>
-            </w:r>
-            <w:proofErr w:type="spellEnd"/>
-            <w:r>
-              <w:rPr>
-                <w:rFonts w:ascii="Courier New" w:hAnsi="Courier New" w:cs="Courier New"/>
-                <w:sz w:val="14"/>
-              </w:rPr>
-              <w:t xml:space="preserve"> DRAFT/SUBMIT PROCESS, </w:t>
-            </w:r>
-            <w:proofErr w:type="spellStart"/>
-            <w:r>
-              <w:rPr>
-                <w:rFonts w:ascii="Courier New" w:hAnsi="Courier New" w:cs="Courier New"/>
-                <w:sz w:val="14"/>
-              </w:rPr>
-              <w:t>ganti</w:t>
-            </w:r>
-            <w:proofErr w:type="spellEnd"/>
-            <w:r>
-              <w:rPr>
-                <w:rFonts w:ascii="Courier New" w:hAnsi="Courier New" w:cs="Courier New"/>
-                <w:sz w:val="14"/>
-              </w:rPr>
-              <w:t xml:space="preserve"> label </w:t>
-            </w:r>
-            <w:proofErr w:type="spellStart"/>
-            <w:r>
-              <w:rPr>
-                <w:rFonts w:ascii="Courier New" w:hAnsi="Courier New" w:cs="Courier New"/>
-                <w:sz w:val="14"/>
-              </w:rPr>
-              <w:t>jika</w:t>
-            </w:r>
-            <w:proofErr w:type="spellEnd"/>
-            <w:r>
-              <w:rPr>
-                <w:rFonts w:ascii="Courier New" w:hAnsi="Courier New" w:cs="Courier New"/>
-                <w:sz w:val="14"/>
-              </w:rPr>
-              <w:t xml:space="preserve"> CTRANS_STATUS =’00’, SUBMIT ELSE DRAFT</w:t>
+            <w:r>
+              <w:rPr>
+                <w:rFonts w:ascii="Courier New" w:hAnsi="Courier New" w:cs="Courier New"/>
+                <w:sz w:val="14"/>
+              </w:rPr>
+              <w:t>Jalankan DRAFT/SUBMIT PROCESS, ganti label jika CTRANS_STATUS =’00’, SUBMIT ELSE DRAFT</w:t>
             </w:r>
           </w:p>
         </w:tc>
@@ -3524,39 +3140,7 @@
                 <w:rFonts w:ascii="Courier New" w:hAnsi="Courier New" w:cs="Courier New"/>
                 <w:sz w:val="14"/>
               </w:rPr>
-              <w:t xml:space="preserve">Enabled </w:t>
-            </w:r>
-            <w:proofErr w:type="spellStart"/>
-            <w:r>
-              <w:rPr>
-                <w:rFonts w:ascii="Courier New" w:hAnsi="Courier New" w:cs="Courier New"/>
-                <w:sz w:val="14"/>
-              </w:rPr>
-              <w:t>Jika</w:t>
-            </w:r>
-            <w:proofErr w:type="spellEnd"/>
-            <w:r>
-              <w:rPr>
-                <w:rFonts w:ascii="Courier New" w:hAnsi="Courier New" w:cs="Courier New"/>
-                <w:sz w:val="14"/>
-              </w:rPr>
-              <w:t xml:space="preserve"> </w:t>
-            </w:r>
-            <w:proofErr w:type="spellStart"/>
-            <w:r>
-              <w:rPr>
-                <w:rFonts w:ascii="Courier New" w:hAnsi="Courier New" w:cs="Courier New"/>
-                <w:sz w:val="14"/>
-              </w:rPr>
-              <w:t>ada</w:t>
-            </w:r>
-            <w:proofErr w:type="spellEnd"/>
-            <w:r>
-              <w:rPr>
-                <w:rFonts w:ascii="Courier New" w:hAnsi="Courier New" w:cs="Courier New"/>
-                <w:sz w:val="14"/>
-              </w:rPr>
-              <w:t xml:space="preserve"> data, VAR_SAVE_MODE = VIEW dan CTRANS_STATUS &lt;= ‘10’ ELSE DISABLED</w:t>
+              <w:t>Enabled Jika ada data, VAR_SAVE_MODE = VIEW dan CTRANS_STATUS &lt;= ‘10’ ELSE DISABLED</w:t>
             </w:r>
           </w:p>
         </w:tc>
@@ -4148,23 +3732,7 @@
                 <w:rFonts w:ascii="Courier New" w:hAnsi="Courier New" w:cs="Courier New"/>
                 <w:sz w:val="14"/>
               </w:rPr>
-              <w:t xml:space="preserve">Refresh Overtime List Grid </w:t>
-            </w:r>
-            <w:proofErr w:type="spellStart"/>
-            <w:r>
-              <w:rPr>
-                <w:rFonts w:ascii="Courier New" w:hAnsi="Courier New" w:cs="Courier New"/>
-                <w:sz w:val="14"/>
-              </w:rPr>
-              <w:t>dengan</w:t>
-            </w:r>
-            <w:proofErr w:type="spellEnd"/>
-            <w:r>
-              <w:rPr>
-                <w:rFonts w:ascii="Courier New" w:hAnsi="Courier New" w:cs="Courier New"/>
-                <w:sz w:val="14"/>
-              </w:rPr>
-              <w:t xml:space="preserve"> </w:t>
+              <w:t xml:space="preserve">Refresh Overtime List Grid dengan </w:t>
             </w:r>
             <w:r>
               <w:rPr>
@@ -4206,23 +3774,7 @@
                 <w:rFonts w:ascii="Courier New" w:hAnsi="Courier New" w:cs="Courier New"/>
                 <w:sz w:val="14"/>
               </w:rPr>
-              <w:t xml:space="preserve">_LIST </w:t>
-            </w:r>
-            <w:proofErr w:type="spellStart"/>
-            <w:r>
-              <w:rPr>
-                <w:rFonts w:ascii="Courier New" w:hAnsi="Courier New" w:cs="Courier New"/>
-                <w:sz w:val="14"/>
-              </w:rPr>
-              <w:t>dengan</w:t>
-            </w:r>
-            <w:proofErr w:type="spellEnd"/>
-            <w:r>
-              <w:rPr>
-                <w:rFonts w:ascii="Courier New" w:hAnsi="Courier New" w:cs="Courier New"/>
-                <w:sz w:val="14"/>
-              </w:rPr>
-              <w:t xml:space="preserve"> parameter:</w:t>
+              <w:t>_LIST dengan parameter:</w:t>
             </w:r>
           </w:p>
           <w:p>
@@ -4342,23 +3894,7 @@
                 <w:rFonts w:ascii="Courier New" w:hAnsi="Courier New" w:cs="Courier New"/>
                 <w:sz w:val="14"/>
               </w:rPr>
-              <w:t xml:space="preserve"> YEAR + CPERIOD MONTH Format </w:t>
-            </w:r>
-            <w:proofErr w:type="spellStart"/>
-            <w:r>
-              <w:rPr>
-                <w:rFonts w:ascii="Courier New" w:hAnsi="Courier New" w:cs="Courier New"/>
-                <w:sz w:val="14"/>
-              </w:rPr>
-              <w:t>yyyymm</w:t>
-            </w:r>
-            <w:proofErr w:type="spellEnd"/>
-            <w:r>
-              <w:rPr>
-                <w:rFonts w:ascii="Courier New" w:hAnsi="Courier New" w:cs="Courier New"/>
-                <w:sz w:val="14"/>
-              </w:rPr>
-              <w:t>)</w:t>
+              <w:t xml:space="preserve"> YEAR + CPERIOD MONTH Format yyyymm)</w:t>
             </w:r>
           </w:p>
           <w:p>
@@ -4465,37 +4001,12 @@
                 <w:lang w:val="id-ID"/>
               </w:rPr>
             </w:pPr>
-            <w:proofErr w:type="spellStart"/>
-            <w:r>
-              <w:rPr>
-                <w:rFonts w:ascii="Courier New" w:hAnsi="Courier New" w:cs="Courier New"/>
-                <w:sz w:val="14"/>
-              </w:rPr>
-              <w:t>Pindah</w:t>
-            </w:r>
-            <w:proofErr w:type="spellEnd"/>
-            <w:r>
-              <w:rPr>
-                <w:rFonts w:ascii="Courier New" w:hAnsi="Courier New" w:cs="Courier New"/>
-                <w:sz w:val="14"/>
-              </w:rPr>
-              <w:t xml:space="preserve"> row Overtime List , </w:t>
-            </w:r>
-            <w:proofErr w:type="spellStart"/>
-            <w:r>
-              <w:rPr>
-                <w:rFonts w:ascii="Courier New" w:hAnsi="Courier New" w:cs="Courier New"/>
-                <w:sz w:val="14"/>
-              </w:rPr>
-              <w:t>Jalankan</w:t>
-            </w:r>
-            <w:proofErr w:type="spellEnd"/>
-            <w:r>
-              <w:rPr>
-                <w:rFonts w:ascii="Courier New" w:hAnsi="Courier New" w:cs="Courier New"/>
-                <w:sz w:val="14"/>
-              </w:rPr>
-              <w:t xml:space="preserve"> REFRESH SERVICE LIST</w:t>
+            <w:r>
+              <w:rPr>
+                <w:rFonts w:ascii="Courier New" w:hAnsi="Courier New" w:cs="Courier New"/>
+                <w:sz w:val="14"/>
+              </w:rPr>
+              <w:t>Pindah row Overtime List , Jalankan REFRESH SERVICE LIST</w:t>
             </w:r>
             <w:r>
               <w:rPr>
@@ -4518,37 +4029,12 @@
                 <w:lang w:val="id-ID"/>
               </w:rPr>
             </w:pPr>
-            <w:proofErr w:type="spellStart"/>
-            <w:r>
-              <w:rPr>
-                <w:rFonts w:ascii="Courier New" w:hAnsi="Courier New" w:cs="Courier New"/>
-                <w:sz w:val="14"/>
-              </w:rPr>
-              <w:t>Pindah</w:t>
-            </w:r>
-            <w:proofErr w:type="spellEnd"/>
-            <w:r>
-              <w:rPr>
-                <w:rFonts w:ascii="Courier New" w:hAnsi="Courier New" w:cs="Courier New"/>
-                <w:sz w:val="14"/>
-              </w:rPr>
-              <w:t xml:space="preserve"> row Service List, </w:t>
-            </w:r>
-            <w:proofErr w:type="spellStart"/>
-            <w:r>
-              <w:rPr>
-                <w:rFonts w:ascii="Courier New" w:hAnsi="Courier New" w:cs="Courier New"/>
-                <w:sz w:val="14"/>
-              </w:rPr>
-              <w:t>Jalankan</w:t>
-            </w:r>
-            <w:proofErr w:type="spellEnd"/>
-            <w:r>
-              <w:rPr>
-                <w:rFonts w:ascii="Courier New" w:hAnsi="Courier New" w:cs="Courier New"/>
-                <w:sz w:val="14"/>
-              </w:rPr>
-              <w:t xml:space="preserve"> REFRESH FLOOR LIST</w:t>
+            <w:r>
+              <w:rPr>
+                <w:rFonts w:ascii="Courier New" w:hAnsi="Courier New" w:cs="Courier New"/>
+                <w:sz w:val="14"/>
+              </w:rPr>
+              <w:t>Pindah row Service List, Jalankan REFRESH FLOOR LIST</w:t>
             </w:r>
             <w:r>
               <w:rPr>
@@ -4761,7 +4247,6 @@
                 <w:sz w:val="14"/>
               </w:rPr>
             </w:pPr>
-            <w:proofErr w:type="spellStart"/>
             <w:r>
               <w:rPr>
                 <w:rFonts w:ascii="Courier New" w:hAnsi="Courier New" w:cs="Courier New"/>
@@ -4776,7 +4261,6 @@
               </w:rPr>
               <w:t>,Hidden</w:t>
             </w:r>
-            <w:proofErr w:type="spellEnd"/>
           </w:p>
         </w:tc>
         <w:tc>
@@ -4860,7 +4344,6 @@
                 <w:sz w:val="14"/>
               </w:rPr>
             </w:pPr>
-            <w:proofErr w:type="spellStart"/>
             <w:r>
               <w:rPr>
                 <w:rFonts w:ascii="Courier New" w:hAnsi="Courier New" w:cs="Courier New"/>
@@ -4868,7 +4351,6 @@
               </w:rPr>
               <w:t>Label,Hidden</w:t>
             </w:r>
-            <w:proofErr w:type="spellEnd"/>
           </w:p>
         </w:tc>
         <w:tc>
@@ -4952,7 +4434,6 @@
                 <w:sz w:val="14"/>
               </w:rPr>
             </w:pPr>
-            <w:proofErr w:type="spellStart"/>
             <w:r>
               <w:rPr>
                 <w:rFonts w:ascii="Courier New" w:hAnsi="Courier New" w:cs="Courier New"/>
@@ -4960,7 +4441,6 @@
               </w:rPr>
               <w:t>Label,Hidden</w:t>
             </w:r>
-            <w:proofErr w:type="spellEnd"/>
           </w:p>
         </w:tc>
         <w:tc>
@@ -5044,7 +4524,6 @@
                 <w:sz w:val="14"/>
               </w:rPr>
             </w:pPr>
-            <w:proofErr w:type="spellStart"/>
             <w:r>
               <w:rPr>
                 <w:rFonts w:ascii="Courier New" w:hAnsi="Courier New" w:cs="Courier New"/>
@@ -5052,7 +4531,6 @@
               </w:rPr>
               <w:t>Label,Hidden</w:t>
             </w:r>
-            <w:proofErr w:type="spellEnd"/>
           </w:p>
         </w:tc>
         <w:tc>
@@ -5136,7 +4614,6 @@
                 <w:sz w:val="14"/>
               </w:rPr>
             </w:pPr>
-            <w:proofErr w:type="spellStart"/>
             <w:r>
               <w:rPr>
                 <w:rFonts w:ascii="Courier New" w:hAnsi="Courier New" w:cs="Courier New"/>
@@ -5144,7 +4621,6 @@
               </w:rPr>
               <w:t>Label,Hidden</w:t>
             </w:r>
-            <w:proofErr w:type="spellEnd"/>
           </w:p>
         </w:tc>
         <w:tc>
@@ -5228,7 +4704,6 @@
                 <w:sz w:val="14"/>
               </w:rPr>
             </w:pPr>
-            <w:proofErr w:type="spellStart"/>
             <w:r>
               <w:rPr>
                 <w:rFonts w:ascii="Courier New" w:hAnsi="Courier New" w:cs="Courier New"/>
@@ -5236,7 +4711,6 @@
               </w:rPr>
               <w:t>Label,Hidden</w:t>
             </w:r>
-            <w:proofErr w:type="spellEnd"/>
           </w:p>
         </w:tc>
         <w:tc>
@@ -5319,7 +4793,6 @@
                 <w:sz w:val="14"/>
               </w:rPr>
             </w:pPr>
-            <w:proofErr w:type="spellStart"/>
             <w:r>
               <w:rPr>
                 <w:rFonts w:ascii="Courier New" w:hAnsi="Courier New" w:cs="Courier New"/>
@@ -5327,7 +4800,6 @@
               </w:rPr>
               <w:t>Label,Hidden</w:t>
             </w:r>
-            <w:proofErr w:type="spellEnd"/>
           </w:p>
         </w:tc>
         <w:tc>
@@ -5968,21 +5440,12 @@
                 <w:sz w:val="14"/>
               </w:rPr>
             </w:pPr>
-            <w:proofErr w:type="spellStart"/>
-            <w:r>
-              <w:rPr>
-                <w:rFonts w:ascii="Courier New" w:hAnsi="Courier New" w:cs="Courier New"/>
-                <w:sz w:val="14"/>
-              </w:rPr>
-              <w:t>Agrmt</w:t>
-            </w:r>
-            <w:proofErr w:type="spellEnd"/>
-            <w:r>
-              <w:rPr>
-                <w:rFonts w:ascii="Courier New" w:hAnsi="Courier New" w:cs="Courier New"/>
-                <w:sz w:val="14"/>
-              </w:rPr>
-              <w:t xml:space="preserve"> No.</w:t>
+            <w:r>
+              <w:rPr>
+                <w:rFonts w:ascii="Courier New" w:hAnsi="Courier New" w:cs="Courier New"/>
+                <w:sz w:val="14"/>
+              </w:rPr>
+              <w:t>Agrmt No.</w:t>
             </w:r>
           </w:p>
         </w:tc>
@@ -6339,8 +5802,6 @@
                 <w:sz w:val="14"/>
               </w:rPr>
             </w:pPr>
-            <w:bookmarkStart w:id="2" w:name="_GoBack"/>
-            <w:bookmarkEnd w:id="2"/>
             <w:r>
               <w:rPr>
                 <w:rFonts w:ascii="Courier New" w:hAnsi="Courier New" w:cs="Courier New"/>
@@ -6695,7 +6156,6 @@
         <w:pStyle w:val="Heading2"/>
       </w:pPr>
       <w:r>
-        <w:lastRenderedPageBreak/>
         <w:t>TAB</w:t>
       </w:r>
       <w:r>
@@ -6727,8 +6187,184 @@
     </w:p>
     <w:p>
       <w:pPr>
+        <w:pStyle w:val="NoSpacing"/>
+        <w:rPr>
+          <w:b/>
+          <w:color w:val="FF0000"/>
+        </w:rPr>
+      </w:pPr>
+      <w:r>
+        <w:rPr>
+          <w:b/>
+          <w:color w:val="FF0000"/>
+        </w:rPr>
+        <w:t>[CR0</w:t>
+      </w:r>
+      <w:r>
+        <w:rPr>
+          <w:b/>
+          <w:color w:val="FF0000"/>
+        </w:rPr>
+        <w:t>2</w:t>
+      </w:r>
+      <w:r>
+        <w:rPr>
+          <w:b/>
+          <w:color w:val="FF0000"/>
+        </w:rPr>
+        <w:t>]</w:t>
+      </w:r>
+    </w:p>
+    <w:p>
+      <w:pPr>
+        <w:pStyle w:val="NoSpacing"/>
+        <w:rPr>
+          <w:b/>
+          <w:color w:val="FF0000"/>
+        </w:rPr>
+      </w:pPr>
+      <w:r>
+        <w:lastRenderedPageBreak/>
+        <w:drawing>
+          <wp:inline distT="0" distB="0" distL="0" distR="0" wp14:anchorId="50614810" wp14:editId="6CE08790">
+            <wp:extent cx="5943600" cy="4054475"/>
+            <wp:effectExtent l="0" t="0" r="0" b="0"/>
+            <wp:docPr id="275418984" name="Picture 1"/>
+            <wp:cNvGraphicFramePr>
+              <a:graphicFrameLocks xmlns:a="http://schemas.openxmlformats.org/drawingml/2006/main" noChangeAspect="1"/>
+            </wp:cNvGraphicFramePr>
+            <a:graphic xmlns:a="http://schemas.openxmlformats.org/drawingml/2006/main">
+              <a:graphicData uri="http://schemas.openxmlformats.org/drawingml/2006/picture">
+                <pic:pic xmlns:pic="http://schemas.openxmlformats.org/drawingml/2006/picture">
+                  <pic:nvPicPr>
+                    <pic:cNvPr id="0" name="Picture 1"/>
+                    <pic:cNvPicPr>
+                      <a:picLocks noChangeAspect="1" noChangeArrowheads="1"/>
+                    </pic:cNvPicPr>
+                  </pic:nvPicPr>
+                  <pic:blipFill>
+                    <a:blip r:embed="rId9">
+                      <a:extLst>
+                        <a:ext uri="{28A0092B-C50C-407E-A947-70E740481C1C}">
+                          <a14:useLocalDpi xmlns:a14="http://schemas.microsoft.com/office/drawing/2010/main" val="0"/>
+                        </a:ext>
+                      </a:extLst>
+                    </a:blip>
+                    <a:srcRect/>
+                    <a:stretch>
+                      <a:fillRect/>
+                    </a:stretch>
+                  </pic:blipFill>
+                  <pic:spPr bwMode="auto">
+                    <a:xfrm>
+                      <a:off x="0" y="0"/>
+                      <a:ext cx="5943600" cy="4054475"/>
+                    </a:xfrm>
+                    <a:prstGeom prst="rect">
+                      <a:avLst/>
+                    </a:prstGeom>
+                    <a:noFill/>
+                    <a:ln>
+                      <a:noFill/>
+                    </a:ln>
+                  </pic:spPr>
+                </pic:pic>
+              </a:graphicData>
+            </a:graphic>
+          </wp:inline>
+        </w:drawing>
+      </w:r>
+    </w:p>
+    <w:p>
+      <w:pPr>
         <w:pStyle w:val="Heading4"/>
       </w:pPr>
+      <w:r>
+        <w:rPr>
+          <w:noProof/>
+        </w:rPr>
+        <w:lastRenderedPageBreak/>
+        <mc:AlternateContent>
+          <mc:Choice Requires="wps">
+            <w:drawing>
+              <wp:anchor distT="0" distB="0" distL="114300" distR="114300" simplePos="0" relativeHeight="251659264" behindDoc="0" locked="0" layoutInCell="1" allowOverlap="1" wp14:anchorId="4728ADA6" wp14:editId="5D873143">
+                <wp:simplePos x="0" y="0"/>
+                <wp:positionH relativeFrom="margin">
+                  <wp:align>right</wp:align>
+                </wp:positionH>
+                <wp:positionV relativeFrom="paragraph">
+                  <wp:posOffset>187630</wp:posOffset>
+                </wp:positionV>
+                <wp:extent cx="5917565" cy="4089197"/>
+                <wp:effectExtent l="0" t="0" r="26035" b="26035"/>
+                <wp:wrapNone/>
+                <wp:docPr id="1028470321" name="Flowchart: Summing Junction 1028470321"/>
+                <wp:cNvGraphicFramePr/>
+                <a:graphic xmlns:a="http://schemas.openxmlformats.org/drawingml/2006/main">
+                  <a:graphicData uri="http://schemas.microsoft.com/office/word/2010/wordprocessingShape">
+                    <wps:wsp>
+                      <wps:cNvSpPr/>
+                      <wps:spPr>
+                        <a:xfrm>
+                          <a:off x="0" y="0"/>
+                          <a:ext cx="5917565" cy="4089197"/>
+                        </a:xfrm>
+                        <a:prstGeom prst="flowChartSummingJunction">
+                          <a:avLst/>
+                        </a:prstGeom>
+                        <a:noFill/>
+                        <a:ln>
+                          <a:solidFill>
+                            <a:srgbClr val="FF0000"/>
+                          </a:solidFill>
+                        </a:ln>
+                      </wps:spPr>
+                      <wps:style>
+                        <a:lnRef idx="2">
+                          <a:schemeClr val="accent1">
+                            <a:shade val="50000"/>
+                          </a:schemeClr>
+                        </a:lnRef>
+                        <a:fillRef idx="1">
+                          <a:schemeClr val="accent1"/>
+                        </a:fillRef>
+                        <a:effectRef idx="0">
+                          <a:schemeClr val="accent1"/>
+                        </a:effectRef>
+                        <a:fontRef idx="minor">
+                          <a:schemeClr val="lt1"/>
+                        </a:fontRef>
+                      </wps:style>
+                      <wps:bodyPr rot="0" spcFirstLastPara="0" vertOverflow="overflow" horzOverflow="overflow" vert="horz" wrap="square" lIns="91440" tIns="45720" rIns="91440" bIns="45720" numCol="1" spcCol="0" rtlCol="0" fromWordArt="0" anchor="ctr" anchorCtr="0" forceAA="0" compatLnSpc="1">
+                        <a:prstTxWarp prst="textNoShape">
+                          <a:avLst/>
+                        </a:prstTxWarp>
+                        <a:noAutofit/>
+                      </wps:bodyPr>
+                    </wps:wsp>
+                  </a:graphicData>
+                </a:graphic>
+                <wp14:sizeRelH relativeFrom="margin">
+                  <wp14:pctWidth>0</wp14:pctWidth>
+                </wp14:sizeRelH>
+                <wp14:sizeRelV relativeFrom="margin">
+                  <wp14:pctHeight>0</wp14:pctHeight>
+                </wp14:sizeRelV>
+              </wp:anchor>
+            </w:drawing>
+          </mc:Choice>
+          <mc:Fallback>
+            <w:pict>
+              <v:shapetype w14:anchorId="4D6CC4D6" id="_x0000_t123" coordsize="21600,21600" o:spt="123" path="m10800,qx,10800,10800,21600,21600,10800,10800,xem3163,3163nfl18437,18437em3163,18437nfl18437,3163e">
+                <v:path o:extrusionok="f" gradientshapeok="t" o:connecttype="custom" o:connectlocs="10800,0;3163,3163;0,10800;3163,18437;10800,21600;18437,18437;21600,10800;18437,3163" textboxrect="3163,3163,18437,18437"/>
+              </v:shapetype>
+              <v:shape id="Flowchart: Summing Junction 1028470321" o:spid="_x0000_s1026" type="#_x0000_t123" style="position:absolute;margin-left:414.75pt;margin-top:14.75pt;width:465.95pt;height:322pt;z-index:251659264;visibility:visible;mso-wrap-style:square;mso-width-percent:0;mso-height-percent:0;mso-wrap-distance-left:9pt;mso-wrap-distance-top:0;mso-wrap-distance-right:9pt;mso-wrap-distance-bottom:0;mso-position-horizontal:right;mso-position-horizontal-relative:margin;mso-position-vertical:absolute;mso-position-vertical-relative:text;mso-width-percent:0;mso-height-percent:0;mso-width-relative:margin;mso-height-relative:margin;v-text-anchor:middle" o:gfxdata="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" filled="f" strokecolor="red" strokeweight="2pt">
+                <w10:wrap anchorx="margin"/>
+              </v:shape>
+            </w:pict>
+          </mc:Fallback>
+        </mc:AlternateContent>
+      </w:r>
       <w:r>
         <w:t>INITIAL VERSION</w:t>
       </w:r>
@@ -6756,7 +6392,7 @@
                     </pic:cNvPicPr>
                   </pic:nvPicPr>
                   <pic:blipFill>
-                    <a:blip r:embed="rId9">
+                    <a:blip r:embed="rId10">
                       <a:extLst>
                         <a:ext uri="{28A0092B-C50C-407E-A947-70E740481C1C}">
                           <a14:useLocalDpi xmlns:a14="http://schemas.microsoft.com/office/drawing/2010/main" val="0"/>
@@ -6904,9 +6540,8 @@
                 <w:sz w:val="14"/>
                 <w:szCs w:val="19"/>
               </w:rPr>
-              <w:t xml:space="preserve">Isi </w:t>
-            </w:r>
-            <w:proofErr w:type="spellStart"/>
+              <w:t>Isi combobox property ,</w:t>
+            </w:r>
             <w:r>
               <w:rPr>
                 <w:rFonts w:ascii="Consolas" w:hAnsi="Consolas" w:cs="Consolas"/>
@@ -6914,25 +6549,6 @@
                 <w:sz w:val="14"/>
                 <w:szCs w:val="19"/>
               </w:rPr>
-              <w:t>combobox</w:t>
-            </w:r>
-            <w:proofErr w:type="spellEnd"/>
-            <w:r>
-              <w:rPr>
-                <w:rFonts w:ascii="Consolas" w:hAnsi="Consolas" w:cs="Consolas"/>
-                <w:color w:val="000000"/>
-                <w:sz w:val="14"/>
-                <w:szCs w:val="19"/>
-              </w:rPr>
-              <w:t xml:space="preserve"> property ,</w:t>
-            </w:r>
-            <w:r>
-              <w:rPr>
-                <w:rFonts w:ascii="Consolas" w:hAnsi="Consolas" w:cs="Consolas"/>
-                <w:color w:val="000000"/>
-                <w:sz w:val="14"/>
-                <w:szCs w:val="19"/>
-              </w:rPr>
               <w:t xml:space="preserve">EXEC </w:t>
             </w:r>
             <w:r>
@@ -7128,21 +6744,12 @@
                 <w:lang w:val="id-ID"/>
               </w:rPr>
             </w:pPr>
-            <w:proofErr w:type="spellStart"/>
-            <w:r>
-              <w:rPr>
-                <w:rFonts w:ascii="Courier New" w:hAnsi="Courier New" w:cs="Courier New"/>
-                <w:sz w:val="14"/>
-              </w:rPr>
-              <w:t>Jalankan</w:t>
-            </w:r>
-            <w:proofErr w:type="spellEnd"/>
-            <w:r>
-              <w:rPr>
-                <w:rFonts w:ascii="Courier New" w:hAnsi="Courier New" w:cs="Courier New"/>
-                <w:sz w:val="14"/>
-              </w:rPr>
-              <w:t xml:space="preserve"> REFRESH </w:t>
+            <w:r>
+              <w:rPr>
+                <w:rFonts w:ascii="Courier New" w:hAnsi="Courier New" w:cs="Courier New"/>
+                <w:sz w:val="14"/>
+              </w:rPr>
+              <w:t xml:space="preserve">Jalankan REFRESH </w:t>
             </w:r>
             <w:r>
               <w:rPr>
@@ -7209,7 +6816,6 @@
         <w:pStyle w:val="Heading3"/>
       </w:pPr>
       <w:r>
-        <w:lastRenderedPageBreak/>
         <w:t>TAB – OVERTIME INFO</w:t>
       </w:r>
       <w:r>
@@ -7311,6 +6917,7 @@
                 <w:rFonts w:ascii="Courier New" w:hAnsi="Courier New" w:cs="Courier New"/>
                 <w:sz w:val="14"/>
               </w:rPr>
+              <w:lastRenderedPageBreak/>
               <w:t>ADD(Overtime)</w:t>
             </w:r>
           </w:p>
@@ -7327,21 +6934,12 @@
                 <w:sz w:val="14"/>
               </w:rPr>
             </w:pPr>
-            <w:proofErr w:type="spellStart"/>
-            <w:r>
-              <w:rPr>
-                <w:rFonts w:ascii="Courier New" w:hAnsi="Courier New" w:cs="Courier New"/>
-                <w:sz w:val="14"/>
-              </w:rPr>
-              <w:t>Jalankan</w:t>
-            </w:r>
-            <w:proofErr w:type="spellEnd"/>
-            <w:r>
-              <w:rPr>
-                <w:rFonts w:ascii="Courier New" w:hAnsi="Courier New" w:cs="Courier New"/>
-                <w:sz w:val="14"/>
-              </w:rPr>
-              <w:t xml:space="preserve"> ADD OV</w:t>
+            <w:r>
+              <w:rPr>
+                <w:rFonts w:ascii="Courier New" w:hAnsi="Courier New" w:cs="Courier New"/>
+                <w:sz w:val="14"/>
+              </w:rPr>
+              <w:t>Jalankan ADD OV</w:t>
             </w:r>
             <w:r>
               <w:rPr>
@@ -7394,21 +6992,12 @@
                 <w:sz w:val="14"/>
               </w:rPr>
             </w:pPr>
-            <w:proofErr w:type="spellStart"/>
-            <w:r>
-              <w:rPr>
-                <w:rFonts w:ascii="Courier New" w:hAnsi="Courier New" w:cs="Courier New"/>
-                <w:sz w:val="14"/>
-              </w:rPr>
-              <w:t>Jalankan</w:t>
-            </w:r>
-            <w:proofErr w:type="spellEnd"/>
-            <w:r>
-              <w:rPr>
-                <w:rFonts w:ascii="Courier New" w:hAnsi="Courier New" w:cs="Courier New"/>
-                <w:sz w:val="14"/>
-              </w:rPr>
-              <w:t xml:space="preserve"> EDIT </w:t>
+            <w:r>
+              <w:rPr>
+                <w:rFonts w:ascii="Courier New" w:hAnsi="Courier New" w:cs="Courier New"/>
+                <w:sz w:val="14"/>
+              </w:rPr>
+              <w:t xml:space="preserve">Jalankan EDIT </w:t>
             </w:r>
             <w:r>
               <w:rPr>
@@ -7461,21 +7050,12 @@
                 <w:sz w:val="14"/>
               </w:rPr>
             </w:pPr>
-            <w:proofErr w:type="spellStart"/>
-            <w:r>
-              <w:rPr>
-                <w:rFonts w:ascii="Courier New" w:hAnsi="Courier New" w:cs="Courier New"/>
-                <w:sz w:val="14"/>
-              </w:rPr>
-              <w:t>Jalankan</w:t>
-            </w:r>
-            <w:proofErr w:type="spellEnd"/>
-            <w:r>
-              <w:rPr>
-                <w:rFonts w:ascii="Courier New" w:hAnsi="Courier New" w:cs="Courier New"/>
-                <w:sz w:val="14"/>
-              </w:rPr>
-              <w:t xml:space="preserve"> DELETE </w:t>
+            <w:r>
+              <w:rPr>
+                <w:rFonts w:ascii="Courier New" w:hAnsi="Courier New" w:cs="Courier New"/>
+                <w:sz w:val="14"/>
+              </w:rPr>
+              <w:t xml:space="preserve">Jalankan DELETE </w:t>
             </w:r>
             <w:r>
               <w:rPr>
@@ -7528,21 +7108,12 @@
                 <w:sz w:val="14"/>
               </w:rPr>
             </w:pPr>
-            <w:proofErr w:type="spellStart"/>
-            <w:r>
-              <w:rPr>
-                <w:rFonts w:ascii="Courier New" w:hAnsi="Courier New" w:cs="Courier New"/>
-                <w:sz w:val="14"/>
-              </w:rPr>
-              <w:t>Jalankan</w:t>
-            </w:r>
-            <w:proofErr w:type="spellEnd"/>
-            <w:r>
-              <w:rPr>
-                <w:rFonts w:ascii="Courier New" w:hAnsi="Courier New" w:cs="Courier New"/>
-                <w:sz w:val="14"/>
-              </w:rPr>
-              <w:t xml:space="preserve"> CANCEL </w:t>
+            <w:r>
+              <w:rPr>
+                <w:rFonts w:ascii="Courier New" w:hAnsi="Courier New" w:cs="Courier New"/>
+                <w:sz w:val="14"/>
+              </w:rPr>
+              <w:t xml:space="preserve">Jalankan CANCEL </w:t>
             </w:r>
             <w:r>
               <w:rPr>
@@ -7595,21 +7166,12 @@
                 <w:sz w:val="14"/>
               </w:rPr>
             </w:pPr>
-            <w:proofErr w:type="spellStart"/>
-            <w:r>
-              <w:rPr>
-                <w:rFonts w:ascii="Courier New" w:hAnsi="Courier New" w:cs="Courier New"/>
-                <w:sz w:val="14"/>
-              </w:rPr>
-              <w:t>Jalankan</w:t>
-            </w:r>
-            <w:proofErr w:type="spellEnd"/>
-            <w:r>
-              <w:rPr>
-                <w:rFonts w:ascii="Courier New" w:hAnsi="Courier New" w:cs="Courier New"/>
-                <w:sz w:val="14"/>
-              </w:rPr>
-              <w:t xml:space="preserve"> SAVE </w:t>
+            <w:r>
+              <w:rPr>
+                <w:rFonts w:ascii="Courier New" w:hAnsi="Courier New" w:cs="Courier New"/>
+                <w:sz w:val="14"/>
+              </w:rPr>
+              <w:t xml:space="preserve">Jalankan SAVE </w:t>
             </w:r>
             <w:r>
               <w:rPr>
@@ -7692,21 +7254,12 @@
                 <w:sz w:val="14"/>
               </w:rPr>
             </w:pPr>
-            <w:proofErr w:type="spellStart"/>
-            <w:r>
-              <w:rPr>
-                <w:rFonts w:ascii="Courier New" w:hAnsi="Courier New" w:cs="Courier New"/>
-                <w:sz w:val="14"/>
-              </w:rPr>
-              <w:t>Jalankan</w:t>
-            </w:r>
-            <w:proofErr w:type="spellEnd"/>
-            <w:r>
-              <w:rPr>
-                <w:rFonts w:ascii="Courier New" w:hAnsi="Courier New" w:cs="Courier New"/>
-                <w:sz w:val="14"/>
-              </w:rPr>
-              <w:t xml:space="preserve"> </w:t>
+            <w:r>
+              <w:rPr>
+                <w:rFonts w:ascii="Courier New" w:hAnsi="Courier New" w:cs="Courier New"/>
+                <w:sz w:val="14"/>
+              </w:rPr>
+              <w:t xml:space="preserve">Jalankan </w:t>
             </w:r>
             <w:r>
               <w:rPr>
@@ -7720,39 +7273,7 @@
                 <w:rFonts w:ascii="Courier New" w:hAnsi="Courier New" w:cs="Courier New"/>
                 <w:sz w:val="14"/>
               </w:rPr>
-              <w:t xml:space="preserve">, </w:t>
-            </w:r>
-            <w:proofErr w:type="spellStart"/>
-            <w:r>
-              <w:rPr>
-                <w:rFonts w:ascii="Courier New" w:hAnsi="Courier New" w:cs="Courier New"/>
-                <w:sz w:val="14"/>
-              </w:rPr>
-              <w:t>ganti</w:t>
-            </w:r>
-            <w:proofErr w:type="spellEnd"/>
-            <w:r>
-              <w:rPr>
-                <w:rFonts w:ascii="Courier New" w:hAnsi="Courier New" w:cs="Courier New"/>
-                <w:sz w:val="14"/>
-              </w:rPr>
-              <w:t xml:space="preserve"> label </w:t>
-            </w:r>
-            <w:proofErr w:type="spellStart"/>
-            <w:r>
-              <w:rPr>
-                <w:rFonts w:ascii="Courier New" w:hAnsi="Courier New" w:cs="Courier New"/>
-                <w:sz w:val="14"/>
-              </w:rPr>
-              <w:t>jika</w:t>
-            </w:r>
-            <w:proofErr w:type="spellEnd"/>
-            <w:r>
-              <w:rPr>
-                <w:rFonts w:ascii="Courier New" w:hAnsi="Courier New" w:cs="Courier New"/>
-                <w:sz w:val="14"/>
-              </w:rPr>
-              <w:t xml:space="preserve"> CTRANS_STATUS =’00’, SUBMIT ELSE DRAFT</w:t>
+              <w:t>, ganti label jika CTRANS_STATUS =’00’, SUBMIT ELSE DRAFT</w:t>
             </w:r>
           </w:p>
         </w:tc>
@@ -7874,55 +7395,7 @@
                 <w:rFonts w:ascii="Courier New" w:hAnsi="Courier New" w:cs="Courier New"/>
                 <w:sz w:val="14"/>
               </w:rPr>
-              <w:t xml:space="preserve">Disabled </w:t>
-            </w:r>
-            <w:proofErr w:type="spellStart"/>
-            <w:r>
-              <w:rPr>
-                <w:rFonts w:ascii="Courier New" w:hAnsi="Courier New" w:cs="Courier New"/>
-                <w:sz w:val="14"/>
-              </w:rPr>
-              <w:t>jika</w:t>
-            </w:r>
-            <w:proofErr w:type="spellEnd"/>
-            <w:r>
-              <w:rPr>
-                <w:rFonts w:ascii="Courier New" w:hAnsi="Courier New" w:cs="Courier New"/>
-                <w:sz w:val="14"/>
-              </w:rPr>
-              <w:t xml:space="preserve"> d </w:t>
-            </w:r>
-            <w:proofErr w:type="spellStart"/>
-            <w:r>
-              <w:rPr>
-                <w:rFonts w:ascii="Courier New" w:hAnsi="Courier New" w:cs="Courier New"/>
-                <w:sz w:val="14"/>
-              </w:rPr>
-              <w:t>panggil</w:t>
-            </w:r>
-            <w:proofErr w:type="spellEnd"/>
-            <w:r>
-              <w:rPr>
-                <w:rFonts w:ascii="Courier New" w:hAnsi="Courier New" w:cs="Courier New"/>
-                <w:sz w:val="14"/>
-              </w:rPr>
-              <w:t xml:space="preserve"> </w:t>
-            </w:r>
-            <w:proofErr w:type="spellStart"/>
-            <w:r>
-              <w:rPr>
-                <w:rFonts w:ascii="Courier New" w:hAnsi="Courier New" w:cs="Courier New"/>
-                <w:sz w:val="14"/>
-              </w:rPr>
-              <w:t>dari</w:t>
-            </w:r>
-            <w:proofErr w:type="spellEnd"/>
-            <w:r>
-              <w:rPr>
-                <w:rFonts w:ascii="Courier New" w:hAnsi="Courier New" w:cs="Courier New"/>
-                <w:sz w:val="14"/>
-              </w:rPr>
-              <w:t xml:space="preserve"> program lain(Approval)</w:t>
+              <w:t>Disabled jika d panggil dari program lain(Approval)</w:t>
             </w:r>
           </w:p>
         </w:tc>
@@ -7966,39 +7439,7 @@
                 <w:rFonts w:ascii="Courier New" w:hAnsi="Courier New" w:cs="Courier New"/>
                 <w:sz w:val="14"/>
               </w:rPr>
-              <w:t xml:space="preserve">Enabled </w:t>
-            </w:r>
-            <w:proofErr w:type="spellStart"/>
-            <w:r>
-              <w:rPr>
-                <w:rFonts w:ascii="Courier New" w:hAnsi="Courier New" w:cs="Courier New"/>
-                <w:sz w:val="14"/>
-              </w:rPr>
-              <w:t>Jika</w:t>
-            </w:r>
-            <w:proofErr w:type="spellEnd"/>
-            <w:r>
-              <w:rPr>
-                <w:rFonts w:ascii="Courier New" w:hAnsi="Courier New" w:cs="Courier New"/>
-                <w:sz w:val="14"/>
-              </w:rPr>
-              <w:t xml:space="preserve"> </w:t>
-            </w:r>
-            <w:proofErr w:type="spellStart"/>
-            <w:r>
-              <w:rPr>
-                <w:rFonts w:ascii="Courier New" w:hAnsi="Courier New" w:cs="Courier New"/>
-                <w:sz w:val="14"/>
-              </w:rPr>
-              <w:t>ada</w:t>
-            </w:r>
-            <w:proofErr w:type="spellEnd"/>
-            <w:r>
-              <w:rPr>
-                <w:rFonts w:ascii="Courier New" w:hAnsi="Courier New" w:cs="Courier New"/>
-                <w:sz w:val="14"/>
-              </w:rPr>
-              <w:t xml:space="preserve"> data</w:t>
+              <w:t>Enabled Jika ada data</w:t>
             </w:r>
             <w:r>
               <w:rPr>
@@ -8056,39 +7497,7 @@
                 <w:rFonts w:ascii="Courier New" w:hAnsi="Courier New" w:cs="Courier New"/>
                 <w:sz w:val="14"/>
               </w:rPr>
-              <w:t xml:space="preserve">Enabled </w:t>
-            </w:r>
-            <w:proofErr w:type="spellStart"/>
-            <w:r>
-              <w:rPr>
-                <w:rFonts w:ascii="Courier New" w:hAnsi="Courier New" w:cs="Courier New"/>
-                <w:sz w:val="14"/>
-              </w:rPr>
-              <w:t>Jika</w:t>
-            </w:r>
-            <w:proofErr w:type="spellEnd"/>
-            <w:r>
-              <w:rPr>
-                <w:rFonts w:ascii="Courier New" w:hAnsi="Courier New" w:cs="Courier New"/>
-                <w:sz w:val="14"/>
-              </w:rPr>
-              <w:t xml:space="preserve"> </w:t>
-            </w:r>
-            <w:proofErr w:type="spellStart"/>
-            <w:r>
-              <w:rPr>
-                <w:rFonts w:ascii="Courier New" w:hAnsi="Courier New" w:cs="Courier New"/>
-                <w:sz w:val="14"/>
-              </w:rPr>
-              <w:t>ada</w:t>
-            </w:r>
-            <w:proofErr w:type="spellEnd"/>
-            <w:r>
-              <w:rPr>
-                <w:rFonts w:ascii="Courier New" w:hAnsi="Courier New" w:cs="Courier New"/>
-                <w:sz w:val="14"/>
-              </w:rPr>
-              <w:t xml:space="preserve"> data, VAR_SAVE_MODE = VIEW dan CTRANS_STATUS = ‘00’ ELSE DISABLED</w:t>
+              <w:t>Enabled Jika ada data, VAR_SAVE_MODE = VIEW dan CTRANS_STATUS = ‘00’ ELSE DISABLED</w:t>
             </w:r>
           </w:p>
         </w:tc>
@@ -8264,39 +7673,7 @@
                 <w:rFonts w:ascii="Courier New" w:hAnsi="Courier New" w:cs="Courier New"/>
                 <w:sz w:val="14"/>
               </w:rPr>
-              <w:t xml:space="preserve">Enabled </w:t>
-            </w:r>
-            <w:proofErr w:type="spellStart"/>
-            <w:r>
-              <w:rPr>
-                <w:rFonts w:ascii="Courier New" w:hAnsi="Courier New" w:cs="Courier New"/>
-                <w:sz w:val="14"/>
-              </w:rPr>
-              <w:t>Jika</w:t>
-            </w:r>
-            <w:proofErr w:type="spellEnd"/>
-            <w:r>
-              <w:rPr>
-                <w:rFonts w:ascii="Courier New" w:hAnsi="Courier New" w:cs="Courier New"/>
-                <w:sz w:val="14"/>
-              </w:rPr>
-              <w:t xml:space="preserve"> </w:t>
-            </w:r>
-            <w:proofErr w:type="spellStart"/>
-            <w:r>
-              <w:rPr>
-                <w:rFonts w:ascii="Courier New" w:hAnsi="Courier New" w:cs="Courier New"/>
-                <w:sz w:val="14"/>
-              </w:rPr>
-              <w:t>ada</w:t>
-            </w:r>
-            <w:proofErr w:type="spellEnd"/>
-            <w:r>
-              <w:rPr>
-                <w:rFonts w:ascii="Courier New" w:hAnsi="Courier New" w:cs="Courier New"/>
-                <w:sz w:val="14"/>
-              </w:rPr>
-              <w:t xml:space="preserve"> data, VAR_SAVE_MODE = VIEW dan CTRANS_STATUS </w:t>
+              <w:t xml:space="preserve">Enabled Jika ada data, VAR_SAVE_MODE = VIEW dan CTRANS_STATUS </w:t>
             </w:r>
             <w:r>
               <w:rPr>
@@ -8431,23 +7808,7 @@
                 <w:rFonts w:ascii="Courier New" w:hAnsi="Courier New" w:cs="Courier New"/>
                 <w:sz w:val="14"/>
               </w:rPr>
-              <w:t xml:space="preserve">Refresh form </w:t>
-            </w:r>
-            <w:proofErr w:type="spellStart"/>
-            <w:r>
-              <w:rPr>
-                <w:rFonts w:ascii="Courier New" w:hAnsi="Courier New" w:cs="Courier New"/>
-                <w:sz w:val="14"/>
-              </w:rPr>
-              <w:t>dengan</w:t>
-            </w:r>
-            <w:proofErr w:type="spellEnd"/>
-            <w:r>
-              <w:rPr>
-                <w:rFonts w:ascii="Courier New" w:hAnsi="Courier New" w:cs="Courier New"/>
-                <w:sz w:val="14"/>
-              </w:rPr>
-              <w:t xml:space="preserve"> </w:t>
+              <w:t xml:space="preserve">Refresh form dengan </w:t>
             </w:r>
             <w:r>
               <w:rPr>
@@ -8482,23 +7843,7 @@
                 <w:rFonts w:ascii="Courier New" w:hAnsi="Courier New" w:cs="Courier New"/>
                 <w:sz w:val="14"/>
               </w:rPr>
-              <w:t xml:space="preserve"> </w:t>
-            </w:r>
-            <w:proofErr w:type="spellStart"/>
-            <w:r>
-              <w:rPr>
-                <w:rFonts w:ascii="Courier New" w:hAnsi="Courier New" w:cs="Courier New"/>
-                <w:sz w:val="14"/>
-              </w:rPr>
-              <w:t>dengan</w:t>
-            </w:r>
-            <w:proofErr w:type="spellEnd"/>
-            <w:r>
-              <w:rPr>
-                <w:rFonts w:ascii="Courier New" w:hAnsi="Courier New" w:cs="Courier New"/>
-                <w:sz w:val="14"/>
-              </w:rPr>
-              <w:t xml:space="preserve"> parameter</w:t>
+              <w:t xml:space="preserve"> dengan parameter</w:t>
             </w:r>
           </w:p>
           <w:p>
@@ -8666,23 +8011,7 @@
                 <w:rFonts w:ascii="Courier New" w:hAnsi="Courier New" w:cs="Courier New"/>
                 <w:sz w:val="14"/>
               </w:rPr>
-              <w:t xml:space="preserve">Refresh form </w:t>
-            </w:r>
-            <w:proofErr w:type="spellStart"/>
-            <w:r>
-              <w:rPr>
-                <w:rFonts w:ascii="Courier New" w:hAnsi="Courier New" w:cs="Courier New"/>
-                <w:sz w:val="14"/>
-              </w:rPr>
-              <w:t>dengan</w:t>
-            </w:r>
-            <w:proofErr w:type="spellEnd"/>
-            <w:r>
-              <w:rPr>
-                <w:rFonts w:ascii="Courier New" w:hAnsi="Courier New" w:cs="Courier New"/>
-                <w:sz w:val="14"/>
-              </w:rPr>
-              <w:t xml:space="preserve"> </w:t>
+              <w:t xml:space="preserve">Refresh form dengan </w:t>
             </w:r>
             <w:r>
               <w:rPr>
@@ -8717,23 +8046,7 @@
                 <w:rFonts w:ascii="Courier New" w:hAnsi="Courier New" w:cs="Courier New"/>
                 <w:sz w:val="14"/>
               </w:rPr>
-              <w:t xml:space="preserve"> </w:t>
-            </w:r>
-            <w:proofErr w:type="spellStart"/>
-            <w:r>
-              <w:rPr>
-                <w:rFonts w:ascii="Courier New" w:hAnsi="Courier New" w:cs="Courier New"/>
-                <w:sz w:val="14"/>
-              </w:rPr>
-              <w:t>dengan</w:t>
-            </w:r>
-            <w:proofErr w:type="spellEnd"/>
-            <w:r>
-              <w:rPr>
-                <w:rFonts w:ascii="Courier New" w:hAnsi="Courier New" w:cs="Courier New"/>
-                <w:sz w:val="14"/>
-              </w:rPr>
-              <w:t xml:space="preserve"> parameter</w:t>
+              <w:t xml:space="preserve"> dengan parameter</w:t>
             </w:r>
           </w:p>
           <w:p>
@@ -8895,60 +8208,19 @@
                 <w:sz w:val="14"/>
               </w:rPr>
             </w:pPr>
-            <w:proofErr w:type="spellStart"/>
-            <w:r>
-              <w:rPr>
-                <w:rFonts w:ascii="Courier New" w:hAnsi="Courier New" w:cs="Courier New"/>
-                <w:sz w:val="14"/>
-              </w:rPr>
-              <w:t>Ganti</w:t>
-            </w:r>
-            <w:proofErr w:type="spellEnd"/>
-            <w:r>
-              <w:rPr>
-                <w:rFonts w:ascii="Courier New" w:hAnsi="Courier New" w:cs="Courier New"/>
-                <w:sz w:val="14"/>
-              </w:rPr>
-              <w:t xml:space="preserve"> label</w:t>
-            </w:r>
-            <w:r>
-              <w:rPr>
-                <w:rFonts w:ascii="Courier New" w:hAnsi="Courier New" w:cs="Courier New"/>
-                <w:sz w:val="14"/>
-              </w:rPr>
-              <w:t xml:space="preserve"> </w:t>
-            </w:r>
-            <w:proofErr w:type="spellStart"/>
-            <w:r>
-              <w:rPr>
-                <w:rFonts w:ascii="Courier New" w:hAnsi="Courier New" w:cs="Courier New"/>
-                <w:sz w:val="14"/>
-              </w:rPr>
-              <w:t>btn</w:t>
-            </w:r>
-            <w:proofErr w:type="spellEnd"/>
-            <w:r>
-              <w:rPr>
-                <w:rFonts w:ascii="Courier New" w:hAnsi="Courier New" w:cs="Courier New"/>
-                <w:sz w:val="14"/>
-              </w:rPr>
-              <w:t xml:space="preserve"> draft/submit </w:t>
-            </w:r>
-            <w:proofErr w:type="spellStart"/>
-            <w:r>
-              <w:rPr>
-                <w:rFonts w:ascii="Courier New" w:hAnsi="Courier New" w:cs="Courier New"/>
-                <w:sz w:val="14"/>
-              </w:rPr>
-              <w:t>sesuai</w:t>
-            </w:r>
-            <w:proofErr w:type="spellEnd"/>
-            <w:r>
-              <w:rPr>
-                <w:rFonts w:ascii="Courier New" w:hAnsi="Courier New" w:cs="Courier New"/>
-                <w:sz w:val="14"/>
-              </w:rPr>
-              <w:t xml:space="preserve"> CTRANS_STATUS ,00 = Submit, 10 = Draft</w:t>
+            <w:r>
+              <w:rPr>
+                <w:rFonts w:ascii="Courier New" w:hAnsi="Courier New" w:cs="Courier New"/>
+                <w:sz w:val="14"/>
+              </w:rPr>
+              <w:t>Ganti label</w:t>
+            </w:r>
+            <w:r>
+              <w:rPr>
+                <w:rFonts w:ascii="Courier New" w:hAnsi="Courier New" w:cs="Courier New"/>
+                <w:sz w:val="14"/>
+              </w:rPr>
+              <w:t xml:space="preserve"> btn draft/submit sesuai CTRANS_STATUS ,00 = Submit, 10 = Draft</w:t>
             </w:r>
           </w:p>
           <w:p>
@@ -8963,21 +8235,12 @@
                 <w:sz w:val="14"/>
               </w:rPr>
             </w:pPr>
-            <w:proofErr w:type="spellStart"/>
-            <w:r>
-              <w:rPr>
-                <w:rFonts w:ascii="Courier New" w:hAnsi="Courier New" w:cs="Courier New"/>
-                <w:sz w:val="14"/>
-              </w:rPr>
-              <w:t>Jalankan</w:t>
-            </w:r>
-            <w:proofErr w:type="spellEnd"/>
-            <w:r>
-              <w:rPr>
-                <w:rFonts w:ascii="Courier New" w:hAnsi="Courier New" w:cs="Courier New"/>
-                <w:sz w:val="14"/>
-              </w:rPr>
-              <w:t xml:space="preserve"> SERVICE DISPLAY PROCESS</w:t>
+            <w:r>
+              <w:rPr>
+                <w:rFonts w:ascii="Courier New" w:hAnsi="Courier New" w:cs="Courier New"/>
+                <w:sz w:val="14"/>
+              </w:rPr>
+              <w:t>Jalankan SERVICE DISPLAY PROCESS</w:t>
             </w:r>
           </w:p>
         </w:tc>
@@ -9399,7 +8662,6 @@
                 <w:rFonts w:ascii="Courier New" w:hAnsi="Courier New" w:cs="Courier New"/>
                 <w:sz w:val="14"/>
               </w:rPr>
-              <w:lastRenderedPageBreak/>
               <w:t xml:space="preserve">Mandatory </w:t>
             </w:r>
             <w:r>
@@ -9428,23 +8690,7 @@
                 <w:rFonts w:ascii="Courier New" w:hAnsi="Courier New" w:cs="Courier New"/>
                 <w:sz w:val="14"/>
               </w:rPr>
-              <w:t xml:space="preserve">Lookup </w:t>
-            </w:r>
-            <w:proofErr w:type="spellStart"/>
-            <w:r>
-              <w:rPr>
-                <w:rFonts w:ascii="Courier New" w:hAnsi="Courier New" w:cs="Courier New"/>
-                <w:sz w:val="14"/>
-              </w:rPr>
-              <w:t>dengan</w:t>
-            </w:r>
-            <w:proofErr w:type="spellEnd"/>
-            <w:r>
-              <w:rPr>
-                <w:rFonts w:ascii="Courier New" w:hAnsi="Courier New" w:cs="Courier New"/>
-                <w:sz w:val="14"/>
-              </w:rPr>
-              <w:t xml:space="preserve"> program </w:t>
+              <w:t xml:space="preserve">Lookup dengan program </w:t>
             </w:r>
             <w:r>
               <w:rPr>
@@ -9521,6 +8767,7 @@
                 <w:rFonts w:ascii="Courier New" w:hAnsi="Courier New" w:cs="Courier New"/>
                 <w:sz w:val="14"/>
               </w:rPr>
+              <w:lastRenderedPageBreak/>
               <w:t>VAR_COMPANY_ID</w:t>
             </w:r>
           </w:p>
@@ -9972,23 +9219,7 @@
                 <w:rFonts w:ascii="Courier New" w:hAnsi="Courier New" w:cs="Courier New"/>
                 <w:sz w:val="14"/>
               </w:rPr>
-              <w:t xml:space="preserve">Lookup </w:t>
-            </w:r>
-            <w:proofErr w:type="spellStart"/>
-            <w:r>
-              <w:rPr>
-                <w:rFonts w:ascii="Courier New" w:hAnsi="Courier New" w:cs="Courier New"/>
-                <w:sz w:val="14"/>
-              </w:rPr>
-              <w:t>dengan</w:t>
-            </w:r>
-            <w:proofErr w:type="spellEnd"/>
-            <w:r>
-              <w:rPr>
-                <w:rFonts w:ascii="Courier New" w:hAnsi="Courier New" w:cs="Courier New"/>
-                <w:sz w:val="14"/>
-              </w:rPr>
-              <w:t xml:space="preserve"> program PML00600 TENANT LOOKUP</w:t>
+              <w:t>Lookup dengan program PML00600 TENANT LOOKUP</w:t>
             </w:r>
             <w:r>
               <w:rPr>
@@ -10467,23 +9698,7 @@
                 <w:rFonts w:ascii="Courier New" w:hAnsi="Courier New" w:cs="Courier New"/>
                 <w:sz w:val="14"/>
               </w:rPr>
-              <w:t xml:space="preserve">Lookup </w:t>
-            </w:r>
-            <w:proofErr w:type="spellStart"/>
-            <w:r>
-              <w:rPr>
-                <w:rFonts w:ascii="Courier New" w:hAnsi="Courier New" w:cs="Courier New"/>
-                <w:sz w:val="14"/>
-              </w:rPr>
-              <w:t>dengan</w:t>
-            </w:r>
-            <w:proofErr w:type="spellEnd"/>
-            <w:r>
-              <w:rPr>
-                <w:rFonts w:ascii="Courier New" w:hAnsi="Courier New" w:cs="Courier New"/>
-                <w:sz w:val="14"/>
-              </w:rPr>
-              <w:t xml:space="preserve"> program </w:t>
+              <w:t xml:space="preserve">Lookup dengan program </w:t>
             </w:r>
             <w:r>
               <w:rPr>
@@ -10992,26 +10207,7 @@
                 <w:bCs/>
                 <w:sz w:val="14"/>
               </w:rPr>
-              <w:lastRenderedPageBreak/>
-              <w:t xml:space="preserve">Lookup </w:t>
-            </w:r>
-            <w:proofErr w:type="spellStart"/>
-            <w:r>
-              <w:rPr>
-                <w:rFonts w:ascii="Courier New" w:hAnsi="Courier New" w:cs="Courier New"/>
-                <w:bCs/>
-                <w:sz w:val="14"/>
-              </w:rPr>
-              <w:t>dengan</w:t>
-            </w:r>
-            <w:proofErr w:type="spellEnd"/>
-            <w:r>
-              <w:rPr>
-                <w:rFonts w:ascii="Courier New" w:hAnsi="Courier New" w:cs="Courier New"/>
-                <w:bCs/>
-                <w:sz w:val="14"/>
-              </w:rPr>
-              <w:t xml:space="preserve"> program PML00800 AGREEMENT LOOKUP</w:t>
+              <w:t>Lookup dengan program PML00800 AGREEMENT LOOKUP</w:t>
             </w:r>
           </w:p>
           <w:p>
@@ -11105,6 +10301,7 @@
                 <w:rFonts w:ascii="Courier New" w:hAnsi="Courier New" w:cs="Courier New"/>
                 <w:sz w:val="14"/>
               </w:rPr>
+              <w:lastRenderedPageBreak/>
               <w:t xml:space="preserve">Selected </w:t>
             </w:r>
             <w:r>
@@ -11326,23 +10523,7 @@
                 <w:rFonts w:ascii="Courier New" w:hAnsi="Courier New" w:cs="Courier New"/>
                 <w:sz w:val="14"/>
               </w:rPr>
-              <w:t>/</w:t>
-            </w:r>
-            <w:proofErr w:type="spellStart"/>
-            <w:r>
-              <w:rPr>
-                <w:rFonts w:ascii="Courier New" w:hAnsi="Courier New" w:cs="Courier New"/>
-                <w:sz w:val="14"/>
-              </w:rPr>
-              <w:t>Agrmt</w:t>
-            </w:r>
-            <w:proofErr w:type="spellEnd"/>
-            <w:r>
-              <w:rPr>
-                <w:rFonts w:ascii="Courier New" w:hAnsi="Courier New" w:cs="Courier New"/>
-                <w:sz w:val="14"/>
-              </w:rPr>
-              <w:t>.</w:t>
+              <w:t>/Agrmt.</w:t>
             </w:r>
             <w:r>
               <w:rPr>
@@ -11738,21 +10919,12 @@
                 <w:sz w:val="14"/>
               </w:rPr>
             </w:pPr>
-            <w:proofErr w:type="spellStart"/>
-            <w:r>
-              <w:rPr>
-                <w:rFonts w:ascii="Courier New" w:hAnsi="Courier New" w:cs="Courier New"/>
-                <w:sz w:val="14"/>
-              </w:rPr>
-              <w:t>Combobox</w:t>
-            </w:r>
-            <w:proofErr w:type="spellEnd"/>
-            <w:r>
-              <w:rPr>
-                <w:rFonts w:ascii="Courier New" w:hAnsi="Courier New" w:cs="Courier New"/>
-                <w:sz w:val="14"/>
-              </w:rPr>
-              <w:t>, Enabled</w:t>
+            <w:r>
+              <w:rPr>
+                <w:rFonts w:ascii="Courier New" w:hAnsi="Courier New" w:cs="Courier New"/>
+                <w:sz w:val="14"/>
+              </w:rPr>
+              <w:t>Combobox, Enabled</w:t>
             </w:r>
           </w:p>
         </w:tc>
@@ -11776,55 +10948,7 @@
                 <w:rFonts w:ascii="Courier New" w:hAnsi="Courier New" w:cs="Courier New"/>
                 <w:sz w:val="14"/>
               </w:rPr>
-              <w:t xml:space="preserve">Isi </w:t>
-            </w:r>
-            <w:proofErr w:type="spellStart"/>
-            <w:r>
-              <w:rPr>
-                <w:rFonts w:ascii="Courier New" w:hAnsi="Courier New" w:cs="Courier New"/>
-                <w:sz w:val="14"/>
-              </w:rPr>
-              <w:t>combobox</w:t>
-            </w:r>
-            <w:proofErr w:type="spellEnd"/>
-            <w:r>
-              <w:rPr>
-                <w:rFonts w:ascii="Courier New" w:hAnsi="Courier New" w:cs="Courier New"/>
-                <w:sz w:val="14"/>
-              </w:rPr>
-              <w:t xml:space="preserve"> </w:t>
-            </w:r>
-            <w:proofErr w:type="spellStart"/>
-            <w:r>
-              <w:rPr>
-                <w:rFonts w:ascii="Courier New" w:hAnsi="Courier New" w:cs="Courier New"/>
-                <w:sz w:val="14"/>
-              </w:rPr>
-              <w:t>dengan</w:t>
-            </w:r>
-            <w:proofErr w:type="spellEnd"/>
-            <w:r>
-              <w:rPr>
-                <w:rFonts w:ascii="Courier New" w:hAnsi="Courier New" w:cs="Courier New"/>
-                <w:sz w:val="14"/>
-              </w:rPr>
-              <w:t xml:space="preserve"> RSP_GS_GET_PERIOD_DT_LIST </w:t>
-            </w:r>
-            <w:proofErr w:type="spellStart"/>
-            <w:r>
-              <w:rPr>
-                <w:rFonts w:ascii="Courier New" w:hAnsi="Courier New" w:cs="Courier New"/>
-                <w:sz w:val="14"/>
-              </w:rPr>
-              <w:t>dengan</w:t>
-            </w:r>
-            <w:proofErr w:type="spellEnd"/>
-            <w:r>
-              <w:rPr>
-                <w:rFonts w:ascii="Courier New" w:hAnsi="Courier New" w:cs="Courier New"/>
-                <w:sz w:val="14"/>
-              </w:rPr>
-              <w:t xml:space="preserve"> parameter:</w:t>
+              <w:t>Isi combobox dengan RSP_GS_GET_PERIOD_DT_LIST dengan parameter:</w:t>
             </w:r>
           </w:p>
           <w:p>
@@ -12981,7 +12105,6 @@
                 <w:rFonts w:ascii="Courier New" w:hAnsi="Courier New" w:cs="Courier New"/>
                 <w:sz w:val="14"/>
               </w:rPr>
-              <w:lastRenderedPageBreak/>
               <w:t xml:space="preserve">Enable </w:t>
             </w:r>
             <w:r>
@@ -13003,23 +12126,7 @@
                 <w:rFonts w:ascii="Courier New" w:hAnsi="Courier New" w:cs="Courier New"/>
                 <w:sz w:val="14"/>
               </w:rPr>
-              <w:t xml:space="preserve"> </w:t>
-            </w:r>
-            <w:proofErr w:type="spellStart"/>
-            <w:r>
-              <w:rPr>
-                <w:rFonts w:ascii="Courier New" w:hAnsi="Courier New" w:cs="Courier New"/>
-                <w:sz w:val="14"/>
-              </w:rPr>
-              <w:t>Semua</w:t>
-            </w:r>
-            <w:proofErr w:type="spellEnd"/>
-            <w:r>
-              <w:rPr>
-                <w:rFonts w:ascii="Courier New" w:hAnsi="Courier New" w:cs="Courier New"/>
-                <w:sz w:val="14"/>
-              </w:rPr>
-              <w:t xml:space="preserve"> </w:t>
+              <w:t xml:space="preserve"> Semua </w:t>
             </w:r>
             <w:r>
               <w:rPr>
@@ -13138,6 +12245,7 @@
                 <w:rFonts w:ascii="Courier New" w:hAnsi="Courier New" w:cs="Courier New"/>
                 <w:sz w:val="14"/>
               </w:rPr>
+              <w:lastRenderedPageBreak/>
               <w:t>Agreement No</w:t>
             </w:r>
           </w:p>
@@ -13411,23 +12519,7 @@
                 <w:rFonts w:ascii="Courier New" w:hAnsi="Courier New" w:cs="Courier New"/>
                 <w:sz w:val="14"/>
               </w:rPr>
-              <w:t xml:space="preserve">Set focus </w:t>
-            </w:r>
-            <w:proofErr w:type="spellStart"/>
-            <w:r>
-              <w:rPr>
-                <w:rFonts w:ascii="Courier New" w:hAnsi="Courier New" w:cs="Courier New"/>
-                <w:sz w:val="14"/>
-              </w:rPr>
-              <w:t>ke</w:t>
-            </w:r>
-            <w:proofErr w:type="spellEnd"/>
-            <w:r>
-              <w:rPr>
-                <w:rFonts w:ascii="Courier New" w:hAnsi="Courier New" w:cs="Courier New"/>
-                <w:sz w:val="14"/>
-              </w:rPr>
-              <w:t xml:space="preserve"> field </w:t>
+              <w:t xml:space="preserve">Set focus ke field </w:t>
             </w:r>
             <w:r>
               <w:rPr>
@@ -13840,23 +12932,7 @@
                 <w:rFonts w:ascii="Courier New" w:hAnsi="Courier New" w:cs="Courier New"/>
                 <w:sz w:val="14"/>
               </w:rPr>
-              <w:t xml:space="preserve"> </w:t>
-            </w:r>
-            <w:proofErr w:type="spellStart"/>
-            <w:r>
-              <w:rPr>
-                <w:rFonts w:ascii="Courier New" w:hAnsi="Courier New" w:cs="Courier New"/>
-                <w:sz w:val="14"/>
-              </w:rPr>
-              <w:t>Semua</w:t>
-            </w:r>
-            <w:proofErr w:type="spellEnd"/>
-            <w:r>
-              <w:rPr>
-                <w:rFonts w:ascii="Courier New" w:hAnsi="Courier New" w:cs="Courier New"/>
-                <w:sz w:val="14"/>
-              </w:rPr>
-              <w:t xml:space="preserve"> </w:t>
+              <w:t xml:space="preserve"> Semua </w:t>
             </w:r>
             <w:r>
               <w:rPr>
@@ -14206,23 +13282,7 @@
                 <w:rFonts w:ascii="Courier New" w:hAnsi="Courier New" w:cs="Courier New"/>
                 <w:sz w:val="14"/>
               </w:rPr>
-              <w:t xml:space="preserve">Set focus </w:t>
-            </w:r>
-            <w:proofErr w:type="spellStart"/>
-            <w:r>
-              <w:rPr>
-                <w:rFonts w:ascii="Courier New" w:hAnsi="Courier New" w:cs="Courier New"/>
-                <w:sz w:val="14"/>
-              </w:rPr>
-              <w:t>ke</w:t>
-            </w:r>
-            <w:proofErr w:type="spellEnd"/>
-            <w:r>
-              <w:rPr>
-                <w:rFonts w:ascii="Courier New" w:hAnsi="Courier New" w:cs="Courier New"/>
-                <w:sz w:val="14"/>
-              </w:rPr>
-              <w:t xml:space="preserve"> field </w:t>
+              <w:t xml:space="preserve">Set focus ke field </w:t>
             </w:r>
             <w:r>
               <w:rPr>
@@ -14260,7 +13320,6 @@
         </w:rPr>
       </w:pPr>
       <w:r>
-        <w:lastRenderedPageBreak/>
         <w:t>DELETE</w:t>
       </w:r>
       <w:r>
@@ -14438,6 +13497,7 @@
         <w:pStyle w:val="Heading5"/>
       </w:pPr>
       <w:r>
+        <w:lastRenderedPageBreak/>
         <w:t>ACTION</w:t>
       </w:r>
     </w:p>
@@ -14551,39 +13611,7 @@
                 <w:rFonts w:ascii="Courier New" w:hAnsi="Courier New" w:cs="Courier New"/>
                 <w:sz w:val="14"/>
               </w:rPr>
-              <w:t xml:space="preserve">IF No THEN </w:t>
-            </w:r>
-            <w:proofErr w:type="spellStart"/>
-            <w:r>
-              <w:rPr>
-                <w:rFonts w:ascii="Courier New" w:hAnsi="Courier New" w:cs="Courier New"/>
-                <w:sz w:val="14"/>
-              </w:rPr>
-              <w:t>kembali</w:t>
-            </w:r>
-            <w:proofErr w:type="spellEnd"/>
-            <w:r>
-              <w:rPr>
-                <w:rFonts w:ascii="Courier New" w:hAnsi="Courier New" w:cs="Courier New"/>
-                <w:sz w:val="14"/>
-              </w:rPr>
-              <w:t xml:space="preserve"> </w:t>
-            </w:r>
-            <w:proofErr w:type="spellStart"/>
-            <w:r>
-              <w:rPr>
-                <w:rFonts w:ascii="Courier New" w:hAnsi="Courier New" w:cs="Courier New"/>
-                <w:sz w:val="14"/>
-              </w:rPr>
-              <w:t>ke</w:t>
-            </w:r>
-            <w:proofErr w:type="spellEnd"/>
-            <w:r>
-              <w:rPr>
-                <w:rFonts w:ascii="Courier New" w:hAnsi="Courier New" w:cs="Courier New"/>
-                <w:sz w:val="14"/>
-              </w:rPr>
-              <w:t xml:space="preserve"> form</w:t>
+              <w:t>IF No THEN kembali ke form</w:t>
             </w:r>
           </w:p>
           <w:p>
@@ -14636,21 +13664,12 @@
                 <w:lang w:val="id-ID"/>
               </w:rPr>
             </w:pPr>
-            <w:proofErr w:type="spellStart"/>
-            <w:r>
-              <w:rPr>
-                <w:rFonts w:ascii="Courier New" w:hAnsi="Courier New" w:cs="Courier New"/>
-                <w:sz w:val="14"/>
-              </w:rPr>
-              <w:t>Jalankan</w:t>
-            </w:r>
-            <w:proofErr w:type="spellEnd"/>
-            <w:r>
-              <w:rPr>
-                <w:rFonts w:ascii="Courier New" w:hAnsi="Courier New" w:cs="Courier New"/>
-                <w:sz w:val="14"/>
-              </w:rPr>
-              <w:t xml:space="preserve"> </w:t>
+            <w:r>
+              <w:rPr>
+                <w:rFonts w:ascii="Courier New" w:hAnsi="Courier New" w:cs="Courier New"/>
+                <w:sz w:val="14"/>
+              </w:rPr>
+              <w:t xml:space="preserve">Jalankan </w:t>
             </w:r>
             <w:r>
               <w:rPr>
@@ -14685,23 +13704,7 @@
                 <w:rFonts w:ascii="Courier New" w:hAnsi="Courier New" w:cs="Courier New"/>
                 <w:sz w:val="14"/>
               </w:rPr>
-              <w:t xml:space="preserve"> </w:t>
-            </w:r>
-            <w:proofErr w:type="spellStart"/>
-            <w:r>
-              <w:rPr>
-                <w:rFonts w:ascii="Courier New" w:hAnsi="Courier New" w:cs="Courier New"/>
-                <w:sz w:val="14"/>
-              </w:rPr>
-              <w:t>dengan</w:t>
-            </w:r>
-            <w:proofErr w:type="spellEnd"/>
-            <w:r>
-              <w:rPr>
-                <w:rFonts w:ascii="Courier New" w:hAnsi="Courier New" w:cs="Courier New"/>
-                <w:sz w:val="14"/>
-              </w:rPr>
-              <w:t xml:space="preserve"> parameter</w:t>
+              <w:t xml:space="preserve"> dengan parameter</w:t>
             </w:r>
           </w:p>
           <w:p>
@@ -15770,21 +14773,12 @@
                 <w:szCs w:val="14"/>
               </w:rPr>
             </w:pPr>
-            <w:proofErr w:type="spellStart"/>
-            <w:r>
-              <w:rPr>
-                <w:rFonts w:ascii="Courier New" w:hAnsi="Courier New" w:cs="Courier New"/>
-                <w:sz w:val="14"/>
-              </w:rPr>
-              <w:t>Jalankan</w:t>
-            </w:r>
-            <w:proofErr w:type="spellEnd"/>
-            <w:r>
-              <w:rPr>
-                <w:rFonts w:ascii="Courier New" w:hAnsi="Courier New" w:cs="Courier New"/>
-                <w:sz w:val="14"/>
-              </w:rPr>
-              <w:t xml:space="preserve"> </w:t>
+            <w:r>
+              <w:rPr>
+                <w:rFonts w:ascii="Courier New" w:hAnsi="Courier New" w:cs="Courier New"/>
+                <w:sz w:val="14"/>
+              </w:rPr>
+              <w:t xml:space="preserve">Jalankan </w:t>
             </w:r>
             <w:r>
               <w:rPr>
@@ -15819,25 +14813,8 @@
                 <w:rFonts w:ascii="Courier New" w:hAnsi="Courier New" w:cs="Courier New"/>
                 <w:sz w:val="14"/>
               </w:rPr>
-              <w:t xml:space="preserve"> </w:t>
-            </w:r>
-            <w:proofErr w:type="spellStart"/>
-            <w:r>
-              <w:rPr>
-                <w:rFonts w:ascii="Courier New" w:hAnsi="Courier New" w:cs="Courier New"/>
-                <w:sz w:val="14"/>
-              </w:rPr>
-              <w:t>dengan</w:t>
-            </w:r>
-            <w:proofErr w:type="spellEnd"/>
-            <w:r>
-              <w:rPr>
-                <w:rFonts w:ascii="Courier New" w:hAnsi="Courier New" w:cs="Courier New"/>
-                <w:sz w:val="14"/>
-              </w:rPr>
-              <w:t xml:space="preserve"> parameter </w:t>
-            </w:r>
-            <w:proofErr w:type="spellStart"/>
+              <w:t xml:space="preserve"> dengan parameter </w:t>
+            </w:r>
             <w:r>
               <w:rPr>
                 <w:rFonts w:ascii="Courier New" w:hAnsi="Courier New" w:cs="Courier New"/>
@@ -15845,7 +14822,6 @@
               </w:rPr>
               <w:t>berikut</w:t>
             </w:r>
-            <w:proofErr w:type="spellEnd"/>
             <w:r>
               <w:rPr>
                 <w:rFonts w:ascii="Courier New" w:hAnsi="Courier New" w:cs="Courier New"/>
@@ -15858,55 +14834,7 @@
                 <w:rFonts w:ascii="Courier New" w:hAnsi="Courier New" w:cs="Courier New"/>
                 <w:sz w:val="14"/>
               </w:rPr>
-              <w:t xml:space="preserve"> </w:t>
-            </w:r>
-            <w:proofErr w:type="spellStart"/>
-            <w:r>
-              <w:rPr>
-                <w:rFonts w:ascii="Courier New" w:hAnsi="Courier New" w:cs="Courier New"/>
-                <w:sz w:val="14"/>
-              </w:rPr>
-              <w:t>simpan</w:t>
-            </w:r>
-            <w:proofErr w:type="spellEnd"/>
-            <w:r>
-              <w:rPr>
-                <w:rFonts w:ascii="Courier New" w:hAnsi="Courier New" w:cs="Courier New"/>
-                <w:sz w:val="14"/>
-              </w:rPr>
-              <w:t xml:space="preserve"> </w:t>
-            </w:r>
-            <w:proofErr w:type="spellStart"/>
-            <w:r>
-              <w:rPr>
-                <w:rFonts w:ascii="Courier New" w:hAnsi="Courier New" w:cs="Courier New"/>
-                <w:sz w:val="14"/>
-              </w:rPr>
-              <w:t>hasil</w:t>
-            </w:r>
-            <w:proofErr w:type="spellEnd"/>
-            <w:r>
-              <w:rPr>
-                <w:rFonts w:ascii="Courier New" w:hAnsi="Courier New" w:cs="Courier New"/>
-                <w:sz w:val="14"/>
-              </w:rPr>
-              <w:t xml:space="preserve"> </w:t>
-            </w:r>
-            <w:proofErr w:type="spellStart"/>
-            <w:r>
-              <w:rPr>
-                <w:rFonts w:ascii="Courier New" w:hAnsi="Courier New" w:cs="Courier New"/>
-                <w:sz w:val="14"/>
-              </w:rPr>
-              <w:t>ke</w:t>
-            </w:r>
-            <w:proofErr w:type="spellEnd"/>
-            <w:r>
-              <w:rPr>
-                <w:rFonts w:ascii="Courier New" w:hAnsi="Courier New" w:cs="Courier New"/>
-                <w:sz w:val="14"/>
-              </w:rPr>
-              <w:t xml:space="preserve"> </w:t>
+              <w:t xml:space="preserve"> simpan hasil ke </w:t>
             </w:r>
             <w:r>
               <w:rPr>
@@ -16367,33 +15295,8 @@
                 <w:rFonts w:ascii="Courier New" w:hAnsi="Courier New" w:cs="Courier New"/>
                 <w:sz w:val="14"/>
               </w:rPr>
-              <w:t xml:space="preserve">Input Reference Date </w:t>
-            </w:r>
-            <w:proofErr w:type="spellStart"/>
-            <w:r>
-              <w:rPr>
-                <w:rFonts w:ascii="Courier New" w:hAnsi="Courier New" w:cs="Courier New"/>
-                <w:sz w:val="14"/>
-              </w:rPr>
-              <w:t>dengan</w:t>
-            </w:r>
-            <w:proofErr w:type="spellEnd"/>
-            <w:r>
-              <w:rPr>
-                <w:rFonts w:ascii="Courier New" w:hAnsi="Courier New" w:cs="Courier New"/>
-                <w:sz w:val="14"/>
-              </w:rPr>
-              <w:t xml:space="preserve"> format </w:t>
-            </w:r>
-            <w:proofErr w:type="spellStart"/>
-            <w:r>
-              <w:rPr>
-                <w:rFonts w:ascii="Courier New" w:hAnsi="Courier New" w:cs="Courier New"/>
-                <w:sz w:val="14"/>
-              </w:rPr>
-              <w:t>yyyymmdd</w:t>
-            </w:r>
-            <w:proofErr w:type="spellEnd"/>
+              <w:t>Input Reference Date dengan format yyyymmdd</w:t>
+            </w:r>
             <w:r>
               <w:rPr>
                 <w:rFonts w:ascii="Courier New" w:hAnsi="Courier New" w:cs="Courier New"/>
@@ -16645,7 +15548,6 @@
                 <w:rFonts w:ascii="Courier New" w:hAnsi="Courier New" w:cs="Courier New"/>
                 <w:sz w:val="14"/>
               </w:rPr>
-              <w:lastRenderedPageBreak/>
               <w:t>Input Agreement No</w:t>
             </w:r>
           </w:p>
@@ -16693,30 +15595,14 @@
                 <w:rFonts w:ascii="Courier New" w:hAnsi="Courier New" w:cs="Courier New"/>
                 <w:sz w:val="14"/>
               </w:rPr>
-              <w:t xml:space="preserve">Hidden Link Dept </w:t>
-            </w:r>
-            <w:proofErr w:type="gramStart"/>
-            <w:r>
-              <w:rPr>
-                <w:rFonts w:ascii="Courier New" w:hAnsi="Courier New" w:cs="Courier New"/>
-                <w:sz w:val="14"/>
-              </w:rPr>
-              <w:t>Code</w:t>
-            </w:r>
-            <w:r>
-              <w:rPr>
-                <w:rFonts w:ascii="Courier New" w:hAnsi="Courier New" w:cs="Courier New"/>
-                <w:sz w:val="14"/>
-              </w:rPr>
-              <w:t>(</w:t>
-            </w:r>
-            <w:proofErr w:type="gramEnd"/>
-            <w:r>
-              <w:rPr>
-                <w:rFonts w:ascii="Courier New" w:hAnsi="Courier New" w:cs="Courier New"/>
-                <w:sz w:val="14"/>
-              </w:rPr>
-              <w:t>CLINK_DEPT_</w:t>
+              <w:t>Hidden Link Dept Code</w:t>
+            </w:r>
+            <w:r>
+              <w:rPr>
+                <w:rFonts w:ascii="Courier New" w:hAnsi="Courier New" w:cs="Courier New"/>
+                <w:sz w:val="14"/>
+              </w:rPr>
+              <w:t>(CLINK_DEPT_</w:t>
             </w:r>
             <w:r>
               <w:rPr>
@@ -16766,30 +15652,14 @@
                 <w:rFonts w:ascii="Courier New" w:hAnsi="Courier New" w:cs="Courier New"/>
                 <w:sz w:val="14"/>
               </w:rPr>
-              <w:t xml:space="preserve">Hidden Link Trans </w:t>
-            </w:r>
-            <w:proofErr w:type="gramStart"/>
-            <w:r>
-              <w:rPr>
-                <w:rFonts w:ascii="Courier New" w:hAnsi="Courier New" w:cs="Courier New"/>
-                <w:sz w:val="14"/>
-              </w:rPr>
-              <w:t>Code</w:t>
-            </w:r>
-            <w:r>
-              <w:rPr>
-                <w:rFonts w:ascii="Courier New" w:hAnsi="Courier New" w:cs="Courier New"/>
-                <w:sz w:val="14"/>
-              </w:rPr>
-              <w:t>(</w:t>
-            </w:r>
-            <w:proofErr w:type="gramEnd"/>
-            <w:r>
-              <w:rPr>
-                <w:rFonts w:ascii="Courier New" w:hAnsi="Courier New" w:cs="Courier New"/>
-                <w:sz w:val="14"/>
-              </w:rPr>
-              <w:t>CLINK_TRANS_CODE)</w:t>
+              <w:t>Hidden Link Trans Code</w:t>
+            </w:r>
+            <w:r>
+              <w:rPr>
+                <w:rFonts w:ascii="Courier New" w:hAnsi="Courier New" w:cs="Courier New"/>
+                <w:sz w:val="14"/>
+              </w:rPr>
+              <w:t>(CLINK_TRANS_CODE)</w:t>
             </w:r>
             <w:r>
               <w:rPr>
@@ -16924,6 +15794,7 @@
                 <w:color w:val="000000" w:themeColor="text1"/>
                 <w:sz w:val="14"/>
               </w:rPr>
+              <w:lastRenderedPageBreak/>
               <w:t>Set VAR_</w:t>
             </w:r>
             <w:r>
@@ -16979,23 +15850,13 @@
                 <w:lang w:val="id-ID"/>
               </w:rPr>
             </w:pPr>
-            <w:proofErr w:type="spellStart"/>
             <w:r>
               <w:rPr>
                 <w:rFonts w:ascii="Courier New" w:hAnsi="Courier New" w:cs="Courier New"/>
                 <w:color w:val="000000" w:themeColor="text1"/>
                 <w:sz w:val="14"/>
               </w:rPr>
-              <w:t>Jalankan</w:t>
-            </w:r>
-            <w:proofErr w:type="spellEnd"/>
-            <w:r>
-              <w:rPr>
-                <w:rFonts w:ascii="Courier New" w:hAnsi="Courier New" w:cs="Courier New"/>
-                <w:color w:val="000000" w:themeColor="text1"/>
-                <w:sz w:val="14"/>
-              </w:rPr>
-              <w:t xml:space="preserve"> REFRESH OVERTIME DETAIL PROCESS</w:t>
+              <w:t>Jalankan REFRESH OVERTIME DETAIL PROCESS</w:t>
             </w:r>
           </w:p>
           <w:p>
@@ -17478,23 +16339,13 @@
                 <w:lang w:val="id-ID"/>
               </w:rPr>
             </w:pPr>
-            <w:proofErr w:type="spellStart"/>
             <w:r>
               <w:rPr>
                 <w:rFonts w:ascii="Courier New" w:hAnsi="Courier New" w:cs="Courier New"/>
                 <w:color w:val="000000" w:themeColor="text1"/>
                 <w:sz w:val="14"/>
               </w:rPr>
-              <w:t>Jalankan</w:t>
-            </w:r>
-            <w:proofErr w:type="spellEnd"/>
-            <w:r>
-              <w:rPr>
-                <w:rFonts w:ascii="Courier New" w:hAnsi="Courier New" w:cs="Courier New"/>
-                <w:color w:val="000000" w:themeColor="text1"/>
-                <w:sz w:val="14"/>
-              </w:rPr>
-              <w:t xml:space="preserve"> REFRESH </w:t>
+              <w:t xml:space="preserve">Jalankan REFRESH </w:t>
             </w:r>
             <w:r>
               <w:rPr>
@@ -17590,41 +16441,13 @@
                 <w:lang w:val="id-ID"/>
               </w:rPr>
             </w:pPr>
-            <w:proofErr w:type="spellStart"/>
             <w:r>
               <w:rPr>
                 <w:rFonts w:ascii="Courier New" w:hAnsi="Courier New" w:cs="Courier New"/>
                 <w:color w:val="000000" w:themeColor="text1"/>
                 <w:sz w:val="14"/>
               </w:rPr>
-              <w:t>Kembali</w:t>
-            </w:r>
-            <w:proofErr w:type="spellEnd"/>
-            <w:r>
-              <w:rPr>
-                <w:rFonts w:ascii="Courier New" w:hAnsi="Courier New" w:cs="Courier New"/>
-                <w:color w:val="000000" w:themeColor="text1"/>
-                <w:sz w:val="14"/>
-              </w:rPr>
-              <w:t xml:space="preserve"> </w:t>
-            </w:r>
-            <w:proofErr w:type="spellStart"/>
-            <w:r>
-              <w:rPr>
-                <w:rFonts w:ascii="Courier New" w:hAnsi="Courier New" w:cs="Courier New"/>
-                <w:color w:val="000000" w:themeColor="text1"/>
-                <w:sz w:val="14"/>
-              </w:rPr>
-              <w:t>ke</w:t>
-            </w:r>
-            <w:proofErr w:type="spellEnd"/>
-            <w:r>
-              <w:rPr>
-                <w:rFonts w:ascii="Courier New" w:hAnsi="Courier New" w:cs="Courier New"/>
-                <w:color w:val="000000" w:themeColor="text1"/>
-                <w:sz w:val="14"/>
-              </w:rPr>
-              <w:t xml:space="preserve"> form</w:t>
+              <w:t>Kembali ke form</w:t>
             </w:r>
           </w:p>
           <w:p>
@@ -18150,39 +16973,7 @@
                 <w:rFonts w:ascii="Courier New" w:hAnsi="Courier New" w:cs="Courier New"/>
                 <w:sz w:val="14"/>
               </w:rPr>
-              <w:t xml:space="preserve">IF Yes THEN Continue Process ELSE </w:t>
-            </w:r>
-            <w:proofErr w:type="spellStart"/>
-            <w:r>
-              <w:rPr>
-                <w:rFonts w:ascii="Courier New" w:hAnsi="Courier New" w:cs="Courier New"/>
-                <w:sz w:val="14"/>
-              </w:rPr>
-              <w:t>Kembali</w:t>
-            </w:r>
-            <w:proofErr w:type="spellEnd"/>
-            <w:r>
-              <w:rPr>
-                <w:rFonts w:ascii="Courier New" w:hAnsi="Courier New" w:cs="Courier New"/>
-                <w:sz w:val="14"/>
-              </w:rPr>
-              <w:t xml:space="preserve"> </w:t>
-            </w:r>
-            <w:proofErr w:type="spellStart"/>
-            <w:r>
-              <w:rPr>
-                <w:rFonts w:ascii="Courier New" w:hAnsi="Courier New" w:cs="Courier New"/>
-                <w:sz w:val="14"/>
-              </w:rPr>
-              <w:t>ke</w:t>
-            </w:r>
-            <w:proofErr w:type="spellEnd"/>
-            <w:r>
-              <w:rPr>
-                <w:rFonts w:ascii="Courier New" w:hAnsi="Courier New" w:cs="Courier New"/>
-                <w:sz w:val="14"/>
-              </w:rPr>
-              <w:t xml:space="preserve"> form</w:t>
+              <w:t>IF Yes THEN Continue Process ELSE Kembali ke form</w:t>
             </w:r>
           </w:p>
           <w:p>
@@ -18209,21 +17000,12 @@
                 <w:lang w:val="id-ID"/>
               </w:rPr>
             </w:pPr>
-            <w:proofErr w:type="spellStart"/>
-            <w:r>
-              <w:rPr>
-                <w:rFonts w:ascii="Courier New" w:hAnsi="Courier New" w:cs="Courier New"/>
-                <w:sz w:val="14"/>
-              </w:rPr>
-              <w:t>Jalankan</w:t>
-            </w:r>
-            <w:proofErr w:type="spellEnd"/>
-            <w:r>
-              <w:rPr>
-                <w:rFonts w:ascii="Courier New" w:hAnsi="Courier New" w:cs="Courier New"/>
-                <w:sz w:val="14"/>
-              </w:rPr>
-              <w:t xml:space="preserve"> </w:t>
+            <w:r>
+              <w:rPr>
+                <w:rFonts w:ascii="Courier New" w:hAnsi="Courier New" w:cs="Courier New"/>
+                <w:sz w:val="14"/>
+              </w:rPr>
+              <w:t xml:space="preserve">Jalankan </w:t>
             </w:r>
             <w:r>
               <w:rPr>
@@ -18279,23 +17061,7 @@
                 <w:rFonts w:ascii="Courier New" w:hAnsi="Courier New" w:cs="Courier New"/>
                 <w:sz w:val="14"/>
               </w:rPr>
-              <w:t xml:space="preserve">_STATUS </w:t>
-            </w:r>
-            <w:proofErr w:type="spellStart"/>
-            <w:r>
-              <w:rPr>
-                <w:rFonts w:ascii="Courier New" w:hAnsi="Courier New" w:cs="Courier New"/>
-                <w:sz w:val="14"/>
-              </w:rPr>
-              <w:t>dengan</w:t>
-            </w:r>
-            <w:proofErr w:type="spellEnd"/>
-            <w:r>
-              <w:rPr>
-                <w:rFonts w:ascii="Courier New" w:hAnsi="Courier New" w:cs="Courier New"/>
-                <w:sz w:val="14"/>
-              </w:rPr>
-              <w:t xml:space="preserve"> parameter</w:t>
+              <w:t>_STATUS dengan parameter</w:t>
             </w:r>
           </w:p>
           <w:p>
@@ -18623,7 +17389,6 @@
                 <w:rFonts w:ascii="Courier New" w:hAnsi="Courier New" w:cs="Courier New"/>
                 <w:sz w:val="14"/>
               </w:rPr>
-              <w:lastRenderedPageBreak/>
               <w:t>ELSE</w:t>
             </w:r>
           </w:p>
@@ -18679,21 +17444,12 @@
                 <w:lang w:val="id-ID"/>
               </w:rPr>
             </w:pPr>
-            <w:proofErr w:type="spellStart"/>
-            <w:r>
-              <w:rPr>
-                <w:rFonts w:ascii="Courier New" w:hAnsi="Courier New" w:cs="Courier New"/>
-                <w:sz w:val="14"/>
-              </w:rPr>
-              <w:t>Jalankan</w:t>
-            </w:r>
-            <w:proofErr w:type="spellEnd"/>
-            <w:r>
-              <w:rPr>
-                <w:rFonts w:ascii="Courier New" w:hAnsi="Courier New" w:cs="Courier New"/>
-                <w:sz w:val="14"/>
-              </w:rPr>
-              <w:t xml:space="preserve"> REFRESH </w:t>
+            <w:r>
+              <w:rPr>
+                <w:rFonts w:ascii="Courier New" w:hAnsi="Courier New" w:cs="Courier New"/>
+                <w:sz w:val="14"/>
+              </w:rPr>
+              <w:t xml:space="preserve">Jalankan REFRESH </w:t>
             </w:r>
             <w:r>
               <w:rPr>
@@ -18868,21 +17624,12 @@
                 <w:sz w:val="14"/>
               </w:rPr>
             </w:pPr>
-            <w:proofErr w:type="spellStart"/>
-            <w:r>
-              <w:rPr>
-                <w:rFonts w:ascii="Courier New" w:hAnsi="Courier New" w:cs="Courier New"/>
-                <w:sz w:val="14"/>
-              </w:rPr>
-              <w:t>Jalankan</w:t>
-            </w:r>
-            <w:proofErr w:type="spellEnd"/>
-            <w:r>
-              <w:rPr>
-                <w:rFonts w:ascii="Courier New" w:hAnsi="Courier New" w:cs="Courier New"/>
-                <w:sz w:val="14"/>
-              </w:rPr>
-              <w:t xml:space="preserve"> ADD </w:t>
+            <w:r>
+              <w:rPr>
+                <w:rFonts w:ascii="Courier New" w:hAnsi="Courier New" w:cs="Courier New"/>
+                <w:sz w:val="14"/>
+              </w:rPr>
+              <w:t xml:space="preserve">Jalankan ADD </w:t>
             </w:r>
             <w:r>
               <w:rPr>
@@ -18949,21 +17696,12 @@
                 <w:sz w:val="14"/>
               </w:rPr>
             </w:pPr>
-            <w:proofErr w:type="spellStart"/>
-            <w:r>
-              <w:rPr>
-                <w:rFonts w:ascii="Courier New" w:hAnsi="Courier New" w:cs="Courier New"/>
-                <w:sz w:val="14"/>
-              </w:rPr>
-              <w:t>Jalankan</w:t>
-            </w:r>
-            <w:proofErr w:type="spellEnd"/>
-            <w:r>
-              <w:rPr>
-                <w:rFonts w:ascii="Courier New" w:hAnsi="Courier New" w:cs="Courier New"/>
-                <w:sz w:val="14"/>
-              </w:rPr>
-              <w:t xml:space="preserve"> EDIT </w:t>
+            <w:r>
+              <w:rPr>
+                <w:rFonts w:ascii="Courier New" w:hAnsi="Courier New" w:cs="Courier New"/>
+                <w:sz w:val="14"/>
+              </w:rPr>
+              <w:t xml:space="preserve">Jalankan EDIT </w:t>
             </w:r>
             <w:r>
               <w:rPr>
@@ -19030,21 +17768,12 @@
                 <w:sz w:val="14"/>
               </w:rPr>
             </w:pPr>
-            <w:proofErr w:type="spellStart"/>
-            <w:r>
-              <w:rPr>
-                <w:rFonts w:ascii="Courier New" w:hAnsi="Courier New" w:cs="Courier New"/>
-                <w:sz w:val="14"/>
-              </w:rPr>
-              <w:t>Jalankan</w:t>
-            </w:r>
-            <w:proofErr w:type="spellEnd"/>
-            <w:r>
-              <w:rPr>
-                <w:rFonts w:ascii="Courier New" w:hAnsi="Courier New" w:cs="Courier New"/>
-                <w:sz w:val="14"/>
-              </w:rPr>
-              <w:t xml:space="preserve"> DELETE </w:t>
+            <w:r>
+              <w:rPr>
+                <w:rFonts w:ascii="Courier New" w:hAnsi="Courier New" w:cs="Courier New"/>
+                <w:sz w:val="14"/>
+              </w:rPr>
+              <w:t xml:space="preserve">Jalankan DELETE </w:t>
             </w:r>
             <w:r>
               <w:rPr>
@@ -19111,21 +17840,12 @@
                 <w:sz w:val="14"/>
               </w:rPr>
             </w:pPr>
-            <w:proofErr w:type="spellStart"/>
-            <w:r>
-              <w:rPr>
-                <w:rFonts w:ascii="Courier New" w:hAnsi="Courier New" w:cs="Courier New"/>
-                <w:sz w:val="14"/>
-              </w:rPr>
-              <w:t>Jalankan</w:t>
-            </w:r>
-            <w:proofErr w:type="spellEnd"/>
-            <w:r>
-              <w:rPr>
-                <w:rFonts w:ascii="Courier New" w:hAnsi="Courier New" w:cs="Courier New"/>
-                <w:sz w:val="14"/>
-              </w:rPr>
-              <w:t xml:space="preserve"> CANCEL </w:t>
+            <w:r>
+              <w:rPr>
+                <w:rFonts w:ascii="Courier New" w:hAnsi="Courier New" w:cs="Courier New"/>
+                <w:sz w:val="14"/>
+              </w:rPr>
+              <w:t xml:space="preserve">Jalankan CANCEL </w:t>
             </w:r>
             <w:r>
               <w:rPr>
@@ -19192,21 +17912,12 @@
                 <w:sz w:val="14"/>
               </w:rPr>
             </w:pPr>
-            <w:proofErr w:type="spellStart"/>
-            <w:r>
-              <w:rPr>
-                <w:rFonts w:ascii="Courier New" w:hAnsi="Courier New" w:cs="Courier New"/>
-                <w:sz w:val="14"/>
-              </w:rPr>
-              <w:t>Jalankan</w:t>
-            </w:r>
-            <w:proofErr w:type="spellEnd"/>
-            <w:r>
-              <w:rPr>
-                <w:rFonts w:ascii="Courier New" w:hAnsi="Courier New" w:cs="Courier New"/>
-                <w:sz w:val="14"/>
-              </w:rPr>
-              <w:t xml:space="preserve"> SAVE </w:t>
+            <w:r>
+              <w:rPr>
+                <w:rFonts w:ascii="Courier New" w:hAnsi="Courier New" w:cs="Courier New"/>
+                <w:sz w:val="14"/>
+              </w:rPr>
+              <w:t xml:space="preserve">Jalankan SAVE </w:t>
             </w:r>
             <w:r>
               <w:rPr>
@@ -19372,55 +18083,7 @@
                 <w:rFonts w:ascii="Courier New" w:hAnsi="Courier New" w:cs="Courier New"/>
                 <w:sz w:val="14"/>
               </w:rPr>
-              <w:t xml:space="preserve">Disabled </w:t>
-            </w:r>
-            <w:proofErr w:type="spellStart"/>
-            <w:r>
-              <w:rPr>
-                <w:rFonts w:ascii="Courier New" w:hAnsi="Courier New" w:cs="Courier New"/>
-                <w:sz w:val="14"/>
-              </w:rPr>
-              <w:t>jika</w:t>
-            </w:r>
-            <w:proofErr w:type="spellEnd"/>
-            <w:r>
-              <w:rPr>
-                <w:rFonts w:ascii="Courier New" w:hAnsi="Courier New" w:cs="Courier New"/>
-                <w:sz w:val="14"/>
-              </w:rPr>
-              <w:t xml:space="preserve"> d </w:t>
-            </w:r>
-            <w:proofErr w:type="spellStart"/>
-            <w:r>
-              <w:rPr>
-                <w:rFonts w:ascii="Courier New" w:hAnsi="Courier New" w:cs="Courier New"/>
-                <w:sz w:val="14"/>
-              </w:rPr>
-              <w:t>panggil</w:t>
-            </w:r>
-            <w:proofErr w:type="spellEnd"/>
-            <w:r>
-              <w:rPr>
-                <w:rFonts w:ascii="Courier New" w:hAnsi="Courier New" w:cs="Courier New"/>
-                <w:sz w:val="14"/>
-              </w:rPr>
-              <w:t xml:space="preserve"> </w:t>
-            </w:r>
-            <w:proofErr w:type="spellStart"/>
-            <w:r>
-              <w:rPr>
-                <w:rFonts w:ascii="Courier New" w:hAnsi="Courier New" w:cs="Courier New"/>
-                <w:sz w:val="14"/>
-              </w:rPr>
-              <w:t>dari</w:t>
-            </w:r>
-            <w:proofErr w:type="spellEnd"/>
-            <w:r>
-              <w:rPr>
-                <w:rFonts w:ascii="Courier New" w:hAnsi="Courier New" w:cs="Courier New"/>
-                <w:sz w:val="14"/>
-              </w:rPr>
-              <w:t xml:space="preserve"> program lain(Approval)</w:t>
+              <w:t>Disabled jika d panggil dari program lain(Approval)</w:t>
             </w:r>
             <w:r>
               <w:rPr>
@@ -19492,39 +18155,7 @@
                 <w:rFonts w:ascii="Courier New" w:hAnsi="Courier New" w:cs="Courier New"/>
                 <w:sz w:val="14"/>
               </w:rPr>
-              <w:t xml:space="preserve">Enabled </w:t>
-            </w:r>
-            <w:proofErr w:type="spellStart"/>
-            <w:r>
-              <w:rPr>
-                <w:rFonts w:ascii="Courier New" w:hAnsi="Courier New" w:cs="Courier New"/>
-                <w:sz w:val="14"/>
-              </w:rPr>
-              <w:t>Jika</w:t>
-            </w:r>
-            <w:proofErr w:type="spellEnd"/>
-            <w:r>
-              <w:rPr>
-                <w:rFonts w:ascii="Courier New" w:hAnsi="Courier New" w:cs="Courier New"/>
-                <w:sz w:val="14"/>
-              </w:rPr>
-              <w:t xml:space="preserve"> </w:t>
-            </w:r>
-            <w:proofErr w:type="spellStart"/>
-            <w:r>
-              <w:rPr>
-                <w:rFonts w:ascii="Courier New" w:hAnsi="Courier New" w:cs="Courier New"/>
-                <w:sz w:val="14"/>
-              </w:rPr>
-              <w:t>ada</w:t>
-            </w:r>
-            <w:proofErr w:type="spellEnd"/>
-            <w:r>
-              <w:rPr>
-                <w:rFonts w:ascii="Courier New" w:hAnsi="Courier New" w:cs="Courier New"/>
-                <w:sz w:val="14"/>
-              </w:rPr>
-              <w:t xml:space="preserve"> data, </w:t>
+              <w:t xml:space="preserve">Enabled Jika ada data, </w:t>
             </w:r>
             <w:r>
               <w:rPr>
@@ -19582,39 +18213,7 @@
                 <w:rFonts w:ascii="Courier New" w:hAnsi="Courier New" w:cs="Courier New"/>
                 <w:sz w:val="14"/>
               </w:rPr>
-              <w:t xml:space="preserve">Enabled </w:t>
-            </w:r>
-            <w:proofErr w:type="spellStart"/>
-            <w:r>
-              <w:rPr>
-                <w:rFonts w:ascii="Courier New" w:hAnsi="Courier New" w:cs="Courier New"/>
-                <w:sz w:val="14"/>
-              </w:rPr>
-              <w:t>Jika</w:t>
-            </w:r>
-            <w:proofErr w:type="spellEnd"/>
-            <w:r>
-              <w:rPr>
-                <w:rFonts w:ascii="Courier New" w:hAnsi="Courier New" w:cs="Courier New"/>
-                <w:sz w:val="14"/>
-              </w:rPr>
-              <w:t xml:space="preserve"> </w:t>
-            </w:r>
-            <w:proofErr w:type="spellStart"/>
-            <w:r>
-              <w:rPr>
-                <w:rFonts w:ascii="Courier New" w:hAnsi="Courier New" w:cs="Courier New"/>
-                <w:sz w:val="14"/>
-              </w:rPr>
-              <w:t>ada</w:t>
-            </w:r>
-            <w:proofErr w:type="spellEnd"/>
-            <w:r>
-              <w:rPr>
-                <w:rFonts w:ascii="Courier New" w:hAnsi="Courier New" w:cs="Courier New"/>
-                <w:sz w:val="14"/>
-              </w:rPr>
-              <w:t xml:space="preserve"> data, </w:t>
+              <w:t xml:space="preserve">Enabled Jika ada data, </w:t>
             </w:r>
             <w:r>
               <w:rPr>
@@ -19841,7 +18440,6 @@
                 <w:lang w:val="id-ID"/>
               </w:rPr>
             </w:pPr>
-            <w:proofErr w:type="spellStart"/>
             <w:r>
               <w:rPr>
                 <w:rFonts w:ascii="Courier New" w:hAnsi="Courier New" w:cs="Courier New"/>
@@ -19861,15 +18459,7 @@
                 <w:rFonts w:ascii="Courier New" w:hAnsi="Courier New" w:cs="Courier New"/>
                 <w:sz w:val="14"/>
               </w:rPr>
-              <w:t>n</w:t>
-            </w:r>
-            <w:proofErr w:type="spellEnd"/>
-            <w:r>
-              <w:rPr>
-                <w:rFonts w:ascii="Courier New" w:hAnsi="Courier New" w:cs="Courier New"/>
-                <w:sz w:val="14"/>
-              </w:rPr>
-              <w:t xml:space="preserve"> REFRESH SERVICE LIST PROCESS</w:t>
+              <w:t>n REFRESH SERVICE LIST PROCESS</w:t>
             </w:r>
           </w:p>
           <w:p>
@@ -19885,76 +18475,19 @@
                 <w:lang w:val="id-ID"/>
               </w:rPr>
             </w:pPr>
-            <w:proofErr w:type="spellStart"/>
-            <w:r>
-              <w:rPr>
-                <w:rFonts w:ascii="Courier New" w:hAnsi="Courier New" w:cs="Courier New"/>
-                <w:sz w:val="14"/>
-              </w:rPr>
-              <w:t>Setiap</w:t>
-            </w:r>
-            <w:proofErr w:type="spellEnd"/>
-            <w:r>
-              <w:rPr>
-                <w:rFonts w:ascii="Courier New" w:hAnsi="Courier New" w:cs="Courier New"/>
-                <w:sz w:val="14"/>
-              </w:rPr>
-              <w:t xml:space="preserve"> </w:t>
-            </w:r>
-            <w:proofErr w:type="spellStart"/>
-            <w:r>
-              <w:rPr>
-                <w:rFonts w:ascii="Courier New" w:hAnsi="Courier New" w:cs="Courier New"/>
-                <w:sz w:val="14"/>
-              </w:rPr>
-              <w:t>pindah</w:t>
-            </w:r>
-            <w:proofErr w:type="spellEnd"/>
-            <w:r>
-              <w:rPr>
-                <w:rFonts w:ascii="Courier New" w:hAnsi="Courier New" w:cs="Courier New"/>
-                <w:sz w:val="14"/>
-              </w:rPr>
-              <w:t xml:space="preserve"> row </w:t>
-            </w:r>
-            <w:proofErr w:type="spellStart"/>
-            <w:r>
-              <w:rPr>
-                <w:rFonts w:ascii="Courier New" w:hAnsi="Courier New" w:cs="Courier New"/>
-                <w:sz w:val="14"/>
-              </w:rPr>
-              <w:t>ambil</w:t>
-            </w:r>
-            <w:proofErr w:type="spellEnd"/>
-            <w:r>
-              <w:rPr>
-                <w:rFonts w:ascii="Courier New" w:hAnsi="Courier New" w:cs="Courier New"/>
-                <w:sz w:val="14"/>
-              </w:rPr>
-              <w:t xml:space="preserve"> detail service</w:t>
-            </w:r>
-            <w:r>
-              <w:rPr>
-                <w:rFonts w:ascii="Courier New" w:hAnsi="Courier New" w:cs="Courier New"/>
-                <w:sz w:val="14"/>
-              </w:rPr>
-              <w:t xml:space="preserve">, </w:t>
-            </w:r>
-            <w:proofErr w:type="spellStart"/>
-            <w:r>
-              <w:rPr>
-                <w:rFonts w:ascii="Courier New" w:hAnsi="Courier New" w:cs="Courier New"/>
-                <w:sz w:val="14"/>
-              </w:rPr>
-              <w:t>Jalankan</w:t>
-            </w:r>
-            <w:proofErr w:type="spellEnd"/>
-            <w:r>
-              <w:rPr>
-                <w:rFonts w:ascii="Courier New" w:hAnsi="Courier New" w:cs="Courier New"/>
-                <w:sz w:val="14"/>
-              </w:rPr>
-              <w:t xml:space="preserve"> REFRESH SERVICE DETAIL PROCESS</w:t>
+            <w:r>
+              <w:rPr>
+                <w:rFonts w:ascii="Courier New" w:hAnsi="Courier New" w:cs="Courier New"/>
+                <w:sz w:val="14"/>
+              </w:rPr>
+              <w:t>Setiap pindah row ambil detail service</w:t>
+            </w:r>
+            <w:r>
+              <w:rPr>
+                <w:rFonts w:ascii="Courier New" w:hAnsi="Courier New" w:cs="Courier New"/>
+                <w:sz w:val="14"/>
+              </w:rPr>
+              <w:t>, Jalankan REFRESH SERVICE DETAIL PROCESS</w:t>
             </w:r>
           </w:p>
           <w:p>
@@ -19970,69 +18503,12 @@
                 <w:lang w:val="id-ID"/>
               </w:rPr>
             </w:pPr>
-            <w:proofErr w:type="spellStart"/>
-            <w:r>
-              <w:rPr>
-                <w:rFonts w:ascii="Courier New" w:hAnsi="Courier New" w:cs="Courier New"/>
-                <w:sz w:val="14"/>
-              </w:rPr>
-              <w:t>Setiap</w:t>
-            </w:r>
-            <w:proofErr w:type="spellEnd"/>
-            <w:r>
-              <w:rPr>
-                <w:rFonts w:ascii="Courier New" w:hAnsi="Courier New" w:cs="Courier New"/>
-                <w:sz w:val="14"/>
-              </w:rPr>
-              <w:t xml:space="preserve"> </w:t>
-            </w:r>
-            <w:proofErr w:type="spellStart"/>
-            <w:r>
-              <w:rPr>
-                <w:rFonts w:ascii="Courier New" w:hAnsi="Courier New" w:cs="Courier New"/>
-                <w:sz w:val="14"/>
-              </w:rPr>
-              <w:t>pindah</w:t>
-            </w:r>
-            <w:proofErr w:type="spellEnd"/>
-            <w:r>
-              <w:rPr>
-                <w:rFonts w:ascii="Courier New" w:hAnsi="Courier New" w:cs="Courier New"/>
-                <w:sz w:val="14"/>
-              </w:rPr>
-              <w:t xml:space="preserve"> row </w:t>
-            </w:r>
-            <w:proofErr w:type="spellStart"/>
-            <w:r>
-              <w:rPr>
-                <w:rFonts w:ascii="Courier New" w:hAnsi="Courier New" w:cs="Courier New"/>
-                <w:sz w:val="14"/>
-              </w:rPr>
-              <w:t>ambil</w:t>
-            </w:r>
-            <w:proofErr w:type="spellEnd"/>
-            <w:r>
-              <w:rPr>
-                <w:rFonts w:ascii="Courier New" w:hAnsi="Courier New" w:cs="Courier New"/>
-                <w:sz w:val="14"/>
-              </w:rPr>
-              <w:t xml:space="preserve"> list UNIT, </w:t>
-            </w:r>
-            <w:proofErr w:type="spellStart"/>
-            <w:r>
-              <w:rPr>
-                <w:rFonts w:ascii="Courier New" w:hAnsi="Courier New" w:cs="Courier New"/>
-                <w:sz w:val="14"/>
-              </w:rPr>
-              <w:t>Jalankan</w:t>
-            </w:r>
-            <w:proofErr w:type="spellEnd"/>
-            <w:r>
-              <w:rPr>
-                <w:rFonts w:ascii="Courier New" w:hAnsi="Courier New" w:cs="Courier New"/>
-                <w:sz w:val="14"/>
-              </w:rPr>
-              <w:t xml:space="preserve"> REFRESH UNIT LIST PROCESS</w:t>
+            <w:r>
+              <w:rPr>
+                <w:rFonts w:ascii="Courier New" w:hAnsi="Courier New" w:cs="Courier New"/>
+                <w:sz w:val="14"/>
+              </w:rPr>
+              <w:t>Setiap pindah row ambil list UNIT, Jalankan REFRESH UNIT LIST PROCESS</w:t>
             </w:r>
           </w:p>
           <w:p>
@@ -20141,23 +18617,7 @@
                 <w:rFonts w:ascii="Courier New" w:hAnsi="Courier New" w:cs="Courier New"/>
                 <w:sz w:val="14"/>
               </w:rPr>
-              <w:t xml:space="preserve"> </w:t>
-            </w:r>
-            <w:proofErr w:type="spellStart"/>
-            <w:r>
-              <w:rPr>
-                <w:rFonts w:ascii="Courier New" w:hAnsi="Courier New" w:cs="Courier New"/>
-                <w:sz w:val="14"/>
-              </w:rPr>
-              <w:t>dengan</w:t>
-            </w:r>
-            <w:proofErr w:type="spellEnd"/>
-            <w:r>
-              <w:rPr>
-                <w:rFonts w:ascii="Courier New" w:hAnsi="Courier New" w:cs="Courier New"/>
-                <w:sz w:val="14"/>
-              </w:rPr>
-              <w:t xml:space="preserve"> </w:t>
+              <w:t xml:space="preserve"> dengan </w:t>
             </w:r>
             <w:r>
               <w:rPr>
@@ -20199,23 +18659,7 @@
                 <w:rFonts w:ascii="Courier New" w:hAnsi="Courier New" w:cs="Courier New"/>
                 <w:sz w:val="14"/>
               </w:rPr>
-              <w:t xml:space="preserve"> </w:t>
-            </w:r>
-            <w:proofErr w:type="spellStart"/>
-            <w:r>
-              <w:rPr>
-                <w:rFonts w:ascii="Courier New" w:hAnsi="Courier New" w:cs="Courier New"/>
-                <w:sz w:val="14"/>
-              </w:rPr>
-              <w:t>dengan</w:t>
-            </w:r>
-            <w:proofErr w:type="spellEnd"/>
-            <w:r>
-              <w:rPr>
-                <w:rFonts w:ascii="Courier New" w:hAnsi="Courier New" w:cs="Courier New"/>
-                <w:sz w:val="14"/>
-              </w:rPr>
-              <w:t xml:space="preserve"> parameter:</w:t>
+              <w:t xml:space="preserve"> dengan parameter:</w:t>
             </w:r>
           </w:p>
           <w:p>
@@ -20455,7 +18899,6 @@
                 <w:sz w:val="14"/>
               </w:rPr>
             </w:pPr>
-            <w:proofErr w:type="spellStart"/>
             <w:r>
               <w:rPr>
                 <w:rFonts w:ascii="Courier New" w:hAnsi="Courier New" w:cs="Courier New"/>
@@ -20463,7 +18906,6 @@
               </w:rPr>
               <w:t>Label,Hidden</w:t>
             </w:r>
-            <w:proofErr w:type="spellEnd"/>
           </w:p>
         </w:tc>
         <w:tc>
@@ -20547,7 +18989,6 @@
                 <w:sz w:val="14"/>
               </w:rPr>
             </w:pPr>
-            <w:proofErr w:type="spellStart"/>
             <w:r>
               <w:rPr>
                 <w:rFonts w:ascii="Courier New" w:hAnsi="Courier New" w:cs="Courier New"/>
@@ -20555,7 +18996,6 @@
               </w:rPr>
               <w:t>Label,Hidden</w:t>
             </w:r>
-            <w:proofErr w:type="spellEnd"/>
           </w:p>
         </w:tc>
         <w:tc>
@@ -20639,7 +19079,6 @@
                 <w:sz w:val="14"/>
               </w:rPr>
             </w:pPr>
-            <w:proofErr w:type="spellStart"/>
             <w:r>
               <w:rPr>
                 <w:rFonts w:ascii="Courier New" w:hAnsi="Courier New" w:cs="Courier New"/>
@@ -20647,7 +19086,6 @@
               </w:rPr>
               <w:t>Label,Hidden</w:t>
             </w:r>
-            <w:proofErr w:type="spellEnd"/>
           </w:p>
         </w:tc>
         <w:tc>
@@ -20731,7 +19169,6 @@
                 <w:sz w:val="14"/>
               </w:rPr>
             </w:pPr>
-            <w:proofErr w:type="spellStart"/>
             <w:r>
               <w:rPr>
                 <w:rFonts w:ascii="Courier New" w:hAnsi="Courier New" w:cs="Courier New"/>
@@ -20739,7 +19176,6 @@
               </w:rPr>
               <w:t>Label,Hidden</w:t>
             </w:r>
-            <w:proofErr w:type="spellEnd"/>
           </w:p>
         </w:tc>
         <w:tc>
@@ -20823,7 +19259,6 @@
                 <w:sz w:val="14"/>
               </w:rPr>
             </w:pPr>
-            <w:proofErr w:type="spellStart"/>
             <w:r>
               <w:rPr>
                 <w:rFonts w:ascii="Courier New" w:hAnsi="Courier New" w:cs="Courier New"/>
@@ -20831,7 +19266,6 @@
               </w:rPr>
               <w:t>Label,Hidden</w:t>
             </w:r>
-            <w:proofErr w:type="spellEnd"/>
           </w:p>
         </w:tc>
         <w:tc>
@@ -20915,7 +19349,6 @@
                 <w:sz w:val="14"/>
               </w:rPr>
             </w:pPr>
-            <w:proofErr w:type="spellStart"/>
             <w:r>
               <w:rPr>
                 <w:rFonts w:ascii="Courier New" w:hAnsi="Courier New" w:cs="Courier New"/>
@@ -20923,7 +19356,6 @@
               </w:rPr>
               <w:t>Label,Hidden</w:t>
             </w:r>
-            <w:proofErr w:type="spellEnd"/>
           </w:p>
         </w:tc>
         <w:tc>
@@ -21007,7 +19439,6 @@
                 <w:sz w:val="14"/>
               </w:rPr>
             </w:pPr>
-            <w:proofErr w:type="spellStart"/>
             <w:r>
               <w:rPr>
                 <w:rFonts w:ascii="Courier New" w:hAnsi="Courier New" w:cs="Courier New"/>
@@ -21015,7 +19446,6 @@
               </w:rPr>
               <w:t>Label,Hidden</w:t>
             </w:r>
-            <w:proofErr w:type="spellEnd"/>
           </w:p>
         </w:tc>
         <w:tc>
@@ -21307,23 +19737,7 @@
                 <w:rFonts w:ascii="Courier New" w:hAnsi="Courier New" w:cs="Courier New"/>
                 <w:sz w:val="14"/>
               </w:rPr>
-              <w:t xml:space="preserve">Lookup </w:t>
-            </w:r>
-            <w:proofErr w:type="spellStart"/>
-            <w:r>
-              <w:rPr>
-                <w:rFonts w:ascii="Courier New" w:hAnsi="Courier New" w:cs="Courier New"/>
-                <w:sz w:val="14"/>
-              </w:rPr>
-              <w:t>dengan</w:t>
-            </w:r>
-            <w:proofErr w:type="spellEnd"/>
-            <w:r>
-              <w:rPr>
-                <w:rFonts w:ascii="Courier New" w:hAnsi="Courier New" w:cs="Courier New"/>
-                <w:sz w:val="14"/>
-              </w:rPr>
-              <w:t xml:space="preserve"> program PML00400 UTILITY CHARGES LOOKUP</w:t>
+              <w:t>Lookup dengan program PML00400 UTILITY CHARGES LOOKUP</w:t>
             </w:r>
           </w:p>
           <w:p>
@@ -21386,7 +19800,6 @@
                 <w:rFonts w:ascii="Courier New" w:hAnsi="Courier New" w:cs="Courier New"/>
                 <w:sz w:val="14"/>
               </w:rPr>
-              <w:lastRenderedPageBreak/>
               <w:t>Selected Property ID</w:t>
             </w:r>
           </w:p>
@@ -21753,7 +20166,34 @@
                 <w:rFonts w:ascii="Courier New" w:hAnsi="Courier New" w:cs="Courier New"/>
                 <w:sz w:val="14"/>
               </w:rPr>
-              <w:t>Date In</w:t>
+              <w:t xml:space="preserve">Tax Id </w:t>
+            </w:r>
+            <w:r>
+              <w:rPr>
+                <w:rFonts w:ascii="Courier New" w:hAnsi="Courier New" w:cs="Courier New"/>
+                <w:b/>
+                <w:color w:val="FF0000"/>
+                <w:sz w:val="14"/>
+              </w:rPr>
+              <w:t>[CR0</w:t>
+            </w:r>
+            <w:r>
+              <w:rPr>
+                <w:rFonts w:ascii="Courier New" w:hAnsi="Courier New" w:cs="Courier New"/>
+                <w:b/>
+                <w:color w:val="FF0000"/>
+                <w:sz w:val="14"/>
+              </w:rPr>
+              <w:t>2</w:t>
+            </w:r>
+            <w:r>
+              <w:rPr>
+                <w:rFonts w:ascii="Courier New" w:hAnsi="Courier New" w:cs="Courier New"/>
+                <w:b/>
+                <w:color w:val="FF0000"/>
+                <w:sz w:val="14"/>
+              </w:rPr>
+              <w:t>]</w:t>
             </w:r>
           </w:p>
         </w:tc>
@@ -21777,7 +20217,7 @@
                 <w:rFonts w:ascii="Courier New" w:hAnsi="Courier New" w:cs="Courier New"/>
                 <w:sz w:val="14"/>
               </w:rPr>
-              <w:t>CDATETIME_IN</w:t>
+              <w:t>CTAX_ID</w:t>
             </w:r>
           </w:p>
         </w:tc>
@@ -21797,15 +20237,20 @@
                 <w:sz w:val="14"/>
               </w:rPr>
             </w:pPr>
-            <w:proofErr w:type="spellStart"/>
-            <w:r>
-              <w:rPr>
-                <w:rFonts w:ascii="Courier New" w:hAnsi="Courier New" w:cs="Courier New"/>
-                <w:sz w:val="14"/>
-              </w:rPr>
-              <w:t>Datetimepicker</w:t>
-            </w:r>
-            <w:proofErr w:type="spellEnd"/>
+            <w:r>
+              <w:rPr>
+                <w:rFonts w:ascii="Courier New" w:hAnsi="Courier New" w:cs="Courier New"/>
+                <w:sz w:val="14"/>
+              </w:rPr>
+              <w:t>Looku</w:t>
+            </w:r>
+            <w:r>
+              <w:rPr>
+                <w:rFonts w:ascii="Courier New" w:hAnsi="Courier New" w:cs="Courier New"/>
+                <w:sz w:val="14"/>
+              </w:rPr>
+              <w:t>p</w:t>
+            </w:r>
           </w:p>
         </w:tc>
         <w:tc>
@@ -21818,38 +20263,300 @@
           <w:p>
             <w:pPr>
               <w:pStyle w:val="NoSpacing"/>
+              <w:numPr>
+                <w:ilvl w:val="0"/>
+                <w:numId w:val="1"/>
+              </w:numPr>
+              <w:rPr>
+                <w:rFonts w:ascii="Courier New" w:hAnsi="Courier New" w:cs="Courier New"/>
+                <w:sz w:val="14"/>
+                <w:lang w:val="id-ID"/>
+              </w:rPr>
+            </w:pPr>
+            <w:r>
+              <w:rPr>
+                <w:rFonts w:ascii="Courier New" w:hAnsi="Courier New" w:cs="Courier New"/>
+                <w:sz w:val="14"/>
+              </w:rPr>
+              <w:t>Enable IF</w:t>
+            </w:r>
+            <w:r>
+              <w:rPr>
+                <w:rFonts w:ascii="Courier New" w:hAnsi="Courier New" w:cs="Courier New"/>
+                <w:sz w:val="14"/>
+              </w:rPr>
+              <w:t xml:space="preserve"> </w:t>
+            </w:r>
+            <w:r>
+              <w:rPr>
+                <w:rFonts w:ascii="Courier New" w:hAnsi="Courier New" w:cs="Courier New"/>
+                <w:sz w:val="14"/>
+              </w:rPr>
+              <w:t>selected “</w:t>
+            </w:r>
+            <w:r>
+              <w:rPr>
+                <w:rFonts w:ascii="Courier New" w:hAnsi="Courier New" w:cs="Courier New"/>
+                <w:sz w:val="14"/>
+              </w:rPr>
+              <w:t>Service</w:t>
+            </w:r>
+            <w:r>
+              <w:rPr>
+                <w:rFonts w:ascii="Courier New" w:hAnsi="Courier New" w:cs="Courier New"/>
+                <w:sz w:val="14"/>
+              </w:rPr>
+              <w:t xml:space="preserve"> Id</w:t>
+            </w:r>
+            <w:r>
+              <w:rPr>
+                <w:rFonts w:ascii="Courier New" w:hAnsi="Courier New" w:cs="Courier New"/>
+                <w:sz w:val="14"/>
+              </w:rPr>
+              <w:t>”.</w:t>
+            </w:r>
+            <w:r>
+              <w:t xml:space="preserve"> </w:t>
+            </w:r>
+            <w:r>
+              <w:rPr>
+                <w:rFonts w:ascii="Courier New" w:hAnsi="Courier New" w:cs="Courier New"/>
+                <w:sz w:val="14"/>
+              </w:rPr>
+              <w:t>LTAXABLE</w:t>
+            </w:r>
+            <w:r>
+              <w:rPr>
+                <w:rFonts w:ascii="Courier New" w:hAnsi="Courier New" w:cs="Courier New"/>
+                <w:sz w:val="14"/>
+              </w:rPr>
+              <w:t xml:space="preserve"> = 1</w:t>
+            </w:r>
+          </w:p>
+          <w:p>
+            <w:pPr>
+              <w:pStyle w:val="NoSpacing"/>
+              <w:numPr>
+                <w:ilvl w:val="0"/>
+                <w:numId w:val="1"/>
+              </w:numPr>
+              <w:rPr>
+                <w:rFonts w:ascii="Courier New" w:hAnsi="Courier New" w:cs="Courier New"/>
+                <w:sz w:val="14"/>
+                <w:lang w:val="id-ID"/>
+              </w:rPr>
+            </w:pPr>
+            <w:r>
+              <w:rPr>
+                <w:rFonts w:ascii="Courier New" w:hAnsi="Courier New" w:cs="Courier New"/>
+                <w:sz w:val="14"/>
+              </w:rPr>
+              <w:t xml:space="preserve">Lookup dengan program GSL00110 </w:t>
+            </w:r>
+            <w:r>
+              <w:rPr>
+                <w:rFonts w:ascii="Courier New" w:hAnsi="Courier New" w:cs="Courier New"/>
+                <w:b/>
+                <w:sz w:val="14"/>
+              </w:rPr>
+              <w:t>TAX BY DATE LOOKUP</w:t>
+            </w:r>
+            <w:r>
+              <w:rPr>
+                <w:rFonts w:ascii="Courier New" w:hAnsi="Courier New" w:cs="Courier New"/>
+                <w:sz w:val="14"/>
+              </w:rPr>
+              <w:br/>
+              <w:t>Lookup parameter</w:t>
+            </w:r>
+          </w:p>
+          <w:p>
+            <w:pPr>
+              <w:pStyle w:val="NoSpacing"/>
+              <w:numPr>
+                <w:ilvl w:val="1"/>
+                <w:numId w:val="1"/>
+              </w:numPr>
+              <w:rPr>
+                <w:rFonts w:ascii="Courier New" w:hAnsi="Courier New" w:cs="Courier New"/>
+                <w:sz w:val="14"/>
+                <w:lang w:val="id-ID"/>
+              </w:rPr>
+            </w:pPr>
+            <w:r>
+              <w:rPr>
+                <w:rFonts w:ascii="Courier New" w:hAnsi="Courier New" w:cs="Courier New"/>
+                <w:sz w:val="14"/>
+              </w:rPr>
+              <w:t>VAR_COMPANY_ID</w:t>
+            </w:r>
+          </w:p>
+          <w:p>
+            <w:pPr>
+              <w:pStyle w:val="NoSpacing"/>
+              <w:numPr>
+                <w:ilvl w:val="1"/>
+                <w:numId w:val="1"/>
+              </w:numPr>
+              <w:rPr>
+                <w:rFonts w:ascii="Courier New" w:hAnsi="Courier New" w:cs="Courier New"/>
+                <w:sz w:val="14"/>
+                <w:lang w:val="id-ID"/>
+              </w:rPr>
+            </w:pPr>
+            <w:r>
+              <w:rPr>
+                <w:rFonts w:ascii="Courier New" w:hAnsi="Courier New" w:cs="Courier New"/>
+                <w:sz w:val="14"/>
+              </w:rPr>
+              <w:t xml:space="preserve">Tax Date </w:t>
+            </w:r>
+            <w:r>
+              <w:rPr>
+                <w:rFonts w:ascii="Courier New" w:hAnsi="Courier New" w:cs="Courier New"/>
+                <w:sz w:val="14"/>
+              </w:rPr>
+              <w:sym w:font="Wingdings" w:char="F0E0"/>
+            </w:r>
+            <w:r>
+              <w:rPr>
+                <w:rFonts w:ascii="Courier New" w:hAnsi="Courier New" w:cs="Courier New"/>
+                <w:sz w:val="14"/>
+              </w:rPr>
+              <w:t xml:space="preserve"> Today Date</w:t>
+            </w:r>
+          </w:p>
+          <w:p>
+            <w:pPr>
+              <w:pStyle w:val="NoSpacing"/>
+              <w:numPr>
+                <w:ilvl w:val="1"/>
+                <w:numId w:val="1"/>
+              </w:numPr>
+              <w:rPr>
+                <w:rFonts w:ascii="Courier New" w:hAnsi="Courier New" w:cs="Courier New"/>
+                <w:sz w:val="14"/>
+                <w:lang w:val="id-ID"/>
+              </w:rPr>
+            </w:pPr>
+            <w:r>
+              <w:rPr>
+                <w:rFonts w:ascii="Courier New" w:hAnsi="Courier New" w:cs="Courier New"/>
+                <w:sz w:val="14"/>
+              </w:rPr>
+              <w:t>VAR_USER_ID</w:t>
+            </w:r>
+          </w:p>
+          <w:p>
+            <w:pPr>
+              <w:pStyle w:val="NoSpacing"/>
+              <w:rPr>
+                <w:rFonts w:ascii="Courier New" w:hAnsi="Courier New" w:cs="Courier New"/>
+                <w:sz w:val="14"/>
+                <w:lang w:val="id-ID"/>
+              </w:rPr>
+            </w:pPr>
+          </w:p>
+          <w:p>
+            <w:pPr>
+              <w:pStyle w:val="NoSpacing"/>
+              <w:numPr>
+                <w:ilvl w:val="0"/>
+                <w:numId w:val="1"/>
+              </w:numPr>
+              <w:rPr>
+                <w:rFonts w:ascii="Courier New" w:hAnsi="Courier New" w:cs="Courier New"/>
+                <w:sz w:val="14"/>
+                <w:lang w:val="id-ID"/>
+              </w:rPr>
+            </w:pPr>
+            <w:r>
+              <w:rPr>
+                <w:rFonts w:ascii="Courier New" w:hAnsi="Courier New" w:cs="Courier New"/>
+                <w:sz w:val="14"/>
+              </w:rPr>
+              <w:t>Hasil Lookup</w:t>
+            </w:r>
+          </w:p>
+          <w:p>
+            <w:pPr>
+              <w:pStyle w:val="NoSpacing"/>
+              <w:numPr>
+                <w:ilvl w:val="1"/>
+                <w:numId w:val="1"/>
+              </w:numPr>
+              <w:rPr>
+                <w:rFonts w:ascii="Courier New" w:hAnsi="Courier New" w:cs="Courier New"/>
+                <w:sz w:val="14"/>
+                <w:lang w:val="id-ID"/>
+              </w:rPr>
+            </w:pPr>
+            <w:r>
+              <w:rPr>
+                <w:rFonts w:ascii="Courier New" w:hAnsi="Courier New" w:cs="Courier New"/>
+                <w:sz w:val="14"/>
+              </w:rPr>
+              <w:t xml:space="preserve">Set Tax Id = </w:t>
+            </w:r>
+            <w:r>
+              <w:rPr>
+                <w:rFonts w:ascii="Courier New" w:hAnsi="Courier New" w:cs="Courier New"/>
+                <w:sz w:val="14"/>
+              </w:rPr>
+              <w:t>CTAX</w:t>
+            </w:r>
+            <w:r>
+              <w:rPr>
+                <w:rFonts w:ascii="Courier New" w:hAnsi="Courier New" w:cs="Courier New"/>
+                <w:sz w:val="14"/>
+              </w:rPr>
+              <w:t>_ID</w:t>
+            </w:r>
+          </w:p>
+          <w:p>
+            <w:pPr>
+              <w:pStyle w:val="NoSpacing"/>
+              <w:numPr>
+                <w:ilvl w:val="1"/>
+                <w:numId w:val="1"/>
+              </w:numPr>
+              <w:rPr>
+                <w:rFonts w:ascii="Courier New" w:hAnsi="Courier New" w:cs="Courier New"/>
+                <w:sz w:val="14"/>
+                <w:lang w:val="id-ID"/>
+              </w:rPr>
+            </w:pPr>
+            <w:r>
+              <w:rPr>
+                <w:rFonts w:ascii="Courier New" w:hAnsi="Courier New" w:cs="Courier New"/>
+                <w:sz w:val="14"/>
+              </w:rPr>
+              <w:t xml:space="preserve">Set Tax Name = </w:t>
+            </w:r>
+            <w:r>
+              <w:rPr>
+                <w:rFonts w:ascii="Courier New" w:hAnsi="Courier New" w:cs="Courier New"/>
+                <w:sz w:val="14"/>
+              </w:rPr>
+              <w:t>CTAX</w:t>
+            </w:r>
+            <w:r>
+              <w:rPr>
+                <w:rFonts w:ascii="Courier New" w:hAnsi="Courier New" w:cs="Courier New"/>
+                <w:sz w:val="14"/>
+              </w:rPr>
+              <w:t>_NAME</w:t>
+            </w:r>
+          </w:p>
+          <w:p>
+            <w:pPr>
+              <w:pStyle w:val="NoSpacing"/>
               <w:rPr>
                 <w:rFonts w:ascii="Courier New" w:eastAsiaTheme="minorEastAsia" w:hAnsi="Courier New" w:cs="Courier New"/>
                 <w:sz w:val="14"/>
-                <w:lang w:eastAsia="zh-CN"/>
-              </w:rPr>
-            </w:pPr>
-            <w:r>
-              <w:rPr>
-                <w:rFonts w:ascii="Courier New" w:eastAsiaTheme="minorEastAsia" w:hAnsi="Courier New" w:cs="Courier New"/>
-                <w:sz w:val="14"/>
-                <w:lang w:eastAsia="zh-CN"/>
-              </w:rPr>
-              <w:t xml:space="preserve">Format </w:t>
-            </w:r>
-            <w:proofErr w:type="spellStart"/>
-            <w:r>
-              <w:rPr>
-                <w:rFonts w:ascii="Courier New" w:eastAsiaTheme="minorEastAsia" w:hAnsi="Courier New" w:cs="Courier New"/>
-                <w:sz w:val="14"/>
-                <w:lang w:eastAsia="zh-CN"/>
-              </w:rPr>
-              <w:t>sesuai</w:t>
-            </w:r>
-            <w:proofErr w:type="spellEnd"/>
-            <w:r>
-              <w:rPr>
-                <w:rFonts w:ascii="Courier New" w:eastAsiaTheme="minorEastAsia" w:hAnsi="Courier New" w:cs="Courier New"/>
-                <w:sz w:val="14"/>
-                <w:lang w:eastAsia="zh-CN"/>
-              </w:rPr>
-              <w:t xml:space="preserve"> culture</w:t>
-            </w:r>
+                <w:lang w:val="id-ID" w:eastAsia="zh-CN"/>
+              </w:rPr>
+            </w:pPr>
           </w:p>
         </w:tc>
       </w:tr>
@@ -21871,7 +20578,7 @@
                 <w:rFonts w:ascii="Courier New" w:hAnsi="Courier New" w:cs="Courier New"/>
                 <w:sz w:val="14"/>
               </w:rPr>
-              <w:t>Date Out</w:t>
+              <w:t>Date In</w:t>
             </w:r>
           </w:p>
         </w:tc>
@@ -21895,7 +20602,7 @@
                 <w:rFonts w:ascii="Courier New" w:hAnsi="Courier New" w:cs="Courier New"/>
                 <w:sz w:val="14"/>
               </w:rPr>
-              <w:t>CDATETIME_OUT</w:t>
+              <w:t>CDATETIME_IN</w:t>
             </w:r>
           </w:p>
         </w:tc>
@@ -21915,7 +20622,6 @@
                 <w:sz w:val="14"/>
               </w:rPr>
             </w:pPr>
-            <w:proofErr w:type="spellStart"/>
             <w:r>
               <w:rPr>
                 <w:rFonts w:ascii="Courier New" w:hAnsi="Courier New" w:cs="Courier New"/>
@@ -21923,7 +20629,6 @@
               </w:rPr>
               <w:t>Datetimepicker</w:t>
             </w:r>
-            <w:proofErr w:type="spellEnd"/>
           </w:p>
         </w:tc>
         <w:tc>
@@ -21939,6 +20644,104 @@
               <w:rPr>
                 <w:rFonts w:ascii="Courier New" w:eastAsiaTheme="minorEastAsia" w:hAnsi="Courier New" w:cs="Courier New"/>
                 <w:sz w:val="14"/>
+                <w:lang w:eastAsia="zh-CN"/>
+              </w:rPr>
+            </w:pPr>
+            <w:r>
+              <w:rPr>
+                <w:rFonts w:ascii="Courier New" w:eastAsiaTheme="minorEastAsia" w:hAnsi="Courier New" w:cs="Courier New"/>
+                <w:sz w:val="14"/>
+                <w:lang w:eastAsia="zh-CN"/>
+              </w:rPr>
+              <w:t>Format sesuai culture</w:t>
+            </w:r>
+          </w:p>
+        </w:tc>
+      </w:tr>
+      <w:tr>
+        <w:tc>
+          <w:tcPr>
+            <w:tcW w:w="1457" w:type="dxa"/>
+          </w:tcPr>
+          <w:p>
+            <w:pPr>
+              <w:pStyle w:val="NoSpacing"/>
+              <w:rPr>
+                <w:rFonts w:ascii="Courier New" w:hAnsi="Courier New" w:cs="Courier New"/>
+                <w:sz w:val="14"/>
+              </w:rPr>
+            </w:pPr>
+            <w:r>
+              <w:rPr>
+                <w:rFonts w:ascii="Courier New" w:hAnsi="Courier New" w:cs="Courier New"/>
+                <w:sz w:val="14"/>
+              </w:rPr>
+              <w:t>Date Out</w:t>
+            </w:r>
+          </w:p>
+        </w:tc>
+        <w:tc>
+          <w:tcPr>
+            <w:tcW w:w="1929" w:type="dxa"/>
+            <w:tcBorders>
+              <w:right w:val="single" w:sz="4" w:space="0" w:color="auto"/>
+            </w:tcBorders>
+          </w:tcPr>
+          <w:p>
+            <w:pPr>
+              <w:pStyle w:val="NoSpacing"/>
+              <w:rPr>
+                <w:rFonts w:ascii="Courier New" w:hAnsi="Courier New" w:cs="Courier New"/>
+                <w:sz w:val="14"/>
+              </w:rPr>
+            </w:pPr>
+            <w:r>
+              <w:rPr>
+                <w:rFonts w:ascii="Courier New" w:hAnsi="Courier New" w:cs="Courier New"/>
+                <w:sz w:val="14"/>
+              </w:rPr>
+              <w:t>CDATETIME_OUT</w:t>
+            </w:r>
+          </w:p>
+        </w:tc>
+        <w:tc>
+          <w:tcPr>
+            <w:tcW w:w="1393" w:type="dxa"/>
+            <w:tcBorders>
+              <w:left w:val="single" w:sz="4" w:space="0" w:color="auto"/>
+              <w:right w:val="single" w:sz="4" w:space="0" w:color="auto"/>
+            </w:tcBorders>
+          </w:tcPr>
+          <w:p>
+            <w:pPr>
+              <w:pStyle w:val="NoSpacing"/>
+              <w:rPr>
+                <w:rFonts w:ascii="Courier New" w:hAnsi="Courier New" w:cs="Courier New"/>
+                <w:sz w:val="14"/>
+              </w:rPr>
+            </w:pPr>
+            <w:r>
+              <w:rPr>
+                <w:rFonts w:ascii="Courier New" w:hAnsi="Courier New" w:cs="Courier New"/>
+                <w:sz w:val="14"/>
+              </w:rPr>
+              <w:t>Datetimepicker</w:t>
+            </w:r>
+          </w:p>
+        </w:tc>
+        <w:tc>
+          <w:tcPr>
+            <w:tcW w:w="4463" w:type="dxa"/>
+            <w:tcBorders>
+              <w:left w:val="single" w:sz="4" w:space="0" w:color="auto"/>
+            </w:tcBorders>
+          </w:tcPr>
+          <w:p>
+            <w:pPr>
+              <w:pStyle w:val="NoSpacing"/>
+              <w:rPr>
+                <w:rFonts w:ascii="Courier New" w:eastAsiaTheme="minorEastAsia" w:hAnsi="Courier New" w:cs="Courier New"/>
+                <w:sz w:val="14"/>
                 <w:lang w:val="id-ID" w:eastAsia="zh-CN"/>
               </w:rPr>
             </w:pPr>
@@ -21948,25 +20751,7 @@
                 <w:sz w:val="14"/>
                 <w:lang w:eastAsia="zh-CN"/>
               </w:rPr>
-              <w:t xml:space="preserve">Format </w:t>
-            </w:r>
-            <w:proofErr w:type="spellStart"/>
-            <w:r>
-              <w:rPr>
-                <w:rFonts w:ascii="Courier New" w:eastAsiaTheme="minorEastAsia" w:hAnsi="Courier New" w:cs="Courier New"/>
-                <w:sz w:val="14"/>
-                <w:lang w:eastAsia="zh-CN"/>
-              </w:rPr>
-              <w:t>sesuai</w:t>
-            </w:r>
-            <w:proofErr w:type="spellEnd"/>
-            <w:r>
-              <w:rPr>
-                <w:rFonts w:ascii="Courier New" w:eastAsiaTheme="minorEastAsia" w:hAnsi="Courier New" w:cs="Courier New"/>
-                <w:sz w:val="14"/>
-                <w:lang w:eastAsia="zh-CN"/>
-              </w:rPr>
-              <w:t xml:space="preserve"> culture</w:t>
+              <w:t>Format sesuai culture</w:t>
             </w:r>
           </w:p>
         </w:tc>
@@ -22690,23 +21475,7 @@
                 <w:rFonts w:ascii="Courier New" w:hAnsi="Courier New" w:cs="Courier New"/>
                 <w:sz w:val="14"/>
               </w:rPr>
-              <w:t xml:space="preserve">Enable Add </w:t>
-            </w:r>
-            <w:proofErr w:type="spellStart"/>
-            <w:r>
-              <w:rPr>
-                <w:rFonts w:ascii="Courier New" w:hAnsi="Courier New" w:cs="Courier New"/>
-                <w:sz w:val="14"/>
-              </w:rPr>
-              <w:t>Semua</w:t>
-            </w:r>
-            <w:proofErr w:type="spellEnd"/>
-            <w:r>
-              <w:rPr>
-                <w:rFonts w:ascii="Courier New" w:hAnsi="Courier New" w:cs="Courier New"/>
-                <w:sz w:val="14"/>
-              </w:rPr>
-              <w:t xml:space="preserve"> Addable field</w:t>
+              <w:t>Enable Add Semua Addable field</w:t>
             </w:r>
           </w:p>
           <w:p>
@@ -22978,23 +21747,7 @@
                 <w:rFonts w:ascii="Courier New" w:hAnsi="Courier New" w:cs="Courier New"/>
                 <w:sz w:val="14"/>
               </w:rPr>
-              <w:t xml:space="preserve">Set focus </w:t>
-            </w:r>
-            <w:proofErr w:type="spellStart"/>
-            <w:r>
-              <w:rPr>
-                <w:rFonts w:ascii="Courier New" w:hAnsi="Courier New" w:cs="Courier New"/>
-                <w:sz w:val="14"/>
-              </w:rPr>
-              <w:t>ke</w:t>
-            </w:r>
-            <w:proofErr w:type="spellEnd"/>
-            <w:r>
-              <w:rPr>
-                <w:rFonts w:ascii="Courier New" w:hAnsi="Courier New" w:cs="Courier New"/>
-                <w:sz w:val="14"/>
-              </w:rPr>
-              <w:t xml:space="preserve"> field </w:t>
+              <w:t xml:space="preserve">Set focus ke field </w:t>
             </w:r>
             <w:r>
               <w:rPr>
@@ -23380,24 +22133,7 @@
                 <w:rFonts w:ascii="Courier New" w:hAnsi="Courier New" w:cs="Courier New"/>
                 <w:sz w:val="14"/>
               </w:rPr>
-              <w:lastRenderedPageBreak/>
-              <w:t xml:space="preserve">Enable Edit </w:t>
-            </w:r>
-            <w:proofErr w:type="spellStart"/>
-            <w:r>
-              <w:rPr>
-                <w:rFonts w:ascii="Courier New" w:hAnsi="Courier New" w:cs="Courier New"/>
-                <w:sz w:val="14"/>
-              </w:rPr>
-              <w:t>Semua</w:t>
-            </w:r>
-            <w:proofErr w:type="spellEnd"/>
-            <w:r>
-              <w:rPr>
-                <w:rFonts w:ascii="Courier New" w:hAnsi="Courier New" w:cs="Courier New"/>
-                <w:sz w:val="14"/>
-              </w:rPr>
-              <w:t xml:space="preserve"> Editable field</w:t>
+              <w:t>Enable Edit Semua Editable field</w:t>
             </w:r>
           </w:p>
           <w:p>
@@ -23648,23 +22384,7 @@
                 <w:rFonts w:ascii="Courier New" w:hAnsi="Courier New" w:cs="Courier New"/>
                 <w:sz w:val="14"/>
               </w:rPr>
-              <w:t xml:space="preserve">Set focus </w:t>
-            </w:r>
-            <w:proofErr w:type="spellStart"/>
-            <w:r>
-              <w:rPr>
-                <w:rFonts w:ascii="Courier New" w:hAnsi="Courier New" w:cs="Courier New"/>
-                <w:sz w:val="14"/>
-              </w:rPr>
-              <w:t>ke</w:t>
-            </w:r>
-            <w:proofErr w:type="spellEnd"/>
-            <w:r>
-              <w:rPr>
-                <w:rFonts w:ascii="Courier New" w:hAnsi="Courier New" w:cs="Courier New"/>
-                <w:sz w:val="14"/>
-              </w:rPr>
-              <w:t xml:space="preserve"> field </w:t>
+              <w:t xml:space="preserve">Set focus ke field </w:t>
             </w:r>
             <w:r>
               <w:rPr>
@@ -23695,7 +22415,6 @@
         </w:rPr>
       </w:pPr>
       <w:r>
-        <w:lastRenderedPageBreak/>
         <w:t>DELETE</w:t>
       </w:r>
       <w:r>
@@ -23979,39 +22698,7 @@
                 <w:rFonts w:ascii="Courier New" w:hAnsi="Courier New" w:cs="Courier New"/>
                 <w:sz w:val="14"/>
               </w:rPr>
-              <w:t xml:space="preserve">IF No THEN </w:t>
-            </w:r>
-            <w:proofErr w:type="spellStart"/>
-            <w:r>
-              <w:rPr>
-                <w:rFonts w:ascii="Courier New" w:hAnsi="Courier New" w:cs="Courier New"/>
-                <w:sz w:val="14"/>
-              </w:rPr>
-              <w:t>kembali</w:t>
-            </w:r>
-            <w:proofErr w:type="spellEnd"/>
-            <w:r>
-              <w:rPr>
-                <w:rFonts w:ascii="Courier New" w:hAnsi="Courier New" w:cs="Courier New"/>
-                <w:sz w:val="14"/>
-              </w:rPr>
-              <w:t xml:space="preserve"> </w:t>
-            </w:r>
-            <w:proofErr w:type="spellStart"/>
-            <w:r>
-              <w:rPr>
-                <w:rFonts w:ascii="Courier New" w:hAnsi="Courier New" w:cs="Courier New"/>
-                <w:sz w:val="14"/>
-              </w:rPr>
-              <w:t>ke</w:t>
-            </w:r>
-            <w:proofErr w:type="spellEnd"/>
-            <w:r>
-              <w:rPr>
-                <w:rFonts w:ascii="Courier New" w:hAnsi="Courier New" w:cs="Courier New"/>
-                <w:sz w:val="14"/>
-              </w:rPr>
-              <w:t xml:space="preserve"> for</w:t>
+              <w:t>IF No THEN kembali ke for</w:t>
             </w:r>
           </w:p>
           <w:p>
@@ -24065,21 +22752,12 @@
                 <w:lang w:val="id-ID"/>
               </w:rPr>
             </w:pPr>
-            <w:proofErr w:type="spellStart"/>
-            <w:r>
-              <w:rPr>
-                <w:rFonts w:ascii="Courier New" w:hAnsi="Courier New" w:cs="Courier New"/>
-                <w:sz w:val="14"/>
-              </w:rPr>
-              <w:t>Jalankan</w:t>
-            </w:r>
-            <w:proofErr w:type="spellEnd"/>
-            <w:r>
-              <w:rPr>
-                <w:rFonts w:ascii="Courier New" w:hAnsi="Courier New" w:cs="Courier New"/>
-                <w:sz w:val="14"/>
-              </w:rPr>
-              <w:t xml:space="preserve"> </w:t>
+            <w:r>
+              <w:rPr>
+                <w:rFonts w:ascii="Courier New" w:hAnsi="Courier New" w:cs="Courier New"/>
+                <w:sz w:val="14"/>
+              </w:rPr>
+              <w:t xml:space="preserve">Jalankan </w:t>
             </w:r>
             <w:r>
               <w:rPr>
@@ -24107,23 +22785,7 @@
                 <w:rFonts w:ascii="Courier New" w:hAnsi="Courier New" w:cs="Courier New"/>
                 <w:sz w:val="14"/>
               </w:rPr>
-              <w:t xml:space="preserve">OVT </w:t>
-            </w:r>
-            <w:proofErr w:type="spellStart"/>
-            <w:r>
-              <w:rPr>
-                <w:rFonts w:ascii="Courier New" w:hAnsi="Courier New" w:cs="Courier New"/>
-                <w:sz w:val="14"/>
-              </w:rPr>
-              <w:t>dengan</w:t>
-            </w:r>
-            <w:proofErr w:type="spellEnd"/>
-            <w:r>
-              <w:rPr>
-                <w:rFonts w:ascii="Courier New" w:hAnsi="Courier New" w:cs="Courier New"/>
-                <w:sz w:val="14"/>
-              </w:rPr>
-              <w:t xml:space="preserve"> parameter</w:t>
+              <w:t>OVT dengan parameter</w:t>
             </w:r>
           </w:p>
           <w:p>
@@ -24857,6 +23519,7 @@
         <w:pStyle w:val="Heading6"/>
       </w:pPr>
       <w:r>
+        <w:lastRenderedPageBreak/>
         <w:t>ACTION</w:t>
       </w:r>
     </w:p>
@@ -24914,21 +23577,12 @@
                 <w:szCs w:val="14"/>
               </w:rPr>
             </w:pPr>
-            <w:proofErr w:type="spellStart"/>
-            <w:r>
-              <w:rPr>
-                <w:rFonts w:ascii="Courier New" w:hAnsi="Courier New" w:cs="Courier New"/>
-                <w:sz w:val="14"/>
-              </w:rPr>
-              <w:t>Jalankan</w:t>
-            </w:r>
-            <w:proofErr w:type="spellEnd"/>
-            <w:r>
-              <w:rPr>
-                <w:rFonts w:ascii="Courier New" w:hAnsi="Courier New" w:cs="Courier New"/>
-                <w:sz w:val="14"/>
-              </w:rPr>
-              <w:t xml:space="preserve"> </w:t>
+            <w:r>
+              <w:rPr>
+                <w:rFonts w:ascii="Courier New" w:hAnsi="Courier New" w:cs="Courier New"/>
+                <w:sz w:val="14"/>
+              </w:rPr>
+              <w:t xml:space="preserve">Jalankan </w:t>
             </w:r>
             <w:r>
               <w:rPr>
@@ -24970,25 +23624,8 @@
                 <w:rFonts w:ascii="Courier New" w:hAnsi="Courier New" w:cs="Courier New"/>
                 <w:sz w:val="14"/>
               </w:rPr>
-              <w:t xml:space="preserve"> </w:t>
-            </w:r>
-            <w:proofErr w:type="spellStart"/>
-            <w:r>
-              <w:rPr>
-                <w:rFonts w:ascii="Courier New" w:hAnsi="Courier New" w:cs="Courier New"/>
-                <w:sz w:val="14"/>
-              </w:rPr>
-              <w:t>dengan</w:t>
-            </w:r>
-            <w:proofErr w:type="spellEnd"/>
-            <w:r>
-              <w:rPr>
-                <w:rFonts w:ascii="Courier New" w:hAnsi="Courier New" w:cs="Courier New"/>
-                <w:sz w:val="14"/>
-              </w:rPr>
-              <w:t xml:space="preserve"> parameter </w:t>
-            </w:r>
-            <w:proofErr w:type="spellStart"/>
+              <w:t xml:space="preserve"> dengan parameter </w:t>
+            </w:r>
             <w:r>
               <w:rPr>
                 <w:rFonts w:ascii="Courier New" w:hAnsi="Courier New" w:cs="Courier New"/>
@@ -24996,7 +23633,6 @@
               </w:rPr>
               <w:t>berikut</w:t>
             </w:r>
-            <w:proofErr w:type="spellEnd"/>
             <w:r>
               <w:rPr>
                 <w:rFonts w:ascii="Courier New" w:hAnsi="Courier New" w:cs="Courier New"/>
@@ -25009,55 +23645,7 @@
                 <w:rFonts w:ascii="Courier New" w:hAnsi="Courier New" w:cs="Courier New"/>
                 <w:sz w:val="14"/>
               </w:rPr>
-              <w:t xml:space="preserve"> </w:t>
-            </w:r>
-            <w:proofErr w:type="spellStart"/>
-            <w:r>
-              <w:rPr>
-                <w:rFonts w:ascii="Courier New" w:hAnsi="Courier New" w:cs="Courier New"/>
-                <w:sz w:val="14"/>
-              </w:rPr>
-              <w:t>simpan</w:t>
-            </w:r>
-            <w:proofErr w:type="spellEnd"/>
-            <w:r>
-              <w:rPr>
-                <w:rFonts w:ascii="Courier New" w:hAnsi="Courier New" w:cs="Courier New"/>
-                <w:sz w:val="14"/>
-              </w:rPr>
-              <w:t xml:space="preserve"> </w:t>
-            </w:r>
-            <w:proofErr w:type="spellStart"/>
-            <w:r>
-              <w:rPr>
-                <w:rFonts w:ascii="Courier New" w:hAnsi="Courier New" w:cs="Courier New"/>
-                <w:sz w:val="14"/>
-              </w:rPr>
-              <w:t>hasil</w:t>
-            </w:r>
-            <w:proofErr w:type="spellEnd"/>
-            <w:r>
-              <w:rPr>
-                <w:rFonts w:ascii="Courier New" w:hAnsi="Courier New" w:cs="Courier New"/>
-                <w:sz w:val="14"/>
-              </w:rPr>
-              <w:t xml:space="preserve"> </w:t>
-            </w:r>
-            <w:proofErr w:type="spellStart"/>
-            <w:r>
-              <w:rPr>
-                <w:rFonts w:ascii="Courier New" w:hAnsi="Courier New" w:cs="Courier New"/>
-                <w:sz w:val="14"/>
-              </w:rPr>
-              <w:t>ke</w:t>
-            </w:r>
-            <w:proofErr w:type="spellEnd"/>
-            <w:r>
-              <w:rPr>
-                <w:rFonts w:ascii="Courier New" w:hAnsi="Courier New" w:cs="Courier New"/>
-                <w:sz w:val="14"/>
-              </w:rPr>
-              <w:t xml:space="preserve"> </w:t>
+              <w:t xml:space="preserve"> simpan hasil ke </w:t>
             </w:r>
             <w:r>
               <w:rPr>
@@ -25147,17 +23735,8 @@
                 <w:rFonts w:ascii="Courier New" w:hAnsi="Courier New" w:cs="Courier New"/>
                 <w:sz w:val="14"/>
               </w:rPr>
-              <w:t xml:space="preserve">Current Row </w:t>
-            </w:r>
-            <w:proofErr w:type="spellStart"/>
-            <w:r>
-              <w:rPr>
-                <w:rFonts w:ascii="Courier New" w:hAnsi="Courier New" w:cs="Courier New"/>
-                <w:sz w:val="14"/>
-              </w:rPr>
-              <w:t>Overtime.CPROPERTY_ID</w:t>
-            </w:r>
-            <w:proofErr w:type="spellEnd"/>
+              <w:t>Current Row Overtime.CPROPERTY_ID</w:t>
+            </w:r>
             <w:r>
               <w:rPr>
                 <w:rFonts w:ascii="Courier New" w:hAnsi="Courier New" w:cs="Courier New"/>
@@ -25197,7 +23776,6 @@
                 <w:rFonts w:ascii="Courier New" w:hAnsi="Courier New" w:cs="Courier New"/>
                 <w:sz w:val="14"/>
               </w:rPr>
-              <w:lastRenderedPageBreak/>
               <w:t>VAR_USER_ID</w:t>
             </w:r>
             <w:r>
@@ -25432,15 +24010,7 @@
                 <w:rFonts w:ascii="Courier New" w:hAnsi="Courier New" w:cs="Courier New"/>
                 <w:sz w:val="14"/>
               </w:rPr>
-              <w:t xml:space="preserve">Current Row </w:t>
-            </w:r>
-            <w:proofErr w:type="spellStart"/>
-            <w:r>
-              <w:rPr>
-                <w:rFonts w:ascii="Courier New" w:hAnsi="Courier New" w:cs="Courier New"/>
-                <w:sz w:val="14"/>
-              </w:rPr>
-              <w:t>Overtime.C</w:t>
+              <w:t>Current Row Overtime.C</w:t>
             </w:r>
             <w:r>
               <w:rPr>
@@ -25449,7 +24019,6 @@
               </w:rPr>
               <w:t>REF_NO</w:t>
             </w:r>
-            <w:proofErr w:type="spellEnd"/>
             <w:r>
               <w:rPr>
                 <w:rFonts w:ascii="Courier New" w:hAnsi="Courier New" w:cs="Courier New"/>
@@ -25496,15 +24065,7 @@
                 <w:rFonts w:ascii="Courier New" w:hAnsi="Courier New" w:cs="Courier New"/>
                 <w:sz w:val="14"/>
               </w:rPr>
-              <w:t xml:space="preserve">Current Row </w:t>
-            </w:r>
-            <w:proofErr w:type="spellStart"/>
-            <w:r>
-              <w:rPr>
-                <w:rFonts w:ascii="Courier New" w:hAnsi="Courier New" w:cs="Courier New"/>
-                <w:sz w:val="14"/>
-              </w:rPr>
-              <w:t>Overtime.C</w:t>
+              <w:t>Current Row Overtime.C</w:t>
             </w:r>
             <w:r>
               <w:rPr>
@@ -25513,7 +24074,6 @@
               </w:rPr>
               <w:t>DEPT_CODE</w:t>
             </w:r>
-            <w:proofErr w:type="spellEnd"/>
             <w:r>
               <w:rPr>
                 <w:rFonts w:ascii="Courier New" w:hAnsi="Courier New" w:cs="Courier New"/>
@@ -25582,34 +24142,6 @@
               </w:rPr>
               <w:t>Selected Service Id</w:t>
             </w:r>
-            <w:r>
-              <w:rPr>
-                <w:rFonts w:ascii="Courier New" w:hAnsi="Courier New" w:cs="Courier New"/>
-                <w:sz w:val="14"/>
-              </w:rPr>
-              <w:tab/>
-            </w:r>
-            <w:r>
-              <w:rPr>
-                <w:rFonts w:ascii="Courier New" w:hAnsi="Courier New" w:cs="Courier New"/>
-                <w:sz w:val="14"/>
-              </w:rPr>
-              <w:tab/>
-            </w:r>
-            <w:r>
-              <w:rPr>
-                <w:rFonts w:ascii="Courier New" w:hAnsi="Courier New" w:cs="Courier New"/>
-                <w:sz w:val="14"/>
-              </w:rPr>
-              <w:tab/>
-            </w:r>
-            <w:r>
-              <w:rPr>
-                <w:rFonts w:ascii="Courier New" w:hAnsi="Courier New" w:cs="Courier New"/>
-                <w:sz w:val="14"/>
-              </w:rPr>
-              <w:tab/>
-            </w:r>
           </w:p>
           <w:p>
             <w:pPr>
@@ -25628,14 +24160,21 @@
                 <w:rFonts w:ascii="Courier New" w:hAnsi="Courier New" w:cs="Courier New"/>
                 <w:sz w:val="14"/>
               </w:rPr>
-              <w:t xml:space="preserve">Input </w:t>
-            </w:r>
-            <w:r>
-              <w:rPr>
-                <w:rFonts w:ascii="Courier New" w:hAnsi="Courier New" w:cs="Courier New"/>
-                <w:sz w:val="14"/>
-              </w:rPr>
-              <w:t>Date In</w:t>
+              <w:t xml:space="preserve">Selected </w:t>
+            </w:r>
+            <w:r>
+              <w:rPr>
+                <w:rFonts w:ascii="Courier New" w:hAnsi="Courier New" w:cs="Courier New"/>
+                <w:sz w:val="14"/>
+              </w:rPr>
+              <w:t xml:space="preserve">Tax </w:t>
+            </w:r>
+            <w:r>
+              <w:rPr>
+                <w:rFonts w:ascii="Courier New" w:hAnsi="Courier New" w:cs="Courier New"/>
+                <w:sz w:val="14"/>
+              </w:rPr>
+              <w:t>Id</w:t>
             </w:r>
             <w:r>
               <w:rPr>
@@ -25644,65 +24183,35 @@
               </w:rPr>
               <w:t xml:space="preserve"> </w:t>
             </w:r>
-            <w:proofErr w:type="spellStart"/>
-            <w:r>
-              <w:rPr>
-                <w:rFonts w:ascii="Courier New" w:hAnsi="Courier New" w:cs="Courier New"/>
-                <w:sz w:val="14"/>
-              </w:rPr>
-              <w:t>dengan</w:t>
-            </w:r>
-            <w:proofErr w:type="spellEnd"/>
-            <w:r>
-              <w:rPr>
-                <w:rFonts w:ascii="Courier New" w:hAnsi="Courier New" w:cs="Courier New"/>
-                <w:sz w:val="14"/>
-              </w:rPr>
-              <w:t xml:space="preserve"> format </w:t>
-            </w:r>
-            <w:proofErr w:type="spellStart"/>
-            <w:r>
-              <w:rPr>
-                <w:rFonts w:ascii="Courier New" w:hAnsi="Courier New" w:cs="Courier New"/>
-                <w:sz w:val="14"/>
-              </w:rPr>
-              <w:t>yyyymmdd</w:t>
-            </w:r>
-            <w:proofErr w:type="spellEnd"/>
-            <w:r>
-              <w:rPr>
-                <w:rFonts w:ascii="Courier New" w:hAnsi="Courier New" w:cs="Courier New"/>
-                <w:sz w:val="14"/>
-              </w:rPr>
-              <w:tab/>
-            </w:r>
-            <w:r>
-              <w:rPr>
-                <w:rFonts w:ascii="Courier New" w:hAnsi="Courier New" w:cs="Courier New"/>
-                <w:sz w:val="14"/>
-              </w:rPr>
-              <w:tab/>
-            </w:r>
-            <w:r>
-              <w:rPr>
-                <w:rFonts w:ascii="Courier New" w:hAnsi="Courier New" w:cs="Courier New"/>
-                <w:sz w:val="14"/>
-              </w:rPr>
-              <w:tab/>
-            </w:r>
-            <w:r>
-              <w:rPr>
-                <w:rFonts w:ascii="Courier New" w:hAnsi="Courier New" w:cs="Courier New"/>
-                <w:sz w:val="14"/>
-              </w:rPr>
-              <w:tab/>
-            </w:r>
-            <w:r>
-              <w:rPr>
-                <w:rFonts w:ascii="Courier New" w:hAnsi="Courier New" w:cs="Courier New"/>
-                <w:sz w:val="14"/>
-              </w:rPr>
-              <w:tab/>
+            <w:r>
+              <w:rPr>
+                <w:rFonts w:ascii="Courier New" w:hAnsi="Courier New" w:cs="Courier New"/>
+                <w:b/>
+                <w:color w:val="FF0000"/>
+                <w:sz w:val="14"/>
+                <w:szCs w:val="14"/>
+              </w:rPr>
+              <w:t>[CR0</w:t>
+            </w:r>
+            <w:r>
+              <w:rPr>
+                <w:rFonts w:ascii="Courier New" w:hAnsi="Courier New" w:cs="Courier New"/>
+                <w:b/>
+                <w:color w:val="FF0000"/>
+                <w:sz w:val="14"/>
+                <w:szCs w:val="14"/>
+              </w:rPr>
+              <w:t>2</w:t>
+            </w:r>
+            <w:r>
+              <w:rPr>
+                <w:rFonts w:ascii="Courier New" w:hAnsi="Courier New" w:cs="Courier New"/>
+                <w:b/>
+                <w:color w:val="FF0000"/>
+                <w:sz w:val="14"/>
+                <w:szCs w:val="14"/>
+              </w:rPr>
+              <w:t>]</w:t>
             </w:r>
           </w:p>
           <w:p>
@@ -25722,39 +24231,56 @@
                 <w:rFonts w:ascii="Courier New" w:hAnsi="Courier New" w:cs="Courier New"/>
                 <w:sz w:val="14"/>
               </w:rPr>
-              <w:t xml:space="preserve">Input Date In </w:t>
-            </w:r>
-            <w:proofErr w:type="spellStart"/>
-            <w:r>
-              <w:rPr>
-                <w:rFonts w:ascii="Courier New" w:hAnsi="Courier New" w:cs="Courier New"/>
-                <w:sz w:val="14"/>
-              </w:rPr>
-              <w:t>dengan</w:t>
-            </w:r>
-            <w:proofErr w:type="spellEnd"/>
-            <w:r>
-              <w:rPr>
-                <w:rFonts w:ascii="Courier New" w:hAnsi="Courier New" w:cs="Courier New"/>
-                <w:sz w:val="14"/>
-              </w:rPr>
-              <w:t xml:space="preserve"> format </w:t>
-            </w:r>
-            <w:proofErr w:type="spellStart"/>
-            <w:r>
-              <w:rPr>
-                <w:rFonts w:ascii="Courier New" w:hAnsi="Courier New" w:cs="Courier New"/>
-                <w:sz w:val="14"/>
-              </w:rPr>
-              <w:t>hh:mm</w:t>
-            </w:r>
-            <w:proofErr w:type="spellEnd"/>
-            <w:r>
-              <w:rPr>
-                <w:rFonts w:ascii="Courier New" w:hAnsi="Courier New" w:cs="Courier New"/>
-                <w:sz w:val="14"/>
-              </w:rPr>
-              <w:t xml:space="preserve"> </w:t>
+              <w:t xml:space="preserve">Input </w:t>
+            </w:r>
+            <w:r>
+              <w:rPr>
+                <w:rFonts w:ascii="Courier New" w:hAnsi="Courier New" w:cs="Courier New"/>
+                <w:sz w:val="14"/>
+              </w:rPr>
+              <w:t>Date In</w:t>
+            </w:r>
+            <w:r>
+              <w:rPr>
+                <w:rFonts w:ascii="Courier New" w:hAnsi="Courier New" w:cs="Courier New"/>
+                <w:sz w:val="14"/>
+              </w:rPr>
+              <w:t xml:space="preserve"> dengan format yyyymmdd</w:t>
+            </w:r>
+            <w:r>
+              <w:rPr>
+                <w:rFonts w:ascii="Courier New" w:hAnsi="Courier New" w:cs="Courier New"/>
+                <w:sz w:val="14"/>
+              </w:rPr>
+              <w:tab/>
+            </w:r>
+            <w:r>
+              <w:rPr>
+                <w:rFonts w:ascii="Courier New" w:hAnsi="Courier New" w:cs="Courier New"/>
+                <w:sz w:val="14"/>
+              </w:rPr>
+              <w:tab/>
+            </w:r>
+            <w:r>
+              <w:rPr>
+                <w:rFonts w:ascii="Courier New" w:hAnsi="Courier New" w:cs="Courier New"/>
+                <w:sz w:val="14"/>
+              </w:rPr>
+              <w:tab/>
+            </w:r>
+            <w:r>
+              <w:rPr>
+                <w:rFonts w:ascii="Courier New" w:hAnsi="Courier New" w:cs="Courier New"/>
+                <w:sz w:val="14"/>
+              </w:rPr>
+              <w:tab/>
+            </w:r>
+            <w:r>
+              <w:rPr>
+                <w:rFonts w:ascii="Courier New" w:hAnsi="Courier New" w:cs="Courier New"/>
+                <w:sz w:val="14"/>
+              </w:rPr>
+              <w:tab/>
             </w:r>
           </w:p>
           <w:p>
@@ -25774,14 +24300,14 @@
                 <w:rFonts w:ascii="Courier New" w:hAnsi="Courier New" w:cs="Courier New"/>
                 <w:sz w:val="14"/>
               </w:rPr>
-              <w:t xml:space="preserve">Input Date </w:t>
-            </w:r>
-            <w:r>
-              <w:rPr>
-                <w:rFonts w:ascii="Courier New" w:hAnsi="Courier New" w:cs="Courier New"/>
-                <w:sz w:val="14"/>
-              </w:rPr>
-              <w:t>Out</w:t>
+              <w:t xml:space="preserve">Input Date In dengan format </w:t>
+            </w:r>
+            <w:r>
+              <w:rPr>
+                <w:rFonts w:ascii="Courier New" w:hAnsi="Courier New" w:cs="Courier New"/>
+                <w:sz w:val="14"/>
+              </w:rPr>
+              <w:t>hh:mm</w:t>
             </w:r>
             <w:r>
               <w:rPr>
@@ -25789,66 +24315,6 @@
                 <w:sz w:val="14"/>
               </w:rPr>
               <w:t xml:space="preserve"> </w:t>
-            </w:r>
-            <w:proofErr w:type="spellStart"/>
-            <w:r>
-              <w:rPr>
-                <w:rFonts w:ascii="Courier New" w:hAnsi="Courier New" w:cs="Courier New"/>
-                <w:sz w:val="14"/>
-              </w:rPr>
-              <w:t>dengan</w:t>
-            </w:r>
-            <w:proofErr w:type="spellEnd"/>
-            <w:r>
-              <w:rPr>
-                <w:rFonts w:ascii="Courier New" w:hAnsi="Courier New" w:cs="Courier New"/>
-                <w:sz w:val="14"/>
-              </w:rPr>
-              <w:t xml:space="preserve"> format </w:t>
-            </w:r>
-            <w:proofErr w:type="spellStart"/>
-            <w:r>
-              <w:rPr>
-                <w:rFonts w:ascii="Courier New" w:hAnsi="Courier New" w:cs="Courier New"/>
-                <w:sz w:val="14"/>
-              </w:rPr>
-              <w:t>yyyymmdd</w:t>
-            </w:r>
-            <w:proofErr w:type="spellEnd"/>
-            <w:r>
-              <w:rPr>
-                <w:rFonts w:ascii="Courier New" w:hAnsi="Courier New" w:cs="Courier New"/>
-                <w:sz w:val="14"/>
-              </w:rPr>
-              <w:tab/>
-            </w:r>
-            <w:r>
-              <w:rPr>
-                <w:rFonts w:ascii="Courier New" w:hAnsi="Courier New" w:cs="Courier New"/>
-                <w:sz w:val="14"/>
-              </w:rPr>
-              <w:tab/>
-            </w:r>
-            <w:r>
-              <w:rPr>
-                <w:rFonts w:ascii="Courier New" w:hAnsi="Courier New" w:cs="Courier New"/>
-                <w:sz w:val="14"/>
-              </w:rPr>
-              <w:tab/>
-            </w:r>
-            <w:r>
-              <w:rPr>
-                <w:rFonts w:ascii="Courier New" w:hAnsi="Courier New" w:cs="Courier New"/>
-                <w:sz w:val="14"/>
-              </w:rPr>
-              <w:tab/>
-            </w:r>
-            <w:r>
-              <w:rPr>
-                <w:rFonts w:ascii="Courier New" w:hAnsi="Courier New" w:cs="Courier New"/>
-                <w:sz w:val="14"/>
-              </w:rPr>
-              <w:tab/>
             </w:r>
           </w:p>
           <w:p>
@@ -25875,33 +24341,50 @@
                 <w:rFonts w:ascii="Courier New" w:hAnsi="Courier New" w:cs="Courier New"/>
                 <w:sz w:val="14"/>
               </w:rPr>
-              <w:t xml:space="preserve">Out </w:t>
-            </w:r>
-            <w:proofErr w:type="spellStart"/>
-            <w:r>
-              <w:rPr>
-                <w:rFonts w:ascii="Courier New" w:hAnsi="Courier New" w:cs="Courier New"/>
-                <w:sz w:val="14"/>
-              </w:rPr>
-              <w:t>dengan</w:t>
-            </w:r>
-            <w:proofErr w:type="spellEnd"/>
-            <w:r>
-              <w:rPr>
-                <w:rFonts w:ascii="Courier New" w:hAnsi="Courier New" w:cs="Courier New"/>
-                <w:sz w:val="14"/>
-              </w:rPr>
-              <w:t xml:space="preserve"> format </w:t>
-            </w:r>
-            <w:proofErr w:type="spellStart"/>
-            <w:r>
-              <w:rPr>
-                <w:rFonts w:ascii="Courier New" w:hAnsi="Courier New" w:cs="Courier New"/>
-                <w:sz w:val="14"/>
-              </w:rPr>
-              <w:t>hh:mm</w:t>
-            </w:r>
-            <w:proofErr w:type="spellEnd"/>
+              <w:t>Out</w:t>
+            </w:r>
+            <w:r>
+              <w:rPr>
+                <w:rFonts w:ascii="Courier New" w:hAnsi="Courier New" w:cs="Courier New"/>
+                <w:sz w:val="14"/>
+              </w:rPr>
+              <w:t xml:space="preserve"> dengan format yyyymmdd</w:t>
+            </w:r>
+            <w:r>
+              <w:rPr>
+                <w:rFonts w:ascii="Courier New" w:hAnsi="Courier New" w:cs="Courier New"/>
+                <w:sz w:val="14"/>
+              </w:rPr>
+              <w:tab/>
+            </w:r>
+            <w:r>
+              <w:rPr>
+                <w:rFonts w:ascii="Courier New" w:hAnsi="Courier New" w:cs="Courier New"/>
+                <w:sz w:val="14"/>
+              </w:rPr>
+              <w:tab/>
+            </w:r>
+            <w:r>
+              <w:rPr>
+                <w:rFonts w:ascii="Courier New" w:hAnsi="Courier New" w:cs="Courier New"/>
+                <w:sz w:val="14"/>
+              </w:rPr>
+              <w:tab/>
+            </w:r>
+            <w:r>
+              <w:rPr>
+                <w:rFonts w:ascii="Courier New" w:hAnsi="Courier New" w:cs="Courier New"/>
+                <w:sz w:val="14"/>
+              </w:rPr>
+              <w:tab/>
+            </w:r>
+            <w:r>
+              <w:rPr>
+                <w:rFonts w:ascii="Courier New" w:hAnsi="Courier New" w:cs="Courier New"/>
+                <w:sz w:val="14"/>
+              </w:rPr>
+              <w:tab/>
+            </w:r>
           </w:p>
           <w:p>
             <w:pPr>
@@ -25920,6 +24403,40 @@
                 <w:rFonts w:ascii="Courier New" w:hAnsi="Courier New" w:cs="Courier New"/>
                 <w:sz w:val="14"/>
               </w:rPr>
+              <w:t xml:space="preserve">Input Date </w:t>
+            </w:r>
+            <w:r>
+              <w:rPr>
+                <w:rFonts w:ascii="Courier New" w:hAnsi="Courier New" w:cs="Courier New"/>
+                <w:sz w:val="14"/>
+              </w:rPr>
+              <w:t xml:space="preserve">Out </w:t>
+            </w:r>
+            <w:r>
+              <w:rPr>
+                <w:rFonts w:ascii="Courier New" w:hAnsi="Courier New" w:cs="Courier New"/>
+                <w:sz w:val="14"/>
+              </w:rPr>
+              <w:t>dengan format hh:mm</w:t>
+            </w:r>
+          </w:p>
+          <w:p>
+            <w:pPr>
+              <w:pStyle w:val="NoSpacing"/>
+              <w:numPr>
+                <w:ilvl w:val="1"/>
+                <w:numId w:val="1"/>
+              </w:numPr>
+              <w:rPr>
+                <w:rFonts w:ascii="Courier New" w:hAnsi="Courier New" w:cs="Courier New"/>
+                <w:sz w:val="14"/>
+              </w:rPr>
+            </w:pPr>
+            <w:r>
+              <w:rPr>
+                <w:rFonts w:ascii="Courier New" w:hAnsi="Courier New" w:cs="Courier New"/>
+                <w:sz w:val="14"/>
+              </w:rPr>
               <w:t>Description</w:t>
             </w:r>
           </w:p>
@@ -26064,23 +24581,13 @@
                 <w:lang w:val="id-ID"/>
               </w:rPr>
             </w:pPr>
-            <w:proofErr w:type="spellStart"/>
             <w:r>
               <w:rPr>
                 <w:rFonts w:ascii="Courier New" w:hAnsi="Courier New" w:cs="Courier New"/>
                 <w:color w:val="000000" w:themeColor="text1"/>
                 <w:sz w:val="14"/>
               </w:rPr>
-              <w:t>Jalankan</w:t>
-            </w:r>
-            <w:proofErr w:type="spellEnd"/>
-            <w:r>
-              <w:rPr>
-                <w:rFonts w:ascii="Courier New" w:hAnsi="Courier New" w:cs="Courier New"/>
-                <w:color w:val="000000" w:themeColor="text1"/>
-                <w:sz w:val="14"/>
-              </w:rPr>
-              <w:t xml:space="preserve"> REFRESH </w:t>
+              <w:t xml:space="preserve">Jalankan REFRESH </w:t>
             </w:r>
             <w:r>
               <w:rPr>
@@ -26561,23 +25068,13 @@
                 <w:lang w:val="id-ID"/>
               </w:rPr>
             </w:pPr>
-            <w:proofErr w:type="spellStart"/>
             <w:r>
               <w:rPr>
                 <w:rFonts w:ascii="Courier New" w:hAnsi="Courier New" w:cs="Courier New"/>
                 <w:color w:val="000000" w:themeColor="text1"/>
                 <w:sz w:val="14"/>
               </w:rPr>
-              <w:t>Jalankan</w:t>
-            </w:r>
-            <w:proofErr w:type="spellEnd"/>
-            <w:r>
-              <w:rPr>
-                <w:rFonts w:ascii="Courier New" w:hAnsi="Courier New" w:cs="Courier New"/>
-                <w:color w:val="000000" w:themeColor="text1"/>
-                <w:sz w:val="14"/>
-              </w:rPr>
-              <w:t xml:space="preserve"> REFRESH </w:t>
+              <w:t xml:space="preserve">Jalankan REFRESH </w:t>
             </w:r>
             <w:r>
               <w:rPr>
@@ -26698,41 +25195,13 @@
                 <w:lang w:val="id-ID"/>
               </w:rPr>
             </w:pPr>
-            <w:proofErr w:type="spellStart"/>
             <w:r>
               <w:rPr>
                 <w:rFonts w:ascii="Courier New" w:hAnsi="Courier New" w:cs="Courier New"/>
                 <w:color w:val="000000" w:themeColor="text1"/>
                 <w:sz w:val="14"/>
               </w:rPr>
-              <w:t>Kembali</w:t>
-            </w:r>
-            <w:proofErr w:type="spellEnd"/>
-            <w:r>
-              <w:rPr>
-                <w:rFonts w:ascii="Courier New" w:hAnsi="Courier New" w:cs="Courier New"/>
-                <w:color w:val="000000" w:themeColor="text1"/>
-                <w:sz w:val="14"/>
-              </w:rPr>
-              <w:t xml:space="preserve"> </w:t>
-            </w:r>
-            <w:proofErr w:type="spellStart"/>
-            <w:r>
-              <w:rPr>
-                <w:rFonts w:ascii="Courier New" w:hAnsi="Courier New" w:cs="Courier New"/>
-                <w:color w:val="000000" w:themeColor="text1"/>
-                <w:sz w:val="14"/>
-              </w:rPr>
-              <w:t>ke</w:t>
-            </w:r>
-            <w:proofErr w:type="spellEnd"/>
-            <w:r>
-              <w:rPr>
-                <w:rFonts w:ascii="Courier New" w:hAnsi="Courier New" w:cs="Courier New"/>
-                <w:color w:val="000000" w:themeColor="text1"/>
-                <w:sz w:val="14"/>
-              </w:rPr>
-              <w:t xml:space="preserve"> form</w:t>
+              <w:t>Kembali ke form</w:t>
             </w:r>
           </w:p>
           <w:p>
@@ -26799,7 +25268,7 @@
                     </pic:cNvPicPr>
                   </pic:nvPicPr>
                   <pic:blipFill>
-                    <a:blip r:embed="rId10">
+                    <a:blip r:embed="rId11">
                       <a:extLst>
                         <a:ext uri="{28A0092B-C50C-407E-A947-70E740481C1C}">
                           <a14:useLocalDpi xmlns:a14="http://schemas.microsoft.com/office/drawing/2010/main" val="0"/>
@@ -26911,21 +25380,12 @@
                 <w:sz w:val="14"/>
               </w:rPr>
             </w:pPr>
-            <w:proofErr w:type="spellStart"/>
-            <w:r>
-              <w:rPr>
-                <w:rFonts w:ascii="Courier New" w:hAnsi="Courier New" w:cs="Courier New"/>
-                <w:sz w:val="14"/>
-              </w:rPr>
-              <w:t>Jalankan</w:t>
-            </w:r>
-            <w:proofErr w:type="spellEnd"/>
-            <w:r>
-              <w:rPr>
-                <w:rFonts w:ascii="Courier New" w:hAnsi="Courier New" w:cs="Courier New"/>
-                <w:sz w:val="14"/>
-              </w:rPr>
-              <w:t xml:space="preserve"> REFRESH UNIT LIST PROCESS</w:t>
+            <w:r>
+              <w:rPr>
+                <w:rFonts w:ascii="Courier New" w:hAnsi="Courier New" w:cs="Courier New"/>
+                <w:sz w:val="14"/>
+              </w:rPr>
+              <w:t>Jalankan REFRESH UNIT LIST PROCESS</w:t>
             </w:r>
           </w:p>
         </w:tc>
@@ -27025,23 +25485,7 @@
                 <w:rFonts w:ascii="Courier New" w:hAnsi="Courier New" w:cs="Courier New"/>
                 <w:sz w:val="14"/>
               </w:rPr>
-              <w:t xml:space="preserve"> </w:t>
-            </w:r>
-            <w:proofErr w:type="spellStart"/>
-            <w:r>
-              <w:rPr>
-                <w:rFonts w:ascii="Courier New" w:hAnsi="Courier New" w:cs="Courier New"/>
-                <w:sz w:val="14"/>
-              </w:rPr>
-              <w:t>dengan</w:t>
-            </w:r>
-            <w:proofErr w:type="spellEnd"/>
-            <w:r>
-              <w:rPr>
-                <w:rFonts w:ascii="Courier New" w:hAnsi="Courier New" w:cs="Courier New"/>
-                <w:sz w:val="14"/>
-              </w:rPr>
-              <w:t xml:space="preserve"> </w:t>
+              <w:t xml:space="preserve"> dengan </w:t>
             </w:r>
             <w:r>
               <w:rPr>
@@ -27083,23 +25527,7 @@
                 <w:rFonts w:ascii="Courier New" w:hAnsi="Courier New" w:cs="Courier New"/>
                 <w:sz w:val="14"/>
               </w:rPr>
-              <w:t xml:space="preserve">_DETAIL </w:t>
-            </w:r>
-            <w:proofErr w:type="spellStart"/>
-            <w:r>
-              <w:rPr>
-                <w:rFonts w:ascii="Courier New" w:hAnsi="Courier New" w:cs="Courier New"/>
-                <w:sz w:val="14"/>
-              </w:rPr>
-              <w:t>dengan</w:t>
-            </w:r>
-            <w:proofErr w:type="spellEnd"/>
-            <w:r>
-              <w:rPr>
-                <w:rFonts w:ascii="Courier New" w:hAnsi="Courier New" w:cs="Courier New"/>
-                <w:sz w:val="14"/>
-              </w:rPr>
-              <w:t xml:space="preserve"> parameter:</w:t>
+              <w:t>_DETAIL dengan parameter:</w:t>
             </w:r>
           </w:p>
           <w:p>
@@ -27522,25 +25950,7 @@
                 <w:sz w:val="14"/>
                 <w:lang w:eastAsia="zh-CN"/>
               </w:rPr>
-              <w:t xml:space="preserve">Format </w:t>
-            </w:r>
-            <w:proofErr w:type="spellStart"/>
-            <w:r>
-              <w:rPr>
-                <w:rFonts w:ascii="Courier New" w:eastAsiaTheme="minorEastAsia" w:hAnsi="Courier New" w:cs="Courier New"/>
-                <w:sz w:val="14"/>
-                <w:lang w:eastAsia="zh-CN"/>
-              </w:rPr>
-              <w:t>sesuai</w:t>
-            </w:r>
-            <w:proofErr w:type="spellEnd"/>
-            <w:r>
-              <w:rPr>
-                <w:rFonts w:ascii="Courier New" w:eastAsiaTheme="minorEastAsia" w:hAnsi="Courier New" w:cs="Courier New"/>
-                <w:sz w:val="14"/>
-                <w:lang w:eastAsia="zh-CN"/>
-              </w:rPr>
-              <w:t xml:space="preserve"> culture</w:t>
+              <w:t>Format sesuai culture</w:t>
             </w:r>
           </w:p>
         </w:tc>
@@ -27632,25 +26042,7 @@
                 <w:sz w:val="14"/>
                 <w:lang w:eastAsia="zh-CN"/>
               </w:rPr>
-              <w:t xml:space="preserve">Format </w:t>
-            </w:r>
-            <w:proofErr w:type="spellStart"/>
-            <w:r>
-              <w:rPr>
-                <w:rFonts w:ascii="Courier New" w:eastAsiaTheme="minorEastAsia" w:hAnsi="Courier New" w:cs="Courier New"/>
-                <w:sz w:val="14"/>
-                <w:lang w:eastAsia="zh-CN"/>
-              </w:rPr>
-              <w:t>sesuai</w:t>
-            </w:r>
-            <w:proofErr w:type="spellEnd"/>
-            <w:r>
-              <w:rPr>
-                <w:rFonts w:ascii="Courier New" w:eastAsiaTheme="minorEastAsia" w:hAnsi="Courier New" w:cs="Courier New"/>
-                <w:sz w:val="14"/>
-                <w:lang w:eastAsia="zh-CN"/>
-              </w:rPr>
-              <w:t xml:space="preserve"> culture</w:t>
+              <w:t>Format sesuai culture</w:t>
             </w:r>
           </w:p>
         </w:tc>
@@ -27821,23 +26213,7 @@
                 <w:rFonts w:ascii="Courier New" w:hAnsi="Courier New" w:cs="Courier New"/>
                 <w:sz w:val="14"/>
               </w:rPr>
-              <w:t xml:space="preserve">Lookup </w:t>
-            </w:r>
-            <w:proofErr w:type="spellStart"/>
-            <w:r>
-              <w:rPr>
-                <w:rFonts w:ascii="Courier New" w:hAnsi="Courier New" w:cs="Courier New"/>
-                <w:sz w:val="14"/>
-              </w:rPr>
-              <w:t>dengan</w:t>
-            </w:r>
-            <w:proofErr w:type="spellEnd"/>
-            <w:r>
-              <w:rPr>
-                <w:rFonts w:ascii="Courier New" w:hAnsi="Courier New" w:cs="Courier New"/>
-                <w:sz w:val="14"/>
-              </w:rPr>
-              <w:t xml:space="preserve"> program GSL02300 UNIT LOOKUP</w:t>
+              <w:t>Lookup dengan program GSL02300 UNIT LOOKUP</w:t>
             </w:r>
           </w:p>
           <w:p>
@@ -28238,8 +26614,6 @@
                 <w:sz w:val="14"/>
               </w:rPr>
             </w:pPr>
-            <w:proofErr w:type="spellStart"/>
-            <w:proofErr w:type="gramStart"/>
             <w:r>
               <w:rPr>
                 <w:rFonts w:ascii="Courier New" w:hAnsi="Courier New" w:cs="Courier New"/>
@@ -28247,8 +26621,6 @@
               </w:rPr>
               <w:t>Label,hidden</w:t>
             </w:r>
-            <w:proofErr w:type="spellEnd"/>
-            <w:proofErr w:type="gramEnd"/>
           </w:p>
         </w:tc>
         <w:tc>
@@ -29359,23 +27731,7 @@
                 <w:rFonts w:ascii="Courier New" w:hAnsi="Courier New" w:cs="Courier New"/>
                 <w:sz w:val="14"/>
               </w:rPr>
-              <w:t xml:space="preserve">Enable Add </w:t>
-            </w:r>
-            <w:proofErr w:type="spellStart"/>
-            <w:r>
-              <w:rPr>
-                <w:rFonts w:ascii="Courier New" w:hAnsi="Courier New" w:cs="Courier New"/>
-                <w:sz w:val="14"/>
-              </w:rPr>
-              <w:t>Semua</w:t>
-            </w:r>
-            <w:proofErr w:type="spellEnd"/>
-            <w:r>
-              <w:rPr>
-                <w:rFonts w:ascii="Courier New" w:hAnsi="Courier New" w:cs="Courier New"/>
-                <w:sz w:val="14"/>
-              </w:rPr>
-              <w:t xml:space="preserve"> Addable field</w:t>
+              <w:t>Enable Add Semua Addable field</w:t>
             </w:r>
           </w:p>
           <w:p>
@@ -29416,23 +27772,7 @@
                 <w:rFonts w:ascii="Courier New" w:hAnsi="Courier New" w:cs="Courier New"/>
                 <w:sz w:val="14"/>
               </w:rPr>
-              <w:t xml:space="preserve">Set focus </w:t>
-            </w:r>
-            <w:proofErr w:type="spellStart"/>
-            <w:r>
-              <w:rPr>
-                <w:rFonts w:ascii="Courier New" w:hAnsi="Courier New" w:cs="Courier New"/>
-                <w:sz w:val="14"/>
-              </w:rPr>
-              <w:t>ke</w:t>
-            </w:r>
-            <w:proofErr w:type="spellEnd"/>
-            <w:r>
-              <w:rPr>
-                <w:rFonts w:ascii="Courier New" w:hAnsi="Courier New" w:cs="Courier New"/>
-                <w:sz w:val="14"/>
-              </w:rPr>
-              <w:t xml:space="preserve"> field Unit </w:t>
+              <w:t xml:space="preserve">Set focus ke field Unit </w:t>
             </w:r>
           </w:p>
           <w:p>
@@ -29722,39 +28062,7 @@
                 <w:rFonts w:ascii="Courier New" w:hAnsi="Courier New" w:cs="Courier New"/>
                 <w:sz w:val="14"/>
               </w:rPr>
-              <w:t xml:space="preserve">IF No THEN </w:t>
-            </w:r>
-            <w:proofErr w:type="spellStart"/>
-            <w:r>
-              <w:rPr>
-                <w:rFonts w:ascii="Courier New" w:hAnsi="Courier New" w:cs="Courier New"/>
-                <w:sz w:val="14"/>
-              </w:rPr>
-              <w:t>kembali</w:t>
-            </w:r>
-            <w:proofErr w:type="spellEnd"/>
-            <w:r>
-              <w:rPr>
-                <w:rFonts w:ascii="Courier New" w:hAnsi="Courier New" w:cs="Courier New"/>
-                <w:sz w:val="14"/>
-              </w:rPr>
-              <w:t xml:space="preserve"> </w:t>
-            </w:r>
-            <w:proofErr w:type="spellStart"/>
-            <w:r>
-              <w:rPr>
-                <w:rFonts w:ascii="Courier New" w:hAnsi="Courier New" w:cs="Courier New"/>
-                <w:sz w:val="14"/>
-              </w:rPr>
-              <w:t>ke</w:t>
-            </w:r>
-            <w:proofErr w:type="spellEnd"/>
-            <w:r>
-              <w:rPr>
-                <w:rFonts w:ascii="Courier New" w:hAnsi="Courier New" w:cs="Courier New"/>
-                <w:sz w:val="14"/>
-              </w:rPr>
-              <w:t xml:space="preserve"> form</w:t>
+              <w:t>IF No THEN kembali ke form</w:t>
             </w:r>
           </w:p>
           <w:p>
@@ -29801,21 +28109,12 @@
                 <w:lang w:val="id-ID"/>
               </w:rPr>
             </w:pPr>
-            <w:proofErr w:type="spellStart"/>
-            <w:r>
-              <w:rPr>
-                <w:rFonts w:ascii="Courier New" w:hAnsi="Courier New" w:cs="Courier New"/>
-                <w:sz w:val="14"/>
-              </w:rPr>
-              <w:t>Jalankan</w:t>
-            </w:r>
-            <w:proofErr w:type="spellEnd"/>
-            <w:r>
-              <w:rPr>
-                <w:rFonts w:ascii="Courier New" w:hAnsi="Courier New" w:cs="Courier New"/>
-                <w:sz w:val="14"/>
-              </w:rPr>
-              <w:t xml:space="preserve"> </w:t>
+            <w:r>
+              <w:rPr>
+                <w:rFonts w:ascii="Courier New" w:hAnsi="Courier New" w:cs="Courier New"/>
+                <w:sz w:val="14"/>
+              </w:rPr>
+              <w:t xml:space="preserve">Jalankan </w:t>
             </w:r>
             <w:r>
               <w:rPr>
@@ -29843,23 +28142,7 @@
                 <w:rFonts w:ascii="Courier New" w:hAnsi="Courier New" w:cs="Courier New"/>
                 <w:sz w:val="14"/>
               </w:rPr>
-              <w:t xml:space="preserve">OVT </w:t>
-            </w:r>
-            <w:proofErr w:type="spellStart"/>
-            <w:r>
-              <w:rPr>
-                <w:rFonts w:ascii="Courier New" w:hAnsi="Courier New" w:cs="Courier New"/>
-                <w:sz w:val="14"/>
-              </w:rPr>
-              <w:t>dengan</w:t>
-            </w:r>
-            <w:proofErr w:type="spellEnd"/>
-            <w:r>
-              <w:rPr>
-                <w:rFonts w:ascii="Courier New" w:hAnsi="Courier New" w:cs="Courier New"/>
-                <w:sz w:val="14"/>
-              </w:rPr>
-              <w:t xml:space="preserve"> parameter</w:t>
+              <w:t>OVT dengan parameter</w:t>
             </w:r>
           </w:p>
           <w:p>
@@ -30283,17 +28566,8 @@
                 <w:rFonts w:ascii="Courier New" w:hAnsi="Courier New" w:cs="Courier New"/>
                 <w:sz w:val="14"/>
               </w:rPr>
-              <w:t xml:space="preserve">Please select </w:t>
-            </w:r>
-            <w:proofErr w:type="gramStart"/>
-            <w:r>
-              <w:rPr>
-                <w:rFonts w:ascii="Courier New" w:hAnsi="Courier New" w:cs="Courier New"/>
-                <w:sz w:val="14"/>
-              </w:rPr>
-              <w:t>Unit !</w:t>
-            </w:r>
-            <w:proofErr w:type="gramEnd"/>
+              <w:t>Please select Unit !</w:t>
+            </w:r>
           </w:p>
         </w:tc>
       </w:tr>
@@ -30576,21 +28850,12 @@
                 <w:szCs w:val="14"/>
               </w:rPr>
             </w:pPr>
-            <w:proofErr w:type="spellStart"/>
-            <w:r>
-              <w:rPr>
-                <w:rFonts w:ascii="Courier New" w:hAnsi="Courier New" w:cs="Courier New"/>
-                <w:sz w:val="14"/>
-              </w:rPr>
-              <w:t>Jalankan</w:t>
-            </w:r>
-            <w:proofErr w:type="spellEnd"/>
-            <w:r>
-              <w:rPr>
-                <w:rFonts w:ascii="Courier New" w:hAnsi="Courier New" w:cs="Courier New"/>
-                <w:sz w:val="14"/>
-              </w:rPr>
-              <w:t xml:space="preserve"> </w:t>
+            <w:r>
+              <w:rPr>
+                <w:rFonts w:ascii="Courier New" w:hAnsi="Courier New" w:cs="Courier New"/>
+                <w:sz w:val="14"/>
+              </w:rPr>
+              <w:t xml:space="preserve">Jalankan </w:t>
             </w:r>
             <w:r>
               <w:rPr>
@@ -30618,25 +28883,8 @@
                 <w:rFonts w:ascii="Courier New" w:hAnsi="Courier New" w:cs="Courier New"/>
                 <w:sz w:val="14"/>
               </w:rPr>
-              <w:t xml:space="preserve">OVT_UNIT </w:t>
-            </w:r>
-            <w:proofErr w:type="spellStart"/>
-            <w:r>
-              <w:rPr>
-                <w:rFonts w:ascii="Courier New" w:hAnsi="Courier New" w:cs="Courier New"/>
-                <w:sz w:val="14"/>
-              </w:rPr>
-              <w:t>dengan</w:t>
-            </w:r>
-            <w:proofErr w:type="spellEnd"/>
-            <w:r>
-              <w:rPr>
-                <w:rFonts w:ascii="Courier New" w:hAnsi="Courier New" w:cs="Courier New"/>
-                <w:sz w:val="14"/>
-              </w:rPr>
-              <w:t xml:space="preserve"> parameter </w:t>
-            </w:r>
-            <w:proofErr w:type="spellStart"/>
+              <w:t xml:space="preserve">OVT_UNIT dengan parameter </w:t>
+            </w:r>
             <w:r>
               <w:rPr>
                 <w:rFonts w:ascii="Courier New" w:hAnsi="Courier New" w:cs="Courier New"/>
@@ -30644,7 +28892,6 @@
               </w:rPr>
               <w:t>berikut</w:t>
             </w:r>
-            <w:proofErr w:type="spellEnd"/>
             <w:r>
               <w:rPr>
                 <w:rFonts w:ascii="Courier New" w:hAnsi="Courier New" w:cs="Courier New"/>
@@ -30657,55 +28904,7 @@
                 <w:rFonts w:ascii="Courier New" w:hAnsi="Courier New" w:cs="Courier New"/>
                 <w:sz w:val="14"/>
               </w:rPr>
-              <w:t xml:space="preserve"> </w:t>
-            </w:r>
-            <w:proofErr w:type="spellStart"/>
-            <w:r>
-              <w:rPr>
-                <w:rFonts w:ascii="Courier New" w:hAnsi="Courier New" w:cs="Courier New"/>
-                <w:sz w:val="14"/>
-              </w:rPr>
-              <w:t>simpan</w:t>
-            </w:r>
-            <w:proofErr w:type="spellEnd"/>
-            <w:r>
-              <w:rPr>
-                <w:rFonts w:ascii="Courier New" w:hAnsi="Courier New" w:cs="Courier New"/>
-                <w:sz w:val="14"/>
-              </w:rPr>
-              <w:t xml:space="preserve"> </w:t>
-            </w:r>
-            <w:proofErr w:type="spellStart"/>
-            <w:r>
-              <w:rPr>
-                <w:rFonts w:ascii="Courier New" w:hAnsi="Courier New" w:cs="Courier New"/>
-                <w:sz w:val="14"/>
-              </w:rPr>
-              <w:t>hasil</w:t>
-            </w:r>
-            <w:proofErr w:type="spellEnd"/>
-            <w:r>
-              <w:rPr>
-                <w:rFonts w:ascii="Courier New" w:hAnsi="Courier New" w:cs="Courier New"/>
-                <w:sz w:val="14"/>
-              </w:rPr>
-              <w:t xml:space="preserve"> </w:t>
-            </w:r>
-            <w:proofErr w:type="spellStart"/>
-            <w:r>
-              <w:rPr>
-                <w:rFonts w:ascii="Courier New" w:hAnsi="Courier New" w:cs="Courier New"/>
-                <w:sz w:val="14"/>
-              </w:rPr>
-              <w:t>ke</w:t>
-            </w:r>
-            <w:proofErr w:type="spellEnd"/>
-            <w:r>
-              <w:rPr>
-                <w:rFonts w:ascii="Courier New" w:hAnsi="Courier New" w:cs="Courier New"/>
-                <w:sz w:val="14"/>
-              </w:rPr>
-              <w:t xml:space="preserve"> </w:t>
+              <w:t xml:space="preserve"> simpan hasil ke </w:t>
             </w:r>
             <w:r>
               <w:rPr>
@@ -30795,17 +28994,8 @@
                 <w:rFonts w:ascii="Courier New" w:hAnsi="Courier New" w:cs="Courier New"/>
                 <w:sz w:val="14"/>
               </w:rPr>
-              <w:t xml:space="preserve">Current Row </w:t>
-            </w:r>
-            <w:proofErr w:type="spellStart"/>
-            <w:r>
-              <w:rPr>
-                <w:rFonts w:ascii="Courier New" w:hAnsi="Courier New" w:cs="Courier New"/>
-                <w:sz w:val="14"/>
-              </w:rPr>
-              <w:t>Overtime.CPROPERTY_ID</w:t>
-            </w:r>
-            <w:proofErr w:type="spellEnd"/>
+              <w:t>Current Row Overtime.CPROPERTY_ID</w:t>
+            </w:r>
             <w:r>
               <w:rPr>
                 <w:rFonts w:ascii="Courier New" w:hAnsi="Courier New" w:cs="Courier New"/>
@@ -31030,17 +29220,8 @@
                 <w:rFonts w:ascii="Courier New" w:hAnsi="Courier New" w:cs="Courier New"/>
                 <w:sz w:val="14"/>
               </w:rPr>
-              <w:t xml:space="preserve">Current Row </w:t>
-            </w:r>
-            <w:proofErr w:type="spellStart"/>
-            <w:r>
-              <w:rPr>
-                <w:rFonts w:ascii="Courier New" w:hAnsi="Courier New" w:cs="Courier New"/>
-                <w:sz w:val="14"/>
-              </w:rPr>
-              <w:t>Overtime.CREF_NO</w:t>
-            </w:r>
-            <w:proofErr w:type="spellEnd"/>
+              <w:t>Current Row Overtime.CREF_NO</w:t>
+            </w:r>
             <w:r>
               <w:rPr>
                 <w:rFonts w:ascii="Courier New" w:hAnsi="Courier New" w:cs="Courier New"/>
@@ -31087,17 +29268,8 @@
                 <w:rFonts w:ascii="Courier New" w:hAnsi="Courier New" w:cs="Courier New"/>
                 <w:sz w:val="14"/>
               </w:rPr>
-              <w:t xml:space="preserve">Current Row </w:t>
-            </w:r>
-            <w:proofErr w:type="spellStart"/>
-            <w:r>
-              <w:rPr>
-                <w:rFonts w:ascii="Courier New" w:hAnsi="Courier New" w:cs="Courier New"/>
-                <w:sz w:val="14"/>
-              </w:rPr>
-              <w:t>Overtime.CDEPT_CODE</w:t>
-            </w:r>
-            <w:proofErr w:type="spellEnd"/>
+              <w:t>Current Row Overtime.CDEPT_CODE</w:t>
+            </w:r>
             <w:r>
               <w:rPr>
                 <w:rFonts w:ascii="Courier New" w:hAnsi="Courier New" w:cs="Courier New"/>
@@ -31164,23 +29336,7 @@
                 <w:rFonts w:ascii="Courier New" w:hAnsi="Courier New" w:cs="Courier New"/>
                 <w:sz w:val="14"/>
               </w:rPr>
-              <w:t xml:space="preserve">Selected </w:t>
-            </w:r>
-            <w:proofErr w:type="spellStart"/>
-            <w:r>
-              <w:rPr>
-                <w:rFonts w:ascii="Courier New" w:hAnsi="Courier New" w:cs="Courier New"/>
-                <w:sz w:val="14"/>
-              </w:rPr>
-              <w:t>Service.Seq</w:t>
-            </w:r>
-            <w:proofErr w:type="spellEnd"/>
-            <w:r>
-              <w:rPr>
-                <w:rFonts w:ascii="Courier New" w:hAnsi="Courier New" w:cs="Courier New"/>
-                <w:sz w:val="14"/>
-              </w:rPr>
-              <w:t xml:space="preserve"> No</w:t>
+              <w:t>Selected Service.Seq No</w:t>
             </w:r>
           </w:p>
           <w:p>
@@ -31403,23 +29559,13 @@
                 <w:lang w:val="id-ID"/>
               </w:rPr>
             </w:pPr>
-            <w:proofErr w:type="spellStart"/>
             <w:r>
               <w:rPr>
                 <w:rFonts w:ascii="Courier New" w:hAnsi="Courier New" w:cs="Courier New"/>
                 <w:color w:val="000000" w:themeColor="text1"/>
                 <w:sz w:val="14"/>
               </w:rPr>
-              <w:t>Jalankan</w:t>
-            </w:r>
-            <w:proofErr w:type="spellEnd"/>
-            <w:r>
-              <w:rPr>
-                <w:rFonts w:ascii="Courier New" w:hAnsi="Courier New" w:cs="Courier New"/>
-                <w:color w:val="000000" w:themeColor="text1"/>
-                <w:sz w:val="14"/>
-              </w:rPr>
-              <w:t xml:space="preserve"> REFRESH OVERTIME UNIT DETAIL PROCESS</w:t>
+              <w:t>Jalankan REFRESH OVERTIME UNIT DETAIL PROCESS</w:t>
             </w:r>
           </w:p>
           <w:p>
@@ -31436,23 +29582,13 @@
                 <w:lang w:val="id-ID"/>
               </w:rPr>
             </w:pPr>
-            <w:proofErr w:type="spellStart"/>
             <w:r>
               <w:rPr>
                 <w:rFonts w:ascii="Courier New" w:hAnsi="Courier New" w:cs="Courier New"/>
                 <w:color w:val="000000" w:themeColor="text1"/>
                 <w:sz w:val="14"/>
               </w:rPr>
-              <w:t>Jalankan</w:t>
-            </w:r>
-            <w:proofErr w:type="spellEnd"/>
-            <w:r>
-              <w:rPr>
-                <w:rFonts w:ascii="Courier New" w:hAnsi="Courier New" w:cs="Courier New"/>
-                <w:color w:val="000000" w:themeColor="text1"/>
-                <w:sz w:val="14"/>
-              </w:rPr>
-              <w:t xml:space="preserve"> REFRESH OVERTIME </w:t>
+              <w:t xml:space="preserve">Jalankan REFRESH OVERTIME </w:t>
             </w:r>
             <w:r>
               <w:rPr>
@@ -32017,23 +30153,7 @@
                 <w:rFonts w:ascii="Courier New" w:hAnsi="Courier New" w:cs="Courier New"/>
                 <w:sz w:val="14"/>
               </w:rPr>
-              <w:t xml:space="preserve"> List </w:t>
-            </w:r>
-            <w:proofErr w:type="spellStart"/>
-            <w:r>
-              <w:rPr>
-                <w:rFonts w:ascii="Courier New" w:hAnsi="Courier New" w:cs="Courier New"/>
-                <w:sz w:val="14"/>
-              </w:rPr>
-              <w:t>dengan</w:t>
-            </w:r>
-            <w:proofErr w:type="spellEnd"/>
-            <w:r>
-              <w:rPr>
-                <w:rFonts w:ascii="Courier New" w:hAnsi="Courier New" w:cs="Courier New"/>
-                <w:sz w:val="14"/>
-              </w:rPr>
-              <w:t xml:space="preserve"> </w:t>
+              <w:t xml:space="preserve"> List dengan </w:t>
             </w:r>
             <w:r>
               <w:rPr>
@@ -32068,23 +30188,7 @@
                 <w:rFonts w:ascii="Courier New" w:hAnsi="Courier New" w:cs="Courier New"/>
                 <w:sz w:val="14"/>
               </w:rPr>
-              <w:t xml:space="preserve">_LIST </w:t>
-            </w:r>
-            <w:proofErr w:type="spellStart"/>
-            <w:r>
-              <w:rPr>
-                <w:rFonts w:ascii="Courier New" w:hAnsi="Courier New" w:cs="Courier New"/>
-                <w:sz w:val="14"/>
-              </w:rPr>
-              <w:t>dengan</w:t>
-            </w:r>
-            <w:proofErr w:type="spellEnd"/>
-            <w:r>
-              <w:rPr>
-                <w:rFonts w:ascii="Courier New" w:hAnsi="Courier New" w:cs="Courier New"/>
-                <w:sz w:val="14"/>
-              </w:rPr>
-              <w:t xml:space="preserve"> parameter:</w:t>
+              <w:t>_LIST dengan parameter:</w:t>
             </w:r>
           </w:p>
           <w:p>
@@ -32395,8 +30499,6 @@
                 <w:sz w:val="14"/>
               </w:rPr>
             </w:pPr>
-            <w:proofErr w:type="spellStart"/>
-            <w:proofErr w:type="gramStart"/>
             <w:r>
               <w:rPr>
                 <w:rFonts w:ascii="Courier New" w:hAnsi="Courier New" w:cs="Courier New"/>
@@ -32404,8 +30506,6 @@
               </w:rPr>
               <w:t>Label,Hidden</w:t>
             </w:r>
-            <w:proofErr w:type="spellEnd"/>
-            <w:proofErr w:type="gramEnd"/>
           </w:p>
         </w:tc>
         <w:tc>
@@ -32489,8 +30589,6 @@
                 <w:sz w:val="14"/>
               </w:rPr>
             </w:pPr>
-            <w:proofErr w:type="spellStart"/>
-            <w:proofErr w:type="gramStart"/>
             <w:r>
               <w:rPr>
                 <w:rFonts w:ascii="Courier New" w:hAnsi="Courier New" w:cs="Courier New"/>
@@ -32498,8 +30596,6 @@
               </w:rPr>
               <w:t>Label,Hidden</w:t>
             </w:r>
-            <w:proofErr w:type="spellEnd"/>
-            <w:proofErr w:type="gramEnd"/>
           </w:p>
         </w:tc>
         <w:tc>
@@ -32583,8 +30679,6 @@
                 <w:sz w:val="14"/>
               </w:rPr>
             </w:pPr>
-            <w:proofErr w:type="spellStart"/>
-            <w:proofErr w:type="gramStart"/>
             <w:r>
               <w:rPr>
                 <w:rFonts w:ascii="Courier New" w:hAnsi="Courier New" w:cs="Courier New"/>
@@ -32592,8 +30686,6 @@
               </w:rPr>
               <w:t>Label,Hidden</w:t>
             </w:r>
-            <w:proofErr w:type="spellEnd"/>
-            <w:proofErr w:type="gramEnd"/>
           </w:p>
         </w:tc>
         <w:tc>
@@ -32677,8 +30769,6 @@
                 <w:sz w:val="14"/>
               </w:rPr>
             </w:pPr>
-            <w:proofErr w:type="spellStart"/>
-            <w:proofErr w:type="gramStart"/>
             <w:r>
               <w:rPr>
                 <w:rFonts w:ascii="Courier New" w:hAnsi="Courier New" w:cs="Courier New"/>
@@ -32686,8 +30776,6 @@
               </w:rPr>
               <w:t>Label,Hidden</w:t>
             </w:r>
-            <w:proofErr w:type="spellEnd"/>
-            <w:proofErr w:type="gramEnd"/>
           </w:p>
         </w:tc>
         <w:tc>
@@ -32771,8 +30859,6 @@
                 <w:sz w:val="14"/>
               </w:rPr>
             </w:pPr>
-            <w:proofErr w:type="spellStart"/>
-            <w:proofErr w:type="gramStart"/>
             <w:r>
               <w:rPr>
                 <w:rFonts w:ascii="Courier New" w:hAnsi="Courier New" w:cs="Courier New"/>
@@ -32780,8 +30866,6 @@
               </w:rPr>
               <w:t>Label,Hidden</w:t>
             </w:r>
-            <w:proofErr w:type="spellEnd"/>
-            <w:proofErr w:type="gramEnd"/>
           </w:p>
         </w:tc>
         <w:tc>
@@ -32879,8 +30963,6 @@
                 <w:sz w:val="14"/>
               </w:rPr>
             </w:pPr>
-            <w:proofErr w:type="spellStart"/>
-            <w:proofErr w:type="gramStart"/>
             <w:r>
               <w:rPr>
                 <w:rFonts w:ascii="Courier New" w:hAnsi="Courier New" w:cs="Courier New"/>
@@ -32888,8 +30970,6 @@
               </w:rPr>
               <w:t>Label,Hidden</w:t>
             </w:r>
-            <w:proofErr w:type="spellEnd"/>
-            <w:proofErr w:type="gramEnd"/>
           </w:p>
         </w:tc>
         <w:tc>
@@ -32973,8 +31053,6 @@
                 <w:sz w:val="14"/>
               </w:rPr>
             </w:pPr>
-            <w:proofErr w:type="spellStart"/>
-            <w:proofErr w:type="gramStart"/>
             <w:r>
               <w:rPr>
                 <w:rFonts w:ascii="Courier New" w:hAnsi="Courier New" w:cs="Courier New"/>
@@ -32982,8 +31060,6 @@
               </w:rPr>
               <w:t>Label,Hidden</w:t>
             </w:r>
-            <w:proofErr w:type="spellEnd"/>
-            <w:proofErr w:type="gramEnd"/>
           </w:p>
         </w:tc>
         <w:tc>
@@ -33347,25 +31423,7 @@
                 <w:sz w:val="14"/>
                 <w:lang w:eastAsia="zh-CN"/>
               </w:rPr>
-              <w:t xml:space="preserve">Format </w:t>
-            </w:r>
-            <w:proofErr w:type="spellStart"/>
-            <w:r>
-              <w:rPr>
-                <w:rFonts w:ascii="Courier New" w:eastAsiaTheme="minorEastAsia" w:hAnsi="Courier New" w:cs="Courier New"/>
-                <w:sz w:val="14"/>
-                <w:lang w:eastAsia="zh-CN"/>
-              </w:rPr>
-              <w:t>sesuai</w:t>
-            </w:r>
-            <w:proofErr w:type="spellEnd"/>
-            <w:r>
-              <w:rPr>
-                <w:rFonts w:ascii="Courier New" w:eastAsiaTheme="minorEastAsia" w:hAnsi="Courier New" w:cs="Courier New"/>
-                <w:sz w:val="14"/>
-                <w:lang w:eastAsia="zh-CN"/>
-              </w:rPr>
-              <w:t xml:space="preserve"> culture</w:t>
+              <w:t>Format sesuai culture</w:t>
             </w:r>
           </w:p>
         </w:tc>
@@ -33463,25 +31521,7 @@
                 <w:sz w:val="14"/>
                 <w:lang w:eastAsia="zh-CN"/>
               </w:rPr>
-              <w:t xml:space="preserve">Format </w:t>
-            </w:r>
-            <w:proofErr w:type="spellStart"/>
-            <w:r>
-              <w:rPr>
-                <w:rFonts w:ascii="Courier New" w:eastAsiaTheme="minorEastAsia" w:hAnsi="Courier New" w:cs="Courier New"/>
-                <w:sz w:val="14"/>
-                <w:lang w:eastAsia="zh-CN"/>
-              </w:rPr>
-              <w:t>sesuai</w:t>
-            </w:r>
-            <w:proofErr w:type="spellEnd"/>
-            <w:r>
-              <w:rPr>
-                <w:rFonts w:ascii="Courier New" w:eastAsiaTheme="minorEastAsia" w:hAnsi="Courier New" w:cs="Courier New"/>
-                <w:sz w:val="14"/>
-                <w:lang w:eastAsia="zh-CN"/>
-              </w:rPr>
-              <w:t xml:space="preserve"> culture</w:t>
+              <w:t>Format sesuai culture</w:t>
             </w:r>
           </w:p>
         </w:tc>
@@ -34238,23 +32278,7 @@
                 <w:rFonts w:ascii="Courier New" w:hAnsi="Courier New" w:cs="Courier New"/>
                 <w:sz w:val="14"/>
               </w:rPr>
-              <w:t xml:space="preserve">Refresh Service List </w:t>
-            </w:r>
-            <w:proofErr w:type="spellStart"/>
-            <w:r>
-              <w:rPr>
-                <w:rFonts w:ascii="Courier New" w:hAnsi="Courier New" w:cs="Courier New"/>
-                <w:sz w:val="14"/>
-              </w:rPr>
-              <w:t>dengan</w:t>
-            </w:r>
-            <w:proofErr w:type="spellEnd"/>
-            <w:r>
-              <w:rPr>
-                <w:rFonts w:ascii="Courier New" w:hAnsi="Courier New" w:cs="Courier New"/>
-                <w:sz w:val="14"/>
-              </w:rPr>
-              <w:t xml:space="preserve"> </w:t>
+              <w:t xml:space="preserve">Refresh Service List dengan </w:t>
             </w:r>
             <w:r>
               <w:rPr>
@@ -34296,23 +32320,7 @@
                 <w:rFonts w:ascii="Courier New" w:hAnsi="Courier New" w:cs="Courier New"/>
                 <w:sz w:val="14"/>
               </w:rPr>
-              <w:t xml:space="preserve">_LIST </w:t>
-            </w:r>
-            <w:proofErr w:type="spellStart"/>
-            <w:r>
-              <w:rPr>
-                <w:rFonts w:ascii="Courier New" w:hAnsi="Courier New" w:cs="Courier New"/>
-                <w:sz w:val="14"/>
-              </w:rPr>
-              <w:t>dengan</w:t>
-            </w:r>
-            <w:proofErr w:type="spellEnd"/>
-            <w:r>
-              <w:rPr>
-                <w:rFonts w:ascii="Courier New" w:hAnsi="Courier New" w:cs="Courier New"/>
-                <w:sz w:val="14"/>
-              </w:rPr>
-              <w:t xml:space="preserve"> parameter:</w:t>
+              <w:t>_LIST dengan parameter:</w:t>
             </w:r>
           </w:p>
           <w:p>
@@ -35474,69 +33482,12 @@
                 <w:sz w:val="14"/>
               </w:rPr>
             </w:pPr>
-            <w:proofErr w:type="spellStart"/>
             <w:r>
               <w:rPr>
                 <w:rFonts w:cs="Courier New"/>
                 <w:sz w:val="14"/>
               </w:rPr>
-              <w:t>Saat</w:t>
-            </w:r>
-            <w:proofErr w:type="spellEnd"/>
-            <w:r>
-              <w:rPr>
-                <w:rFonts w:cs="Courier New"/>
-                <w:sz w:val="14"/>
-              </w:rPr>
-              <w:t xml:space="preserve"> </w:t>
-            </w:r>
-            <w:proofErr w:type="spellStart"/>
-            <w:r>
-              <w:rPr>
-                <w:rFonts w:cs="Courier New"/>
-                <w:sz w:val="14"/>
-              </w:rPr>
-              <w:t>pilih</w:t>
-            </w:r>
-            <w:proofErr w:type="spellEnd"/>
-            <w:r>
-              <w:rPr>
-                <w:rFonts w:cs="Courier New"/>
-                <w:sz w:val="14"/>
-              </w:rPr>
-              <w:t xml:space="preserve"> agreement no </w:t>
-            </w:r>
-            <w:proofErr w:type="spellStart"/>
-            <w:r>
-              <w:rPr>
-                <w:rFonts w:cs="Courier New"/>
-                <w:sz w:val="14"/>
-              </w:rPr>
-              <w:t>sekaligus</w:t>
-            </w:r>
-            <w:proofErr w:type="spellEnd"/>
-            <w:r>
-              <w:rPr>
-                <w:rFonts w:cs="Courier New"/>
-                <w:sz w:val="14"/>
-              </w:rPr>
-              <w:t xml:space="preserve"> save dept code dan </w:t>
-            </w:r>
-            <w:proofErr w:type="spellStart"/>
-            <w:r>
-              <w:rPr>
-                <w:rFonts w:cs="Courier New"/>
-                <w:sz w:val="14"/>
-              </w:rPr>
-              <w:t>transcodenya</w:t>
-            </w:r>
-            <w:proofErr w:type="spellEnd"/>
-            <w:r>
-              <w:rPr>
-                <w:rFonts w:cs="Courier New"/>
-                <w:sz w:val="14"/>
-              </w:rPr>
-              <w:t xml:space="preserve"> juga</w:t>
+              <w:t>Saat pilih agreement no sekaligus save dept code dan transcodenya juga</w:t>
             </w:r>
           </w:p>
         </w:tc>
@@ -35570,7 +33521,48 @@
                 <w:sz w:val="14"/>
               </w:rPr>
             </w:pPr>
-            <w:bookmarkStart w:id="3" w:name="_Hlk146028451"/>
+            <w:r>
+              <w:rPr>
+                <w:rFonts w:cs="Courier New"/>
+                <w:color w:val="FF0000"/>
+                <w:sz w:val="14"/>
+              </w:rPr>
+              <w:t>CR0</w:t>
+            </w:r>
+            <w:r>
+              <w:rPr>
+                <w:rFonts w:cs="Courier New"/>
+                <w:color w:val="FF0000"/>
+                <w:sz w:val="14"/>
+              </w:rPr>
+              <w:t>2</w:t>
+            </w:r>
+            <w:r>
+              <w:rPr>
+                <w:rFonts w:cs="Courier New"/>
+                <w:color w:val="FF0000"/>
+                <w:sz w:val="14"/>
+              </w:rPr>
+              <w:t>, IB</w:t>
+            </w:r>
+          </w:p>
+          <w:p>
+            <w:pPr>
+              <w:pStyle w:val="NoSpacing"/>
+              <w:rPr>
+                <w:rFonts w:cs="Courier New"/>
+                <w:color w:val="FF0000"/>
+                <w:sz w:val="14"/>
+              </w:rPr>
+            </w:pPr>
+            <w:r>
+              <w:rPr>
+                <w:rFonts w:cs="Courier New"/>
+                <w:color w:val="FF0000"/>
+                <w:sz w:val="14"/>
+              </w:rPr>
+              <w:t>06 Nov 2025</w:t>
+            </w:r>
           </w:p>
         </w:tc>
         <w:tc>
@@ -35580,6 +33572,103 @@
           <w:p>
             <w:pPr>
               <w:pStyle w:val="NoSpacing"/>
+              <w:numPr>
+                <w:ilvl w:val="0"/>
+                <w:numId w:val="21"/>
+              </w:numPr>
+              <w:ind w:left="129" w:hanging="129"/>
+              <w:rPr>
+                <w:rFonts w:cs="Courier New"/>
+                <w:sz w:val="14"/>
+              </w:rPr>
+            </w:pPr>
+            <w:r>
+              <w:rPr>
+                <w:rFonts w:cs="Courier New"/>
+                <w:sz w:val="14"/>
+              </w:rPr>
+              <w:t>Tambah Input Tax Id di</w:t>
+            </w:r>
+            <w:r>
+              <w:rPr>
+                <w:rFonts w:cs="Courier New"/>
+                <w:sz w:val="14"/>
+              </w:rPr>
+              <w:t xml:space="preserve"> </w:t>
+            </w:r>
+            <w:r>
+              <w:rPr>
+                <w:rFonts w:cs="Courier New"/>
+                <w:sz w:val="14"/>
+              </w:rPr>
+              <w:t>TAB – SERVICE</w:t>
+            </w:r>
+            <w:r>
+              <w:rPr>
+                <w:rFonts w:cs="Courier New"/>
+                <w:sz w:val="14"/>
+              </w:rPr>
+              <w:t xml:space="preserve"> </w:t>
+            </w:r>
+            <w:r>
+              <w:rPr>
+                <w:rFonts w:cs="Courier New"/>
+                <w:sz w:val="14"/>
+              </w:rPr>
+              <w:t>(OVERTIME INFO)</w:t>
+            </w:r>
+          </w:p>
+          <w:p>
+            <w:pPr>
+              <w:pStyle w:val="NoSpacing"/>
+              <w:rPr>
+                <w:rFonts w:cs="Courier New"/>
+                <w:color w:val="FF0000"/>
+                <w:sz w:val="14"/>
+              </w:rPr>
+            </w:pPr>
+          </w:p>
+        </w:tc>
+        <w:tc>
+          <w:tcPr>
+            <w:tcW w:w="2667" w:type="dxa"/>
+          </w:tcPr>
+          <w:p>
+            <w:pPr>
+              <w:pStyle w:val="NoSpacing"/>
+              <w:rPr>
+                <w:rFonts w:cs="Courier New"/>
+                <w:sz w:val="14"/>
+                <w:lang w:val="id-ID"/>
+              </w:rPr>
+            </w:pPr>
+          </w:p>
+        </w:tc>
+      </w:tr>
+      <w:tr>
+        <w:tc>
+          <w:tcPr>
+            <w:tcW w:w="1176" w:type="dxa"/>
+          </w:tcPr>
+          <w:p>
+            <w:pPr>
+              <w:pStyle w:val="NoSpacing"/>
+              <w:rPr>
+                <w:rFonts w:cs="Courier New"/>
+                <w:color w:val="FF0000"/>
+                <w:sz w:val="14"/>
+              </w:rPr>
+            </w:pPr>
+            <w:bookmarkStart w:id="2" w:name="_Hlk146028451"/>
+          </w:p>
+        </w:tc>
+        <w:tc>
+          <w:tcPr>
+            <w:tcW w:w="5507" w:type="dxa"/>
+          </w:tcPr>
+          <w:p>
+            <w:pPr>
+              <w:pStyle w:val="NoSpacing"/>
               <w:ind w:left="360"/>
               <w:rPr>
                 <w:rFonts w:cs="Courier New"/>
@@ -35604,7 +33693,7 @@
           </w:p>
         </w:tc>
       </w:tr>
-      <w:bookmarkEnd w:id="3"/>
+      <w:bookmarkEnd w:id="2"/>
       <w:tr>
         <w:tc>
           <w:tcPr>
@@ -35748,7 +33837,7 @@
     </w:tbl>
     <w:p>
       <w:pPr>
-        <w:pStyle w:val="Heading4"/>
+        <w:pStyle w:val="Heading2"/>
       </w:pPr>
       <w:r>
         <w:t>TEMPLATE</w:t>
@@ -35756,7 +33845,7 @@
     </w:p>
     <w:p>
       <w:pPr>
-        <w:pStyle w:val="Heading4"/>
+        <w:pStyle w:val="Heading2"/>
       </w:pPr>
       <w:r>
         <w:t>VALIDATION</w:t>
@@ -35970,7 +34059,7 @@
     </w:tbl>
     <w:p>
       <w:pPr>
-        <w:pStyle w:val="Heading4"/>
+        <w:pStyle w:val="Heading2"/>
       </w:pPr>
       <w:r>
         <w:t>ACTION</w:t>
@@ -36049,8 +34138,8 @@
     <w:p/>
     <w:p/>
     <w:sectPr>
-      <w:headerReference w:type="default" r:id="rId11"/>
-      <w:footerReference w:type="default" r:id="rId12"/>
+      <w:headerReference w:type="default" r:id="rId12"/>
+      <w:footerReference w:type="default" r:id="rId13"/>
       <w:pgSz w:w="12240" w:h="15840"/>
       <w:pgMar w:top="1440" w:right="1440" w:bottom="1440" w:left="1440" w:header="720" w:footer="720" w:gutter="0"/>
       <w:cols w:space="720"/>
@@ -36061,7 +34150,7 @@
 </file>
 
 <file path=word/endnotes.xml><?xml version="1.0" encoding="utf-8"?>
-<w:endnotes xmlns:wpc="http://schemas.microsoft.com/office/word/2010/wordprocessingCanvas" xmlns:cx="http://schemas.microsoft.com/office/drawing/2014/chartex" xmlns:cx1="http://schemas.microsoft.com/office/drawing/2015/9/8/chartex" xmlns:cx2="http://schemas.microsoft.com/office/drawing/2015/10/21/chartex" xmlns:cx3="http://schemas.microsoft.com/office/drawing/2016/5/9/chartex" xmlns:cx4="http://schemas.microsoft.com/office/drawing/2016/5/10/chartex" xmlns:cx5="http://schemas.microsoft.com/office/drawing/2016/5/11/chartex" xmlns:cx6="http://schemas.microsoft.com/office/drawing/2016/5/12/chartex" xmlns:cx7="http://schemas.microsoft.com/office/drawing/2016/5/13/chartex" xmlns:cx8="http://schemas.microsoft.com/office/drawing/2016/5/14/chartex" xmlns:mc="http://schemas.openxmlformats.org/markup-compatibility/2006" xmlns:aink="http://schemas.microsoft.com/office/drawing/2016/ink" xmlns:am3d="http://schemas.microsoft.com/office/drawing/2017/model3d" xmlns:o="urn:schemas-microsoft-com:office:office" xmlns:r="http://schemas.openxmlformats.org/officeDocument/2006/relationships" xmlns:m="http://schemas.openxmlformats.org/officeDocument/2006/math" xmlns:v="urn:schemas-microsoft-com:vml" xmlns:wp14="http://schemas.microsoft.com/office/word/2010/wordprocessingDrawing" xmlns:wp="http://schemas.openxmlformats.org/drawingml/2006/wordprocessingDrawing" xmlns:w10="urn:schemas-microsoft-com:office:word" xmlns:w="http://schemas.openxmlformats.org/wordprocessingml/2006/main" xmlns:w14="http://schemas.microsoft.com/office/word/2010/wordml" xmlns:w15="http://schemas.microsoft.com/office/word/2012/wordml" xmlns:w16cid="http://schemas.microsoft.com/office/word/2016/wordml/cid" xmlns:w16se="http://schemas.microsoft.com/office/word/2015/wordml/symex" xmlns:wpg="http://schemas.microsoft.com/office/word/2010/wordprocessingGroup" xmlns:wpi="http://schemas.microsoft.com/office/word/2010/wordprocessingInk" xmlns:wne="http://schemas.microsoft.com/office/word/2006/wordml" xmlns:wps="http://schemas.microsoft.com/office/word/2010/wordprocessingShape" mc:Ignorable="w14 w15 w16se w16cid wp14">
+<w:endnotes xmlns:wpc="http://schemas.microsoft.com/office/word/2010/wordprocessingCanvas" xmlns:cx="http://schemas.microsoft.com/office/drawing/2014/chartex" xmlns:cx1="http://schemas.microsoft.com/office/drawing/2015/9/8/chartex" xmlns:cx2="http://schemas.microsoft.com/office/drawing/2015/10/21/chartex" xmlns:cx3="http://schemas.microsoft.com/office/drawing/2016/5/9/chartex" xmlns:cx4="http://schemas.microsoft.com/office/drawing/2016/5/10/chartex" xmlns:cx5="http://schemas.microsoft.com/office/drawing/2016/5/11/chartex" xmlns:cx6="http://schemas.microsoft.com/office/drawing/2016/5/12/chartex" xmlns:cx7="http://schemas.microsoft.com/office/drawing/2016/5/13/chartex" xmlns:cx8="http://schemas.microsoft.com/office/drawing/2016/5/14/chartex" xmlns:mc="http://schemas.openxmlformats.org/markup-compatibility/2006" xmlns:aink="http://schemas.microsoft.com/office/drawing/2016/ink" xmlns:am3d="http://schemas.microsoft.com/office/drawing/2017/model3d" xmlns:o="urn:schemas-microsoft-com:office:office" xmlns:oel="http://schemas.microsoft.com/office/2019/extlst" xmlns:r="http://schemas.openxmlformats.org/officeDocument/2006/relationships" xmlns:m="http://schemas.openxmlformats.org/officeDocument/2006/math" xmlns:v="urn:schemas-microsoft-com:vml" xmlns:wp14="http://schemas.microsoft.com/office/word/2010/wordprocessingDrawing" xmlns:wp="http://schemas.openxmlformats.org/drawingml/2006/wordprocessingDrawing" xmlns:w10="urn:schemas-microsoft-com:office:word" xmlns:w="http://schemas.openxmlformats.org/wordprocessingml/2006/main" xmlns:w14="http://schemas.microsoft.com/office/word/2010/wordml" xmlns:w15="http://schemas.microsoft.com/office/word/2012/wordml" xmlns:w16cex="http://schemas.microsoft.com/office/word/2018/wordml/cex" xmlns:w16cid="http://schemas.microsoft.com/office/word/2016/wordml/cid" xmlns:w16="http://schemas.microsoft.com/office/word/2018/wordml" xmlns:w16du="http://schemas.microsoft.com/office/word/2023/wordml/word16du" xmlns:w16sdtdh="http://schemas.microsoft.com/office/word/2020/wordml/sdtdatahash" xmlns:w16sdtfl="http://schemas.microsoft.com/office/word/2024/wordml/sdtformatlock" xmlns:w16se="http://schemas.microsoft.com/office/word/2015/wordml/symex" xmlns:wpg="http://schemas.microsoft.com/office/word/2010/wordprocessingGroup" xmlns:wpi="http://schemas.microsoft.com/office/word/2010/wordprocessingInk" xmlns:wne="http://schemas.microsoft.com/office/word/2006/wordml" xmlns:wps="http://schemas.microsoft.com/office/word/2010/wordprocessingShape" mc:Ignorable="w14 w15 w16se w16cid w16 w16cex w16sdtdh w16sdtfl w16du wp14">
   <w:endnote w:type="separator" w:id="-1">
     <w:p>
       <w:pPr>
@@ -36086,7 +34175,7 @@
 </file>
 
 <file path=word/footer1.xml><?xml version="1.0" encoding="utf-8"?>
-<w:ftr xmlns:wpc="http://schemas.microsoft.com/office/word/2010/wordprocessingCanvas" xmlns:cx="http://schemas.microsoft.com/office/drawing/2014/chartex" xmlns:cx1="http://schemas.microsoft.com/office/drawing/2015/9/8/chartex" xmlns:cx2="http://schemas.microsoft.com/office/drawing/2015/10/21/chartex" xmlns:cx3="http://schemas.microsoft.com/office/drawing/2016/5/9/chartex" xmlns:cx4="http://schemas.microsoft.com/office/drawing/2016/5/10/chartex" xmlns:cx5="http://schemas.microsoft.com/office/drawing/2016/5/11/chartex" xmlns:cx6="http://schemas.microsoft.com/office/drawing/2016/5/12/chartex" xmlns:cx7="http://schemas.microsoft.com/office/drawing/2016/5/13/chartex" xmlns:cx8="http://schemas.microsoft.com/office/drawing/2016/5/14/chartex" xmlns:mc="http://schemas.openxmlformats.org/markup-compatibility/2006" xmlns:aink="http://schemas.microsoft.com/office/drawing/2016/ink" xmlns:am3d="http://schemas.microsoft.com/office/drawing/2017/model3d" xmlns:o="urn:schemas-microsoft-com:office:office" xmlns:r="http://schemas.openxmlformats.org/officeDocument/2006/relationships" xmlns:m="http://schemas.openxmlformats.org/officeDocument/2006/math" xmlns:v="urn:schemas-microsoft-com:vml" xmlns:wp14="http://schemas.microsoft.com/office/word/2010/wordprocessingDrawing" xmlns:wp="http://schemas.openxmlformats.org/drawingml/2006/wordprocessingDrawing" xmlns:w10="urn:schemas-microsoft-com:office:word" xmlns:w="http://schemas.openxmlformats.org/wordprocessingml/2006/main" xmlns:w14="http://schemas.microsoft.com/office/word/2010/wordml" xmlns:w15="http://schemas.microsoft.com/office/word/2012/wordml" xmlns:w16cid="http://schemas.microsoft.com/office/word/2016/wordml/cid" xmlns:w16se="http://schemas.microsoft.com/office/word/2015/wordml/symex" xmlns:wpg="http://schemas.microsoft.com/office/word/2010/wordprocessingGroup" xmlns:wpi="http://schemas.microsoft.com/office/word/2010/wordprocessingInk" xmlns:wne="http://schemas.microsoft.com/office/word/2006/wordml" xmlns:wps="http://schemas.microsoft.com/office/word/2010/wordprocessingShape" mc:Ignorable="w14 w15 w16se w16cid wp14">
+<w:ftr xmlns:wpc="http://schemas.microsoft.com/office/word/2010/wordprocessingCanvas" xmlns:cx="http://schemas.microsoft.com/office/drawing/2014/chartex" xmlns:cx1="http://schemas.microsoft.com/office/drawing/2015/9/8/chartex" xmlns:cx2="http://schemas.microsoft.com/office/drawing/2015/10/21/chartex" xmlns:cx3="http://schemas.microsoft.com/office/drawing/2016/5/9/chartex" xmlns:cx4="http://schemas.microsoft.com/office/drawing/2016/5/10/chartex" xmlns:cx5="http://schemas.microsoft.com/office/drawing/2016/5/11/chartex" xmlns:cx6="http://schemas.microsoft.com/office/drawing/2016/5/12/chartex" xmlns:cx7="http://schemas.microsoft.com/office/drawing/2016/5/13/chartex" xmlns:cx8="http://schemas.microsoft.com/office/drawing/2016/5/14/chartex" xmlns:mc="http://schemas.openxmlformats.org/markup-compatibility/2006" xmlns:aink="http://schemas.microsoft.com/office/drawing/2016/ink" xmlns:am3d="http://schemas.microsoft.com/office/drawing/2017/model3d" xmlns:o="urn:schemas-microsoft-com:office:office" xmlns:oel="http://schemas.microsoft.com/office/2019/extlst" xmlns:r="http://schemas.openxmlformats.org/officeDocument/2006/relationships" xmlns:m="http://schemas.openxmlformats.org/officeDocument/2006/math" xmlns:v="urn:schemas-microsoft-com:vml" xmlns:wp14="http://schemas.microsoft.com/office/word/2010/wordprocessingDrawing" xmlns:wp="http://schemas.openxmlformats.org/drawingml/2006/wordprocessingDrawing" xmlns:w10="urn:schemas-microsoft-com:office:word" xmlns:w="http://schemas.openxmlformats.org/wordprocessingml/2006/main" xmlns:w14="http://schemas.microsoft.com/office/word/2010/wordml" xmlns:w15="http://schemas.microsoft.com/office/word/2012/wordml" xmlns:w16cex="http://schemas.microsoft.com/office/word/2018/wordml/cex" xmlns:w16cid="http://schemas.microsoft.com/office/word/2016/wordml/cid" xmlns:w16="http://schemas.microsoft.com/office/word/2018/wordml" xmlns:w16du="http://schemas.microsoft.com/office/word/2023/wordml/word16du" xmlns:w16sdtdh="http://schemas.microsoft.com/office/word/2020/wordml/sdtdatahash" xmlns:w16sdtfl="http://schemas.microsoft.com/office/word/2024/wordml/sdtformatlock" xmlns:w16se="http://schemas.microsoft.com/office/word/2015/wordml/symex" xmlns:wpg="http://schemas.microsoft.com/office/word/2010/wordprocessingGroup" xmlns:wpi="http://schemas.microsoft.com/office/word/2010/wordprocessingInk" xmlns:wne="http://schemas.microsoft.com/office/word/2006/wordml" xmlns:wps="http://schemas.microsoft.com/office/word/2010/wordprocessingShape" mc:Ignorable="w14 w15 w16se w16cid w16 w16cex w16sdtdh w16sdtfl w16du wp14">
   <w:p>
     <w:pPr>
       <w:pStyle w:val="Footer"/>
@@ -36114,7 +34203,7 @@
       <w:rPr>
         <w:noProof/>
       </w:rPr>
-      <w:t>Tuesday, October 01, 2024</w:t>
+      <w:t>Thursday, November 06, 2025</w:t>
     </w:r>
     <w:r>
       <w:fldChar w:fldCharType="end"/>
@@ -36174,7 +34263,7 @@
 </file>
 
 <file path=word/footnotes.xml><?xml version="1.0" encoding="utf-8"?>
-<w:footnotes xmlns:wpc="http://schemas.microsoft.com/office/word/2010/wordprocessingCanvas" xmlns:cx="http://schemas.microsoft.com/office/drawing/2014/chartex" xmlns:cx1="http://schemas.microsoft.com/office/drawing/2015/9/8/chartex" xmlns:cx2="http://schemas.microsoft.com/office/drawing/2015/10/21/chartex" xmlns:cx3="http://schemas.microsoft.com/office/drawing/2016/5/9/chartex" xmlns:cx4="http://schemas.microsoft.com/office/drawing/2016/5/10/chartex" xmlns:cx5="http://schemas.microsoft.com/office/drawing/2016/5/11/chartex" xmlns:cx6="http://schemas.microsoft.com/office/drawing/2016/5/12/chartex" xmlns:cx7="http://schemas.microsoft.com/office/drawing/2016/5/13/chartex" xmlns:cx8="http://schemas.microsoft.com/office/drawing/2016/5/14/chartex" xmlns:mc="http://schemas.openxmlformats.org/markup-compatibility/2006" xmlns:aink="http://schemas.microsoft.com/office/drawing/2016/ink" xmlns:am3d="http://schemas.microsoft.com/office/drawing/2017/model3d" xmlns:o="urn:schemas-microsoft-com:office:office" xmlns:r="http://schemas.openxmlformats.org/officeDocument/2006/relationships" xmlns:m="http://schemas.openxmlformats.org/officeDocument/2006/math" xmlns:v="urn:schemas-microsoft-com:vml" xmlns:wp14="http://schemas.microsoft.com/office/word/2010/wordprocessingDrawing" xmlns:wp="http://schemas.openxmlformats.org/drawingml/2006/wordprocessingDrawing" xmlns:w10="urn:schemas-microsoft-com:office:word" xmlns:w="http://schemas.openxmlformats.org/wordprocessingml/2006/main" xmlns:w14="http://schemas.microsoft.com/office/word/2010/wordml" xmlns:w15="http://schemas.microsoft.com/office/word/2012/wordml" xmlns:w16cid="http://schemas.microsoft.com/office/word/2016/wordml/cid" xmlns:w16se="http://schemas.microsoft.com/office/word/2015/wordml/symex" xmlns:wpg="http://schemas.microsoft.com/office/word/2010/wordprocessingGroup" xmlns:wpi="http://schemas.microsoft.com/office/word/2010/wordprocessingInk" xmlns:wne="http://schemas.microsoft.com/office/word/2006/wordml" xmlns:wps="http://schemas.microsoft.com/office/word/2010/wordprocessingShape" mc:Ignorable="w14 w15 w16se w16cid wp14">
+<w:footnotes xmlns:wpc="http://schemas.microsoft.com/office/word/2010/wordprocessingCanvas" xmlns:cx="http://schemas.microsoft.com/office/drawing/2014/chartex" xmlns:cx1="http://schemas.microsoft.com/office/drawing/2015/9/8/chartex" xmlns:cx2="http://schemas.microsoft.com/office/drawing/2015/10/21/chartex" xmlns:cx3="http://schemas.microsoft.com/office/drawing/2016/5/9/chartex" xmlns:cx4="http://schemas.microsoft.com/office/drawing/2016/5/10/chartex" xmlns:cx5="http://schemas.microsoft.com/office/drawing/2016/5/11/chartex" xmlns:cx6="http://schemas.microsoft.com/office/drawing/2016/5/12/chartex" xmlns:cx7="http://schemas.microsoft.com/office/drawing/2016/5/13/chartex" xmlns:cx8="http://schemas.microsoft.com/office/drawing/2016/5/14/chartex" xmlns:mc="http://schemas.openxmlformats.org/markup-compatibility/2006" xmlns:aink="http://schemas.microsoft.com/office/drawing/2016/ink" xmlns:am3d="http://schemas.microsoft.com/office/drawing/2017/model3d" xmlns:o="urn:schemas-microsoft-com:office:office" xmlns:oel="http://schemas.microsoft.com/office/2019/extlst" xmlns:r="http://schemas.openxmlformats.org/officeDocument/2006/relationships" xmlns:m="http://schemas.openxmlformats.org/officeDocument/2006/math" xmlns:v="urn:schemas-microsoft-com:vml" xmlns:wp14="http://schemas.microsoft.com/office/word/2010/wordprocessingDrawing" xmlns:wp="http://schemas.openxmlformats.org/drawingml/2006/wordprocessingDrawing" xmlns:w10="urn:schemas-microsoft-com:office:word" xmlns:w="http://schemas.openxmlformats.org/wordprocessingml/2006/main" xmlns:w14="http://schemas.microsoft.com/office/word/2010/wordml" xmlns:w15="http://schemas.microsoft.com/office/word/2012/wordml" xmlns:w16cex="http://schemas.microsoft.com/office/word/2018/wordml/cex" xmlns:w16cid="http://schemas.microsoft.com/office/word/2016/wordml/cid" xmlns:w16="http://schemas.microsoft.com/office/word/2018/wordml" xmlns:w16du="http://schemas.microsoft.com/office/word/2023/wordml/word16du" xmlns:w16sdtdh="http://schemas.microsoft.com/office/word/2020/wordml/sdtdatahash" xmlns:w16sdtfl="http://schemas.microsoft.com/office/word/2024/wordml/sdtformatlock" xmlns:w16se="http://schemas.microsoft.com/office/word/2015/wordml/symex" xmlns:wpg="http://schemas.microsoft.com/office/word/2010/wordprocessingGroup" xmlns:wpi="http://schemas.microsoft.com/office/word/2010/wordprocessingInk" xmlns:wne="http://schemas.microsoft.com/office/word/2006/wordml" xmlns:wps="http://schemas.microsoft.com/office/word/2010/wordprocessingShape" mc:Ignorable="w14 w15 w16se w16cid w16 w16cex w16sdtdh w16sdtfl w16du wp14">
   <w:footnote w:type="separator" w:id="-1">
     <w:p>
       <w:pPr>
@@ -36199,7 +34288,7 @@
 </file>
 
 <file path=word/header1.xml><?xml version="1.0" encoding="utf-8"?>
-<w:hdr xmlns:wpc="http://schemas.microsoft.com/office/word/2010/wordprocessingCanvas" xmlns:cx="http://schemas.microsoft.com/office/drawing/2014/chartex" xmlns:cx1="http://schemas.microsoft.com/office/drawing/2015/9/8/chartex" xmlns:cx2="http://schemas.microsoft.com/office/drawing/2015/10/21/chartex" xmlns:cx3="http://schemas.microsoft.com/office/drawing/2016/5/9/chartex" xmlns:cx4="http://schemas.microsoft.com/office/drawing/2016/5/10/chartex" xmlns:cx5="http://schemas.microsoft.com/office/drawing/2016/5/11/chartex" xmlns:cx6="http://schemas.microsoft.com/office/drawing/2016/5/12/chartex" xmlns:cx7="http://schemas.microsoft.com/office/drawing/2016/5/13/chartex" xmlns:cx8="http://schemas.microsoft.com/office/drawing/2016/5/14/chartex" xmlns:mc="http://schemas.openxmlformats.org/markup-compatibility/2006" xmlns:aink="http://schemas.microsoft.com/office/drawing/2016/ink" xmlns:am3d="http://schemas.microsoft.com/office/drawing/2017/model3d" xmlns:o="urn:schemas-microsoft-com:office:office" xmlns:r="http://schemas.openxmlformats.org/officeDocument/2006/relationships" xmlns:m="http://schemas.openxmlformats.org/officeDocument/2006/math" xmlns:v="urn:schemas-microsoft-com:vml" xmlns:wp14="http://schemas.microsoft.com/office/word/2010/wordprocessingDrawing" xmlns:wp="http://schemas.openxmlformats.org/drawingml/2006/wordprocessingDrawing" xmlns:w10="urn:schemas-microsoft-com:office:word" xmlns:w="http://schemas.openxmlformats.org/wordprocessingml/2006/main" xmlns:w14="http://schemas.microsoft.com/office/word/2010/wordml" xmlns:w15="http://schemas.microsoft.com/office/word/2012/wordml" xmlns:w16cid="http://schemas.microsoft.com/office/word/2016/wordml/cid" xmlns:w16se="http://schemas.microsoft.com/office/word/2015/wordml/symex" xmlns:wpg="http://schemas.microsoft.com/office/word/2010/wordprocessingGroup" xmlns:wpi="http://schemas.microsoft.com/office/word/2010/wordprocessingInk" xmlns:wne="http://schemas.microsoft.com/office/word/2006/wordml" xmlns:wps="http://schemas.microsoft.com/office/word/2010/wordprocessingShape" mc:Ignorable="w14 w15 w16se w16cid wp14">
+<w:hdr xmlns:wpc="http://schemas.microsoft.com/office/word/2010/wordprocessingCanvas" xmlns:cx="http://schemas.microsoft.com/office/drawing/2014/chartex" xmlns:cx1="http://schemas.microsoft.com/office/drawing/2015/9/8/chartex" xmlns:cx2="http://schemas.microsoft.com/office/drawing/2015/10/21/chartex" xmlns:cx3="http://schemas.microsoft.com/office/drawing/2016/5/9/chartex" xmlns:cx4="http://schemas.microsoft.com/office/drawing/2016/5/10/chartex" xmlns:cx5="http://schemas.microsoft.com/office/drawing/2016/5/11/chartex" xmlns:cx6="http://schemas.microsoft.com/office/drawing/2016/5/12/chartex" xmlns:cx7="http://schemas.microsoft.com/office/drawing/2016/5/13/chartex" xmlns:cx8="http://schemas.microsoft.com/office/drawing/2016/5/14/chartex" xmlns:mc="http://schemas.openxmlformats.org/markup-compatibility/2006" xmlns:aink="http://schemas.microsoft.com/office/drawing/2016/ink" xmlns:am3d="http://schemas.microsoft.com/office/drawing/2017/model3d" xmlns:o="urn:schemas-microsoft-com:office:office" xmlns:oel="http://schemas.microsoft.com/office/2019/extlst" xmlns:r="http://schemas.openxmlformats.org/officeDocument/2006/relationships" xmlns:m="http://schemas.openxmlformats.org/officeDocument/2006/math" xmlns:v="urn:schemas-microsoft-com:vml" xmlns:wp14="http://schemas.microsoft.com/office/word/2010/wordprocessingDrawing" xmlns:wp="http://schemas.openxmlformats.org/drawingml/2006/wordprocessingDrawing" xmlns:w10="urn:schemas-microsoft-com:office:word" xmlns:w="http://schemas.openxmlformats.org/wordprocessingml/2006/main" xmlns:w14="http://schemas.microsoft.com/office/word/2010/wordml" xmlns:w15="http://schemas.microsoft.com/office/word/2012/wordml" xmlns:w16cex="http://schemas.microsoft.com/office/word/2018/wordml/cex" xmlns:w16cid="http://schemas.microsoft.com/office/word/2016/wordml/cid" xmlns:w16="http://schemas.microsoft.com/office/word/2018/wordml" xmlns:w16du="http://schemas.microsoft.com/office/word/2023/wordml/word16du" xmlns:w16sdtdh="http://schemas.microsoft.com/office/word/2020/wordml/sdtdatahash" xmlns:w16sdtfl="http://schemas.microsoft.com/office/word/2024/wordml/sdtformatlock" xmlns:w16se="http://schemas.microsoft.com/office/word/2015/wordml/symex" xmlns:wpg="http://schemas.microsoft.com/office/word/2010/wordprocessingGroup" xmlns:wpi="http://schemas.microsoft.com/office/word/2010/wordprocessingInk" xmlns:wne="http://schemas.microsoft.com/office/word/2006/wordml" xmlns:wps="http://schemas.microsoft.com/office/word/2010/wordprocessingShape" mc:Ignorable="w14 w15 w16se w16cid w16 w16cex w16sdtdh w16sdtfl w16du wp14">
   <w:tbl>
     <w:tblPr>
       <w:tblW w:w="0" w:type="auto"/>
@@ -36614,7 +34703,7 @@
 </file>
 
 <file path=word/numbering.xml><?xml version="1.0" encoding="utf-8"?>
-<w:numbering xmlns:wpc="http://schemas.microsoft.com/office/word/2010/wordprocessingCanvas" xmlns:cx="http://schemas.microsoft.com/office/drawing/2014/chartex" xmlns:cx1="http://schemas.microsoft.com/office/drawing/2015/9/8/chartex" xmlns:cx2="http://schemas.microsoft.com/office/drawing/2015/10/21/chartex" xmlns:cx3="http://schemas.microsoft.com/office/drawing/2016/5/9/chartex" xmlns:cx4="http://schemas.microsoft.com/office/drawing/2016/5/10/chartex" xmlns:cx5="http://schemas.microsoft.com/office/drawing/2016/5/11/chartex" xmlns:cx6="http://schemas.microsoft.com/office/drawing/2016/5/12/chartex" xmlns:cx7="http://schemas.microsoft.com/office/drawing/2016/5/13/chartex" xmlns:cx8="http://schemas.microsoft.com/office/drawing/2016/5/14/chartex" xmlns:mc="http://schemas.openxmlformats.org/markup-compatibility/2006" xmlns:aink="http://schemas.microsoft.com/office/drawing/2016/ink" xmlns:am3d="http://schemas.microsoft.com/office/drawing/2017/model3d" xmlns:o="urn:schemas-microsoft-com:office:office" xmlns:r="http://schemas.openxmlformats.org/officeDocument/2006/relationships" xmlns:m="http://schemas.openxmlformats.org/officeDocument/2006/math" xmlns:v="urn:schemas-microsoft-com:vml" xmlns:wp14="http://schemas.microsoft.com/office/word/2010/wordprocessingDrawing" xmlns:wp="http://schemas.openxmlformats.org/drawingml/2006/wordprocessingDrawing" xmlns:w10="urn:schemas-microsoft-com:office:word" xmlns:w="http://schemas.openxmlformats.org/wordprocessingml/2006/main" xmlns:w14="http://schemas.microsoft.com/office/word/2010/wordml" xmlns:w15="http://schemas.microsoft.com/office/word/2012/wordml" xmlns:w16cid="http://schemas.microsoft.com/office/word/2016/wordml/cid" xmlns:w16se="http://schemas.microsoft.com/office/word/2015/wordml/symex" xmlns:wpg="http://schemas.microsoft.com/office/word/2010/wordprocessingGroup" xmlns:wpi="http://schemas.microsoft.com/office/word/2010/wordprocessingInk" xmlns:wne="http://schemas.microsoft.com/office/word/2006/wordml" xmlns:wps="http://schemas.microsoft.com/office/word/2010/wordprocessingShape" mc:Ignorable="w14 w15 w16se w16cid wp14">
+<w:numbering xmlns:wpc="http://schemas.microsoft.com/office/word/2010/wordprocessingCanvas" xmlns:cx="http://schemas.microsoft.com/office/drawing/2014/chartex" xmlns:cx1="http://schemas.microsoft.com/office/drawing/2015/9/8/chartex" xmlns:cx2="http://schemas.microsoft.com/office/drawing/2015/10/21/chartex" xmlns:cx3="http://schemas.microsoft.com/office/drawing/2016/5/9/chartex" xmlns:cx4="http://schemas.microsoft.com/office/drawing/2016/5/10/chartex" xmlns:cx5="http://schemas.microsoft.com/office/drawing/2016/5/11/chartex" xmlns:cx6="http://schemas.microsoft.com/office/drawing/2016/5/12/chartex" xmlns:cx7="http://schemas.microsoft.com/office/drawing/2016/5/13/chartex" xmlns:cx8="http://schemas.microsoft.com/office/drawing/2016/5/14/chartex" xmlns:mc="http://schemas.openxmlformats.org/markup-compatibility/2006" xmlns:aink="http://schemas.microsoft.com/office/drawing/2016/ink" xmlns:am3d="http://schemas.microsoft.com/office/drawing/2017/model3d" xmlns:o="urn:schemas-microsoft-com:office:office" xmlns:oel="http://schemas.microsoft.com/office/2019/extlst" xmlns:r="http://schemas.openxmlformats.org/officeDocument/2006/relationships" xmlns:m="http://schemas.openxmlformats.org/officeDocument/2006/math" xmlns:v="urn:schemas-microsoft-com:vml" xmlns:wp14="http://schemas.microsoft.com/office/word/2010/wordprocessingDrawing" xmlns:wp="http://schemas.openxmlformats.org/drawingml/2006/wordprocessingDrawing" xmlns:w10="urn:schemas-microsoft-com:office:word" xmlns:w="http://schemas.openxmlformats.org/wordprocessingml/2006/main" xmlns:w14="http://schemas.microsoft.com/office/word/2010/wordml" xmlns:w15="http://schemas.microsoft.com/office/word/2012/wordml" xmlns:w16cex="http://schemas.microsoft.com/office/word/2018/wordml/cex" xmlns:w16cid="http://schemas.microsoft.com/office/word/2016/wordml/cid" xmlns:w16="http://schemas.microsoft.com/office/word/2018/wordml" xmlns:w16du="http://schemas.microsoft.com/office/word/2023/wordml/word16du" xmlns:w16sdtdh="http://schemas.microsoft.com/office/word/2020/wordml/sdtdatahash" xmlns:w16sdtfl="http://schemas.microsoft.com/office/word/2024/wordml/sdtformatlock" xmlns:w16se="http://schemas.microsoft.com/office/word/2015/wordml/symex" xmlns:wpg="http://schemas.microsoft.com/office/word/2010/wordprocessingGroup" xmlns:wpi="http://schemas.microsoft.com/office/word/2010/wordprocessingInk" xmlns:wne="http://schemas.microsoft.com/office/word/2006/wordml" xmlns:wps="http://schemas.microsoft.com/office/word/2010/wordprocessingShape" mc:Ignorable="w14 w15 w16se w16cid w16 w16cex w16sdtdh w16sdtfl w16du wp14">
   <w:abstractNum w:abstractNumId="0" w15:restartNumberingAfterBreak="0">
     <w:nsid w:val="FFFFFF89"/>
     <w:multiLevelType w:val="singleLevel"/>
@@ -39686,91 +37775,91 @@
       </w:rPr>
     </w:lvl>
   </w:abstractNum>
-  <w:num w:numId="1">
+  <w:num w:numId="1" w16cid:durableId="1443265424">
     <w:abstractNumId w:val="13"/>
   </w:num>
-  <w:num w:numId="2">
+  <w:num w:numId="2" w16cid:durableId="608970801">
     <w:abstractNumId w:val="15"/>
   </w:num>
-  <w:num w:numId="3">
+  <w:num w:numId="3" w16cid:durableId="390731934">
     <w:abstractNumId w:val="19"/>
   </w:num>
-  <w:num w:numId="4">
+  <w:num w:numId="4" w16cid:durableId="32661874">
     <w:abstractNumId w:val="0"/>
   </w:num>
-  <w:num w:numId="5">
+  <w:num w:numId="5" w16cid:durableId="1030717215">
     <w:abstractNumId w:val="4"/>
   </w:num>
-  <w:num w:numId="6">
+  <w:num w:numId="6" w16cid:durableId="752240274">
     <w:abstractNumId w:val="22"/>
   </w:num>
-  <w:num w:numId="7">
+  <w:num w:numId="7" w16cid:durableId="1035497724">
     <w:abstractNumId w:val="16"/>
   </w:num>
-  <w:num w:numId="8">
+  <w:num w:numId="8" w16cid:durableId="12921209">
     <w:abstractNumId w:val="11"/>
   </w:num>
-  <w:num w:numId="9">
+  <w:num w:numId="9" w16cid:durableId="2086413614">
     <w:abstractNumId w:val="17"/>
   </w:num>
-  <w:num w:numId="10">
+  <w:num w:numId="10" w16cid:durableId="714503502">
     <w:abstractNumId w:val="21"/>
   </w:num>
-  <w:num w:numId="11">
+  <w:num w:numId="11" w16cid:durableId="1217818948">
     <w:abstractNumId w:val="18"/>
   </w:num>
-  <w:num w:numId="12">
+  <w:num w:numId="12" w16cid:durableId="674648132">
     <w:abstractNumId w:val="3"/>
   </w:num>
-  <w:num w:numId="13">
+  <w:num w:numId="13" w16cid:durableId="1621300089">
     <w:abstractNumId w:val="7"/>
   </w:num>
-  <w:num w:numId="14">
+  <w:num w:numId="14" w16cid:durableId="471411722">
     <w:abstractNumId w:val="6"/>
   </w:num>
-  <w:num w:numId="15">
+  <w:num w:numId="15" w16cid:durableId="970794081">
     <w:abstractNumId w:val="14"/>
   </w:num>
-  <w:num w:numId="16">
+  <w:num w:numId="16" w16cid:durableId="307632808">
     <w:abstractNumId w:val="26"/>
   </w:num>
-  <w:num w:numId="17">
+  <w:num w:numId="17" w16cid:durableId="731780987">
     <w:abstractNumId w:val="27"/>
   </w:num>
-  <w:num w:numId="18">
+  <w:num w:numId="18" w16cid:durableId="121655459">
     <w:abstractNumId w:val="2"/>
   </w:num>
-  <w:num w:numId="19">
+  <w:num w:numId="19" w16cid:durableId="1137377899">
     <w:abstractNumId w:val="9"/>
   </w:num>
-  <w:num w:numId="20">
+  <w:num w:numId="20" w16cid:durableId="925963901">
     <w:abstractNumId w:val="8"/>
   </w:num>
-  <w:num w:numId="21">
+  <w:num w:numId="21" w16cid:durableId="2138520735">
     <w:abstractNumId w:val="25"/>
   </w:num>
-  <w:num w:numId="22">
+  <w:num w:numId="22" w16cid:durableId="1224099970">
     <w:abstractNumId w:val="13"/>
   </w:num>
-  <w:num w:numId="23">
+  <w:num w:numId="23" w16cid:durableId="1121805930">
     <w:abstractNumId w:val="1"/>
   </w:num>
-  <w:num w:numId="24">
+  <w:num w:numId="24" w16cid:durableId="1847598846">
     <w:abstractNumId w:val="20"/>
   </w:num>
-  <w:num w:numId="25">
+  <w:num w:numId="25" w16cid:durableId="1214780276">
     <w:abstractNumId w:val="12"/>
   </w:num>
-  <w:num w:numId="26">
+  <w:num w:numId="26" w16cid:durableId="462236032">
     <w:abstractNumId w:val="10"/>
   </w:num>
-  <w:num w:numId="27">
+  <w:num w:numId="27" w16cid:durableId="1274704583">
     <w:abstractNumId w:val="24"/>
   </w:num>
-  <w:num w:numId="28">
+  <w:num w:numId="28" w16cid:durableId="1509294107">
     <w:abstractNumId w:val="23"/>
   </w:num>
-  <w:num w:numId="29">
+  <w:num w:numId="29" w16cid:durableId="895354287">
     <w:abstractNumId w:val="5"/>
   </w:num>
   <w:numIdMacAtCleanup w:val="19"/>
@@ -39778,7 +37867,7 @@
 </file>
 
 <file path=word/styles.xml><?xml version="1.0" encoding="utf-8"?>
-<w:styles xmlns:mc="http://schemas.openxmlformats.org/markup-compatibility/2006" xmlns:r="http://schemas.openxmlformats.org/officeDocument/2006/relationships" xmlns:w="http://schemas.openxmlformats.org/wordprocessingml/2006/main" xmlns:w14="http://schemas.microsoft.com/office/word/2010/wordml" xmlns:w15="http://schemas.microsoft.com/office/word/2012/wordml" xmlns:w16cid="http://schemas.microsoft.com/office/word/2016/wordml/cid" xmlns:w16se="http://schemas.microsoft.com/office/word/2015/wordml/symex" mc:Ignorable="w14 w15 w16se w16cid">
+<w:styles xmlns:mc="http://schemas.openxmlformats.org/markup-compatibility/2006" xmlns:r="http://schemas.openxmlformats.org/officeDocument/2006/relationships" xmlns:w="http://schemas.openxmlformats.org/wordprocessingml/2006/main" xmlns:w14="http://schemas.microsoft.com/office/word/2010/wordml" xmlns:w15="http://schemas.microsoft.com/office/word/2012/wordml" xmlns:w16cex="http://schemas.microsoft.com/office/word/2018/wordml/cex" xmlns:w16cid="http://schemas.microsoft.com/office/word/2016/wordml/cid" xmlns:w16="http://schemas.microsoft.com/office/word/2018/wordml" xmlns:w16du="http://schemas.microsoft.com/office/word/2023/wordml/word16du" xmlns:w16sdtdh="http://schemas.microsoft.com/office/word/2020/wordml/sdtdatahash" xmlns:w16sdtfl="http://schemas.microsoft.com/office/word/2024/wordml/sdtformatlock" xmlns:w16se="http://schemas.microsoft.com/office/word/2015/wordml/symex" mc:Ignorable="w14 w15 w16se w16cid w16 w16cex w16sdtdh w16sdtfl w16du">
   <w:docDefaults>
     <w:rPrDefault>
       <w:rPr>
@@ -39794,7 +37883,7 @@
       </w:pPr>
     </w:pPrDefault>
   </w:docDefaults>
-  <w:latentStyles w:defLockedState="0" w:defUIPriority="99" w:defSemiHidden="0" w:defUnhideWhenUsed="0" w:defQFormat="0" w:count="375">
+  <w:latentStyles w:defLockedState="0" w:defUIPriority="99" w:defSemiHidden="0" w:defUnhideWhenUsed="0" w:defQFormat="0" w:count="376">
     <w:lsdException w:name="Normal" w:uiPriority="0" w:qFormat="1"/>
     <w:lsdException w:name="heading 1" w:uiPriority="9" w:qFormat="1"/>
     <w:lsdException w:name="heading 2" w:semiHidden="1" w:uiPriority="9" w:unhideWhenUsed="1" w:qFormat="1"/>
@@ -40170,6 +38259,7 @@
     <w:lsdException w:name="Smart Hyperlink" w:semiHidden="1" w:unhideWhenUsed="1"/>
     <w:lsdException w:name="Hashtag" w:semiHidden="1" w:unhideWhenUsed="1"/>
     <w:lsdException w:name="Unresolved Mention" w:semiHidden="1" w:unhideWhenUsed="1"/>
+    <w:lsdException w:name="Smart Link" w:semiHidden="1" w:unhideWhenUsed="1"/>
   </w:latentStyles>
   <w:style w:type="paragraph" w:default="1" w:styleId="Normal">
     <w:name w:val="Normal"/>
